--- a/fast_algorithms_in_protection_systems/Отчёты/Практическое занятие № 4/Практическое занятие № 4.docx
+++ b/fast_algorithms_in_protection_systems/Отчёты/Практическое занятие № 4/Практическое занятие № 4.docx
@@ -872,27 +872,7 @@
         <w:ind w:firstLine="720"/>
         <w:jc w:val="both"/>
         <w:rPr>
-          <w:rFonts w:ascii="Times New Roman" w:hAnsi="Times New Roman" w:cs="Times New Roman"/>
-          <w:sz w:val="28"/>
-          <w:szCs w:val="28"/>
-        </w:rPr>
-      </w:pPr>
-      <w:r>
-        <w:rPr>
           <w:rFonts w:ascii="Times New Roman" w:eastAsia="Arial Unicode MS" w:hAnsi="Times New Roman" w:cs="Times New Roman"/>
-          <w:sz w:val="28"/>
-          <w:szCs w:val="28"/>
-        </w:rPr>
-        <w:t>Определение: если a ≡ b (mod p), то b ≡ a (mod p).</w:t>
-      </w:r>
-    </w:p>
-    <w:p>
-      <w:pPr>
-        <w:spacing w:line="360" w:lineRule="auto"/>
-        <w:ind w:firstLine="720"/>
-        <w:jc w:val="both"/>
-        <w:rPr>
-          <w:rFonts w:ascii="Times New Roman" w:hAnsi="Times New Roman" w:cs="Times New Roman"/>
           <w:sz w:val="28"/>
           <w:szCs w:val="28"/>
         </w:rPr>
@@ -914,14 +894,52 @@
           <w:sz w:val="28"/>
           <w:szCs w:val="28"/>
         </w:rPr>
-        <w:lastRenderedPageBreak/>
-        <w:t>Пример: 12 ≡ 7 (mod 5), так как 12 − 7 = 5, и 5 | 5. Следовательно, 7 ≡ 12 (mod 5).</w:t>
-      </w:r>
-    </w:p>
-    <w:p>
-      <w:pPr>
-        <w:spacing w:line="360" w:lineRule="auto"/>
-        <w:ind w:firstLine="720"/>
+        <w:t>Определение: если a ≡ b (mod p), то b ≡ a (mod p).</w:t>
+      </w:r>
+      <w:r>
+        <w:rPr>
+          <w:rFonts w:ascii="Times New Roman" w:hAnsi="Times New Roman" w:cs="Times New Roman"/>
+          <w:sz w:val="28"/>
+          <w:szCs w:val="28"/>
+        </w:rPr>
+        <w:t xml:space="preserve"> </w:t>
+      </w:r>
+      <w:r>
+        <w:rPr>
+          <w:rFonts w:ascii="Times New Roman" w:eastAsia="Arial Unicode MS" w:hAnsi="Times New Roman" w:cs="Times New Roman"/>
+          <w:sz w:val="28"/>
+          <w:szCs w:val="28"/>
+        </w:rPr>
+        <w:t>Пример: 12 ≡ 7 (mod 5), так как 12 − 7 = 5, и 5 | 5. Следовательно, 7 ≡ 12</w:t>
+      </w:r>
+      <w:r>
+        <w:rPr>
+          <w:rFonts w:ascii="Times New Roman" w:eastAsia="Arial Unicode MS" w:hAnsi="Times New Roman" w:cs="Times New Roman"/>
+          <w:sz w:val="28"/>
+          <w:szCs w:val="28"/>
+        </w:rPr>
+        <w:t xml:space="preserve"> </w:t>
+      </w:r>
+      <w:r>
+        <w:rPr>
+          <w:rFonts w:ascii="Times New Roman" w:eastAsia="Arial Unicode MS" w:hAnsi="Times New Roman" w:cs="Times New Roman"/>
+          <w:sz w:val="28"/>
+          <w:szCs w:val="28"/>
+        </w:rPr>
+        <w:t>(mod 5).</w:t>
+      </w:r>
+      <w:r>
+        <w:rPr>
+          <w:rFonts w:ascii="Times New Roman" w:eastAsia="Arial Unicode MS" w:hAnsi="Times New Roman" w:cs="Times New Roman"/>
+          <w:sz w:val="28"/>
+          <w:szCs w:val="28"/>
+        </w:rPr>
+        <w:tab/>
+      </w:r>
+    </w:p>
+    <w:p>
+      <w:pPr>
+        <w:spacing w:line="360" w:lineRule="auto"/>
         <w:jc w:val="both"/>
         <w:rPr>
           <w:rFonts w:ascii="Times New Roman" w:hAnsi="Times New Roman" w:cs="Times New Roman"/>

--- a/fast_algorithms_in_protection_systems/Отчёты/Практическое занятие № 4/Практическое занятие № 4.docx
+++ b/fast_algorithms_in_protection_systems/Отчёты/Практическое занятие № 4/Практическое занятие № 4.docx
@@ -45,6 +45,12 @@
         <w:jc w:val="center"/>
       </w:pPr>
       <w:r>
+        <w:rPr>
+          <w:b/>
+          <w:bCs/>
+          <w:sz w:val="28"/>
+          <w:szCs w:val="28"/>
+        </w:rPr>
         <w:t>ФЕДЕРАЛЬНОЕ ГОСУДАРСТВЕННОЕ БЮДЖЕТНОЕ</w:t>
       </w:r>
     </w:p>
@@ -54,9 +60,21 @@
         <w:jc w:val="center"/>
       </w:pPr>
       <w:r>
+        <w:rPr>
+          <w:b/>
+          <w:bCs/>
+          <w:sz w:val="28"/>
+          <w:szCs w:val="28"/>
+        </w:rPr>
         <w:t>ОБРАЗОВАТЕЛЬНОЕ УЧРЕЖДЕНИЕ ВЫСШЕГО ОБРАЗОВАНИЯ</w:t>
       </w:r>
       <w:r>
+        <w:rPr>
+          <w:b/>
+          <w:bCs/>
+          <w:sz w:val="28"/>
+          <w:szCs w:val="28"/>
+        </w:rPr>
         <w:br/>
         <w:t>«ДОНСКОЙ ГОСУДАРСТВЕННЫЙ ТЕХНИЧЕСКИЙ УНИВЕРСИТЕТ»</w:t>
       </w:r>
@@ -67,6 +85,12 @@
         <w:jc w:val="center"/>
       </w:pPr>
       <w:r>
+        <w:rPr>
+          <w:b/>
+          <w:bCs/>
+          <w:sz w:val="28"/>
+          <w:szCs w:val="28"/>
+        </w:rPr>
         <w:t>(ДГТУ)</w:t>
       </w:r>
     </w:p>
@@ -335,6 +359,12 @@
         <w:tc>
           <w:tcPr>
             <w:tcW w:w="5103" w:type="dxa"/>
+            <w:tcBorders>
+              <w:top w:val="nil"/>
+              <w:left w:val="nil"/>
+              <w:bottom w:val="single" w:sz="4" w:space="0" w:color="auto"/>
+              <w:right w:val="nil"/>
+            </w:tcBorders>
           </w:tcPr>
           <w:p>
             <w:pPr>
@@ -355,6 +385,12 @@
         <w:tc>
           <w:tcPr>
             <w:tcW w:w="5103" w:type="dxa"/>
+            <w:tcBorders>
+              <w:top w:val="nil"/>
+              <w:left w:val="nil"/>
+              <w:bottom w:val="single" w:sz="4" w:space="0" w:color="auto"/>
+              <w:right w:val="nil"/>
+            </w:tcBorders>
           </w:tcPr>
           <w:p>
             <w:pPr>
@@ -375,6 +411,12 @@
         <w:tc>
           <w:tcPr>
             <w:tcW w:w="5103" w:type="dxa"/>
+            <w:tcBorders>
+              <w:top w:val="nil"/>
+              <w:left w:val="nil"/>
+              <w:bottom w:val="single" w:sz="4" w:space="0" w:color="auto"/>
+              <w:right w:val="nil"/>
+            </w:tcBorders>
           </w:tcPr>
           <w:p>
             <w:pPr>
@@ -395,6 +437,12 @@
         <w:tc>
           <w:tcPr>
             <w:tcW w:w="5103" w:type="dxa"/>
+            <w:tcBorders>
+              <w:top w:val="nil"/>
+              <w:left w:val="nil"/>
+              <w:bottom w:val="single" w:sz="4" w:space="0" w:color="auto"/>
+              <w:right w:val="nil"/>
+            </w:tcBorders>
           </w:tcPr>
           <w:p>
             <w:pPr>
@@ -415,6 +463,12 @@
         <w:tc>
           <w:tcPr>
             <w:tcW w:w="5103" w:type="dxa"/>
+            <w:tcBorders>
+              <w:top w:val="single" w:sz="4" w:space="0" w:color="auto"/>
+              <w:left w:val="nil"/>
+              <w:bottom w:val="nil"/>
+              <w:right w:val="nil"/>
+            </w:tcBorders>
           </w:tcPr>
           <w:p>
             <w:pPr>
@@ -463,6 +517,12 @@
         <w:tc>
           <w:tcPr>
             <w:tcW w:w="5103" w:type="dxa"/>
+            <w:tcBorders>
+              <w:top w:val="nil"/>
+              <w:left w:val="nil"/>
+              <w:bottom w:val="single" w:sz="4" w:space="0" w:color="auto"/>
+              <w:right w:val="nil"/>
+            </w:tcBorders>
           </w:tcPr>
           <w:p>
             <w:pPr>
@@ -483,6 +543,12 @@
         <w:tc>
           <w:tcPr>
             <w:tcW w:w="5103" w:type="dxa"/>
+            <w:tcBorders>
+              <w:top w:val="single" w:sz="4" w:space="0" w:color="auto"/>
+              <w:left w:val="nil"/>
+              <w:bottom w:val="nil"/>
+              <w:right w:val="nil"/>
+            </w:tcBorders>
           </w:tcPr>
           <w:p>
             <w:pPr>
@@ -598,49 +664,215 @@
       </w:pPr>
       <w:r>
         <w:rPr>
-          <w:rFonts w:ascii="Times New Roman" w:eastAsia="Arial Unicode MS" w:hAnsi="Times New Roman" w:cs="Times New Roman"/>
-          <w:sz w:val="28"/>
-          <w:szCs w:val="28"/>
-        </w:rPr>
-        <w:t xml:space="preserve"> Говорят, что два целых числа a и b сравнимы по модулю p, и это записывается как a ≡ b (mod p), если разность a − b делится на p без остатка, то есть p | (a − b).</w:t>
-      </w:r>
-    </w:p>
-    <w:p>
-      <w:pPr>
-        <w:spacing w:line="360" w:lineRule="auto"/>
-        <w:ind w:firstLine="720"/>
-        <w:jc w:val="both"/>
-        <w:rPr>
-          <w:rFonts w:ascii="Times New Roman" w:hAnsi="Times New Roman" w:cs="Times New Roman"/>
-          <w:sz w:val="28"/>
-          <w:szCs w:val="28"/>
-        </w:rPr>
-      </w:pPr>
-      <w:r>
-        <w:rPr>
-          <w:rFonts w:ascii="Times New Roman" w:eastAsia="Arial Unicode MS" w:hAnsi="Times New Roman" w:cs="Times New Roman"/>
-          <w:sz w:val="28"/>
-          <w:szCs w:val="28"/>
-        </w:rPr>
-        <w:t xml:space="preserve">Отношение сравнения по модулю p формирует классы эквивалентности, которые называются вычетами. Множество классов вычетов по модулю </w:t>
-      </w:r>
-      <w:proofErr w:type="gramStart"/>
-      <w:r>
-        <w:rPr>
-          <w:rFonts w:ascii="Times New Roman" w:eastAsia="Arial Unicode MS" w:hAnsi="Times New Roman" w:cs="Times New Roman"/>
-          <w:sz w:val="28"/>
-          <w:szCs w:val="28"/>
-        </w:rPr>
-        <w:t>n &gt;</w:t>
-      </w:r>
-      <w:proofErr w:type="gramEnd"/>
-      <w:r>
-        <w:rPr>
-          <w:rFonts w:ascii="Times New Roman" w:eastAsia="Arial Unicode MS" w:hAnsi="Times New Roman" w:cs="Times New Roman"/>
-          <w:sz w:val="28"/>
-          <w:szCs w:val="28"/>
-        </w:rPr>
-        <w:t xml:space="preserve"> 0 обозначается Zₙ и содержит ровно n элементов: {0, 1, …, n−1}. Над ними можно выполнять операции сложения, вычитания, умножения и возведения в степень.</w:t>
+          <w:rFonts w:ascii="Times New Roman" w:hAnsi="Times New Roman" w:eastAsia="Times New Roman" w:cs="Times New Roman"/>
+          <w:sz w:val="28"/>
+          <w:szCs w:val="28"/>
+        </w:rPr>
+        <w:t xml:space="preserve">Говорят, что два целых числа a и b сравнимы по модулю p, и это записывается как </w:t>
+      </w:r>
+      <m:oMath>
+        <m:r>
+          <m:t>a</m:t>
+        </m:r>
+        <m:r>
+          <m:t xml:space="preserve"> </m:t>
+        </m:r>
+        <m:r>
+          <m:t>≡</m:t>
+        </m:r>
+        <m:r>
+          <m:t xml:space="preserve"> </m:t>
+        </m:r>
+        <m:r>
+          <m:t>b</m:t>
+        </m:r>
+        <m:r>
+          <m:t xml:space="preserve"> </m:t>
+        </m:r>
+        <m:r>
+          <m:rPr>
+            <m:nor/>
+          </m:rPr>
+          <m:t>(</m:t>
+        </m:r>
+        <m:r>
+          <m:rPr>
+            <m:nor/>
+          </m:rPr>
+          <m:t>mod</m:t>
+        </m:r>
+        <m:r>
+          <m:t xml:space="preserve"> </m:t>
+        </m:r>
+        <m:r>
+          <m:t>p</m:t>
+        </m:r>
+        <m:r>
+          <m:rPr>
+            <m:nor/>
+          </m:rPr>
+          <m:t>)</m:t>
+        </m:r>
+      </m:oMath>
+      <w:r>
+        <w:rPr>
+          <w:rFonts w:ascii="Times New Roman" w:hAnsi="Times New Roman" w:eastAsia="Times New Roman" w:cs="Times New Roman"/>
+          <w:sz w:val="28"/>
+          <w:szCs w:val="28"/>
+        </w:rPr>
+        <w:t xml:space="preserve">, если разность a − b делится на p без остатка, то есть </w:t>
+      </w:r>
+      <m:oMath>
+        <m:r>
+          <m:t>p</m:t>
+        </m:r>
+        <m:r>
+          <m:t xml:space="preserve"> </m:t>
+        </m:r>
+        <m:r>
+          <m:t>|</m:t>
+        </m:r>
+        <m:r>
+          <m:t xml:space="preserve"> </m:t>
+        </m:r>
+        <m:r>
+          <m:rPr>
+            <m:nor/>
+          </m:rPr>
+          <m:t>(</m:t>
+        </m:r>
+        <m:r>
+          <m:t>a</m:t>
+        </m:r>
+        <m:r>
+          <m:t xml:space="preserve"> </m:t>
+        </m:r>
+        <m:r>
+          <m:t>−</m:t>
+        </m:r>
+        <m:r>
+          <m:t xml:space="preserve"> </m:t>
+        </m:r>
+        <m:r>
+          <m:t>b</m:t>
+        </m:r>
+        <m:r>
+          <m:rPr>
+            <m:nor/>
+          </m:rPr>
+          <m:t>)</m:t>
+        </m:r>
+      </m:oMath>
+      <w:r>
+        <w:rPr>
+          <w:rFonts w:ascii="Times New Roman" w:hAnsi="Times New Roman" w:eastAsia="Times New Roman" w:cs="Times New Roman"/>
+          <w:sz w:val="28"/>
+          <w:szCs w:val="28"/>
+        </w:rPr>
+        <w:t xml:space="preserve">.</w:t>
+      </w:r>
+    </w:p>
+    <w:p>
+      <w:pPr>
+        <w:spacing w:line="360" w:lineRule="auto"/>
+        <w:ind w:firstLine="720"/>
+        <w:jc w:val="both"/>
+        <w:rPr>
+          <w:rFonts w:ascii="Times New Roman" w:hAnsi="Times New Roman" w:cs="Times New Roman"/>
+          <w:sz w:val="28"/>
+          <w:szCs w:val="28"/>
+        </w:rPr>
+      </w:pPr>
+      <w:r>
+        <w:rPr>
+          <w:rFonts w:ascii="Times New Roman" w:hAnsi="Times New Roman" w:eastAsia="Times New Roman" w:cs="Times New Roman"/>
+          <w:sz w:val="28"/>
+          <w:szCs w:val="28"/>
+        </w:rPr>
+        <w:t xml:space="preserve">Отношение сравнения по модулю p формирует классы эквивалентности, которые называются вычетами. Множество классов вычетов по модулю n &gt; 0 обозначается </w:t>
+      </w:r>
+      <m:oMath>
+        <m:sSub>
+          <m:e>
+            <m:r>
+              <m:t>Z</m:t>
+            </m:r>
+          </m:e>
+          <m:sub>
+            <m:r>
+              <m:t>n</m:t>
+            </m:r>
+          </m:sub>
+        </m:sSub>
+      </m:oMath>
+      <w:r>
+        <w:rPr>
+          <w:rFonts w:ascii="Times New Roman" w:hAnsi="Times New Roman" w:eastAsia="Times New Roman" w:cs="Times New Roman"/>
+          <w:sz w:val="28"/>
+          <w:szCs w:val="28"/>
+        </w:rPr>
+        <w:t xml:space="preserve"> и содержит ровно n элементов: </w:t>
+      </w:r>
+      <m:oMath>
+        <m:r>
+          <m:t>{</m:t>
+        </m:r>
+        <m:r>
+          <m:rPr>
+            <m:nor/>
+          </m:rPr>
+          <m:t>0</m:t>
+        </m:r>
+        <m:r>
+          <m:t>,</m:t>
+        </m:r>
+        <m:r>
+          <m:t xml:space="preserve"> </m:t>
+        </m:r>
+        <m:r>
+          <m:rPr>
+            <m:nor/>
+          </m:rPr>
+          <m:t>1</m:t>
+        </m:r>
+        <m:r>
+          <m:t>,</m:t>
+        </m:r>
+        <m:r>
+          <m:t xml:space="preserve"> </m:t>
+        </m:r>
+        <m:r>
+          <m:t>…</m:t>
+        </m:r>
+        <m:r>
+          <m:t>,</m:t>
+        </m:r>
+        <m:r>
+          <m:t xml:space="preserve"> </m:t>
+        </m:r>
+        <m:r>
+          <m:t>n</m:t>
+        </m:r>
+        <m:r>
+          <m:t>−</m:t>
+        </m:r>
+        <m:r>
+          <m:rPr>
+            <m:nor/>
+          </m:rPr>
+          <m:t>1</m:t>
+        </m:r>
+        <m:r>
+          <m:t>}</m:t>
+        </m:r>
+      </m:oMath>
+      <w:r>
+        <w:rPr>
+          <w:rFonts w:ascii="Times New Roman" w:hAnsi="Times New Roman" w:eastAsia="Times New Roman" w:cs="Times New Roman"/>
+          <w:sz w:val="28"/>
+          <w:szCs w:val="28"/>
+        </w:rPr>
+        <w:t xml:space="preserve">. Над ними можно выполнять операции сложения, вычитания, умножения и возведения в степень.</w:t>
       </w:r>
     </w:p>
     <w:p>
@@ -676,71 +908,271 @@
       </w:pPr>
       <w:r>
         <w:rPr>
-          <w:rFonts w:ascii="Times New Roman" w:hAnsi="Times New Roman" w:cs="Times New Roman"/>
-          <w:sz w:val="28"/>
-          <w:szCs w:val="28"/>
-        </w:rPr>
-        <w:t>В множестве классов вычетов по модулю n = 7 (в Z₇):</w:t>
-      </w:r>
-    </w:p>
-    <w:p>
-      <w:pPr>
-        <w:spacing w:line="360" w:lineRule="auto"/>
-        <w:ind w:firstLine="720"/>
-        <w:jc w:val="both"/>
-        <w:rPr>
-          <w:rFonts w:ascii="Times New Roman" w:hAnsi="Times New Roman" w:cs="Times New Roman"/>
-          <w:sz w:val="28"/>
-          <w:szCs w:val="28"/>
-        </w:rPr>
-      </w:pPr>
-      <w:r>
-        <w:rPr>
-          <w:rFonts w:ascii="Times New Roman" w:hAnsi="Times New Roman" w:cs="Times New Roman"/>
-          <w:sz w:val="28"/>
-          <w:szCs w:val="28"/>
-        </w:rPr>
-        <w:t>2 × 5 = 10</w:t>
-      </w:r>
-    </w:p>
-    <w:p>
-      <w:pPr>
-        <w:spacing w:line="360" w:lineRule="auto"/>
-        <w:ind w:firstLine="720"/>
-        <w:jc w:val="both"/>
-        <w:rPr>
-          <w:rFonts w:ascii="Times New Roman" w:hAnsi="Times New Roman" w:cs="Times New Roman"/>
-          <w:sz w:val="28"/>
-          <w:szCs w:val="28"/>
-        </w:rPr>
-      </w:pPr>
-      <w:r>
-        <w:rPr>
-          <w:rFonts w:ascii="Times New Roman" w:hAnsi="Times New Roman" w:cs="Times New Roman"/>
-          <w:sz w:val="28"/>
-          <w:szCs w:val="28"/>
-        </w:rPr>
-        <w:t>10 mod 7 = 3</w:t>
-      </w:r>
-    </w:p>
-    <w:p>
-      <w:pPr>
-        <w:spacing w:line="360" w:lineRule="auto"/>
-        <w:ind w:firstLine="720"/>
-        <w:jc w:val="both"/>
-        <w:rPr>
-          <w:rFonts w:ascii="Times New Roman" w:hAnsi="Times New Roman" w:cs="Times New Roman"/>
-          <w:sz w:val="28"/>
-          <w:szCs w:val="28"/>
-        </w:rPr>
-      </w:pPr>
-      <w:r>
-        <w:rPr>
-          <w:rFonts w:ascii="Times New Roman" w:eastAsia="Arial Unicode MS" w:hAnsi="Times New Roman" w:cs="Times New Roman"/>
-          <w:sz w:val="28"/>
-          <w:szCs w:val="28"/>
-        </w:rPr>
-        <w:t>Таким образом, 2 × 5 ≡ 3 (mod 7).</w:t>
+          <w:rFonts w:ascii="Times New Roman" w:hAnsi="Times New Roman" w:eastAsia="Times New Roman" w:cs="Times New Roman"/>
+          <w:sz w:val="28"/>
+          <w:szCs w:val="28"/>
+        </w:rPr>
+        <w:t xml:space="preserve">В множестве классов вычетов по модулю </w:t>
+      </w:r>
+      <m:oMath>
+        <m:r>
+          <m:t>n</m:t>
+        </m:r>
+        <m:r>
+          <m:t xml:space="preserve"> </m:t>
+        </m:r>
+        <m:r>
+          <m:t>=</m:t>
+        </m:r>
+        <m:r>
+          <m:t xml:space="preserve"> </m:t>
+        </m:r>
+        <m:r>
+          <m:rPr>
+            <m:nor/>
+          </m:rPr>
+          <m:t>7</m:t>
+        </m:r>
+      </m:oMath>
+      <w:r>
+        <w:rPr>
+          <w:rFonts w:ascii="Times New Roman" w:hAnsi="Times New Roman" w:eastAsia="Times New Roman" w:cs="Times New Roman"/>
+          <w:sz w:val="28"/>
+          <w:szCs w:val="28"/>
+        </w:rPr>
+        <w:t xml:space="preserve"> (в </w:t>
+      </w:r>
+      <m:oMath>
+        <m:sSub>
+          <m:e>
+            <m:r>
+              <m:t>Z</m:t>
+            </m:r>
+          </m:e>
+          <m:sub>
+            <m:r>
+              <m:rPr>
+                <m:nor/>
+              </m:rPr>
+              <m:t>7</m:t>
+            </m:r>
+          </m:sub>
+        </m:sSub>
+      </m:oMath>
+      <w:r>
+        <w:rPr>
+          <w:rFonts w:ascii="Times New Roman" w:hAnsi="Times New Roman" w:eastAsia="Times New Roman" w:cs="Times New Roman"/>
+          <w:sz w:val="28"/>
+          <w:szCs w:val="28"/>
+        </w:rPr>
+        <w:t xml:space="preserve">):</w:t>
+      </w:r>
+    </w:p>
+    <w:p>
+      <w:pPr>
+        <w:spacing w:line="360" w:lineRule="auto"/>
+        <w:jc w:val="both"/>
+        <w:rPr>
+          <w:rFonts w:ascii="Times New Roman" w:hAnsi="Times New Roman" w:cs="Times New Roman"/>
+          <w:sz w:val="28"/>
+          <w:szCs w:val="28"/>
+        </w:rPr>
+      </w:pPr>
+      <m:oMathPara>
+        <m:oMathParaPr>
+          <m:jc m:val="center"/>
+        </m:oMathParaPr>
+        <m:oMath>
+          <m:r>
+            <m:rPr>
+              <m:nor/>
+            </m:rPr>
+            <m:t>2</m:t>
+          </m:r>
+          <m:r>
+            <m:t xml:space="preserve"> </m:t>
+          </m:r>
+          <m:r>
+            <m:t>·</m:t>
+          </m:r>
+          <m:r>
+            <m:t xml:space="preserve"> </m:t>
+          </m:r>
+          <m:r>
+            <m:rPr>
+              <m:nor/>
+            </m:rPr>
+            <m:t>5</m:t>
+          </m:r>
+          <m:r>
+            <m:t xml:space="preserve"> </m:t>
+          </m:r>
+          <m:r>
+            <m:t>=</m:t>
+          </m:r>
+          <m:r>
+            <m:t xml:space="preserve"> </m:t>
+          </m:r>
+          <m:r>
+            <m:rPr>
+              <m:nor/>
+            </m:rPr>
+            <m:t>10</m:t>
+          </m:r>
+        </m:oMath>
+      </m:oMathPara>
+    </w:p>
+    <w:p>
+      <w:pPr>
+        <w:spacing w:line="360" w:lineRule="auto"/>
+        <w:jc w:val="both"/>
+        <w:rPr>
+          <w:rFonts w:ascii="Times New Roman" w:hAnsi="Times New Roman" w:cs="Times New Roman"/>
+          <w:sz w:val="28"/>
+          <w:szCs w:val="28"/>
+        </w:rPr>
+      </w:pPr>
+      <m:oMathPara>
+        <m:oMathParaPr>
+          <m:jc m:val="center"/>
+        </m:oMathParaPr>
+        <m:oMath>
+          <m:r>
+            <m:rPr>
+              <m:nor/>
+            </m:rPr>
+            <m:t>10</m:t>
+          </m:r>
+          <m:r>
+            <m:t xml:space="preserve"> </m:t>
+          </m:r>
+          <m:r>
+            <m:rPr>
+              <m:nor/>
+            </m:rPr>
+            <m:t>mod</m:t>
+          </m:r>
+          <m:r>
+            <m:t xml:space="preserve"> </m:t>
+          </m:r>
+          <m:r>
+            <m:rPr>
+              <m:nor/>
+            </m:rPr>
+            <m:t>7</m:t>
+          </m:r>
+          <m:r>
+            <m:t xml:space="preserve"> </m:t>
+          </m:r>
+          <m:r>
+            <m:t>=</m:t>
+          </m:r>
+          <m:r>
+            <m:t xml:space="preserve"> </m:t>
+          </m:r>
+          <m:r>
+            <m:rPr>
+              <m:nor/>
+            </m:rPr>
+            <m:t>3</m:t>
+          </m:r>
+        </m:oMath>
+      </m:oMathPara>
+    </w:p>
+    <w:p>
+      <w:pPr>
+        <w:spacing w:line="360" w:lineRule="auto"/>
+        <w:ind w:firstLine="720"/>
+        <w:jc w:val="both"/>
+        <w:rPr>
+          <w:rFonts w:ascii="Times New Roman" w:hAnsi="Times New Roman" w:cs="Times New Roman"/>
+          <w:sz w:val="28"/>
+          <w:szCs w:val="28"/>
+        </w:rPr>
+      </w:pPr>
+      <w:r>
+        <w:rPr>
+          <w:rFonts w:ascii="Times New Roman" w:hAnsi="Times New Roman" w:eastAsia="Times New Roman" w:cs="Times New Roman"/>
+          <w:sz w:val="28"/>
+          <w:szCs w:val="28"/>
+        </w:rPr>
+        <w:t xml:space="preserve">Таким образом, </w:t>
+      </w:r>
+      <m:oMath>
+        <m:r>
+          <m:rPr>
+            <m:nor/>
+          </m:rPr>
+          <m:t>2</m:t>
+        </m:r>
+        <m:r>
+          <m:t xml:space="preserve"> </m:t>
+        </m:r>
+        <m:r>
+          <m:t>·</m:t>
+        </m:r>
+        <m:r>
+          <m:t xml:space="preserve"> </m:t>
+        </m:r>
+        <m:r>
+          <m:rPr>
+            <m:nor/>
+          </m:rPr>
+          <m:t>5</m:t>
+        </m:r>
+        <m:r>
+          <m:t xml:space="preserve"> </m:t>
+        </m:r>
+        <m:r>
+          <m:t>≡</m:t>
+        </m:r>
+        <m:r>
+          <m:t xml:space="preserve"> </m:t>
+        </m:r>
+        <m:r>
+          <m:rPr>
+            <m:nor/>
+          </m:rPr>
+          <m:t>3</m:t>
+        </m:r>
+        <m:r>
+          <m:t xml:space="preserve"> </m:t>
+        </m:r>
+        <m:r>
+          <m:rPr>
+            <m:nor/>
+          </m:rPr>
+          <m:t>(</m:t>
+        </m:r>
+        <m:r>
+          <m:rPr>
+            <m:nor/>
+          </m:rPr>
+          <m:t>mod</m:t>
+        </m:r>
+        <m:r>
+          <m:t xml:space="preserve"> </m:t>
+        </m:r>
+        <m:r>
+          <m:rPr>
+            <m:nor/>
+          </m:rPr>
+          <m:t>7</m:t>
+        </m:r>
+        <m:r>
+          <m:rPr>
+            <m:nor/>
+          </m:rPr>
+          <m:t>)</m:t>
+        </m:r>
+      </m:oMath>
+      <w:r>
+        <w:rPr>
+          <w:rFonts w:ascii="Times New Roman" w:hAnsi="Times New Roman" w:eastAsia="Times New Roman" w:cs="Times New Roman"/>
+          <w:sz w:val="28"/>
+          <w:szCs w:val="28"/>
+        </w:rPr>
+        <w:t xml:space="preserve">.</w:t>
       </w:r>
     </w:p>
     <w:p>
@@ -819,31 +1251,221 @@
       </w:pPr>
       <w:r>
         <w:rPr>
-          <w:rFonts w:ascii="Times New Roman" w:eastAsia="Arial Unicode MS" w:hAnsi="Times New Roman" w:cs="Times New Roman"/>
-          <w:sz w:val="28"/>
-          <w:szCs w:val="28"/>
-        </w:rPr>
-        <w:t>Определение: a ≡ a (mod p).</w:t>
-      </w:r>
-    </w:p>
-    <w:p>
-      <w:pPr>
-        <w:spacing w:line="360" w:lineRule="auto"/>
-        <w:ind w:firstLine="720"/>
-        <w:jc w:val="both"/>
-        <w:rPr>
-          <w:rFonts w:ascii="Times New Roman" w:hAnsi="Times New Roman" w:cs="Times New Roman"/>
-          <w:sz w:val="28"/>
-          <w:szCs w:val="28"/>
-        </w:rPr>
-      </w:pPr>
-      <w:r>
-        <w:rPr>
-          <w:rFonts w:ascii="Times New Roman" w:eastAsia="Arial Unicode MS" w:hAnsi="Times New Roman" w:cs="Times New Roman"/>
-          <w:sz w:val="28"/>
-          <w:szCs w:val="28"/>
-        </w:rPr>
-        <w:t>Пример: 12 ≡ 12 (mod 5), так как 12 − 12 = 0, и 5 | 0.</w:t>
+          <w:rFonts w:ascii="Times New Roman" w:hAnsi="Times New Roman" w:eastAsia="Times New Roman" w:cs="Times New Roman"/>
+          <w:sz w:val="28"/>
+          <w:szCs w:val="28"/>
+        </w:rPr>
+        <w:t xml:space="preserve">Определение: </w:t>
+      </w:r>
+      <m:oMath>
+        <m:r>
+          <m:t>a</m:t>
+        </m:r>
+        <m:r>
+          <m:t xml:space="preserve"> </m:t>
+        </m:r>
+        <m:r>
+          <m:t>≡</m:t>
+        </m:r>
+        <m:r>
+          <m:t xml:space="preserve"> </m:t>
+        </m:r>
+        <m:r>
+          <m:t>a</m:t>
+        </m:r>
+        <m:r>
+          <m:t xml:space="preserve"> </m:t>
+        </m:r>
+        <m:r>
+          <m:rPr>
+            <m:nor/>
+          </m:rPr>
+          <m:t>(</m:t>
+        </m:r>
+        <m:r>
+          <m:rPr>
+            <m:nor/>
+          </m:rPr>
+          <m:t>mod</m:t>
+        </m:r>
+        <m:r>
+          <m:t xml:space="preserve"> </m:t>
+        </m:r>
+        <m:r>
+          <m:t>p</m:t>
+        </m:r>
+        <m:r>
+          <m:rPr>
+            <m:nor/>
+          </m:rPr>
+          <m:t>)</m:t>
+        </m:r>
+      </m:oMath>
+      <w:r>
+        <w:rPr>
+          <w:rFonts w:ascii="Times New Roman" w:hAnsi="Times New Roman" w:eastAsia="Times New Roman" w:cs="Times New Roman"/>
+          <w:sz w:val="28"/>
+          <w:szCs w:val="28"/>
+        </w:rPr>
+        <w:t xml:space="preserve">.</w:t>
+      </w:r>
+    </w:p>
+    <w:p>
+      <w:pPr>
+        <w:spacing w:line="360" w:lineRule="auto"/>
+        <w:ind w:firstLine="720"/>
+        <w:jc w:val="both"/>
+        <w:rPr>
+          <w:rFonts w:ascii="Times New Roman" w:hAnsi="Times New Roman" w:cs="Times New Roman"/>
+          <w:sz w:val="28"/>
+          <w:szCs w:val="28"/>
+        </w:rPr>
+      </w:pPr>
+      <w:r>
+        <w:rPr>
+          <w:rFonts w:ascii="Times New Roman" w:hAnsi="Times New Roman" w:eastAsia="Times New Roman" w:cs="Times New Roman"/>
+          <w:sz w:val="28"/>
+          <w:szCs w:val="28"/>
+        </w:rPr>
+        <w:t xml:space="preserve">Пример: </w:t>
+      </w:r>
+      <m:oMath>
+        <m:r>
+          <m:rPr>
+            <m:nor/>
+          </m:rPr>
+          <m:t>12</m:t>
+        </m:r>
+        <m:r>
+          <m:t xml:space="preserve"> </m:t>
+        </m:r>
+        <m:r>
+          <m:t>≡</m:t>
+        </m:r>
+        <m:r>
+          <m:t xml:space="preserve"> </m:t>
+        </m:r>
+        <m:r>
+          <m:rPr>
+            <m:nor/>
+          </m:rPr>
+          <m:t>12</m:t>
+        </m:r>
+        <m:r>
+          <m:t xml:space="preserve"> </m:t>
+        </m:r>
+        <m:r>
+          <m:rPr>
+            <m:nor/>
+          </m:rPr>
+          <m:t>(</m:t>
+        </m:r>
+        <m:r>
+          <m:rPr>
+            <m:nor/>
+          </m:rPr>
+          <m:t>mod</m:t>
+        </m:r>
+        <m:r>
+          <m:t xml:space="preserve"> </m:t>
+        </m:r>
+        <m:r>
+          <m:rPr>
+            <m:nor/>
+          </m:rPr>
+          <m:t>5</m:t>
+        </m:r>
+        <m:r>
+          <m:rPr>
+            <m:nor/>
+          </m:rPr>
+          <m:t>)</m:t>
+        </m:r>
+      </m:oMath>
+      <w:r>
+        <w:rPr>
+          <w:rFonts w:ascii="Times New Roman" w:hAnsi="Times New Roman" w:eastAsia="Times New Roman" w:cs="Times New Roman"/>
+          <w:sz w:val="28"/>
+          <w:szCs w:val="28"/>
+        </w:rPr>
+        <w:t xml:space="preserve">, так как </w:t>
+      </w:r>
+      <m:oMath>
+        <m:r>
+          <m:rPr>
+            <m:nor/>
+          </m:rPr>
+          <m:t>12</m:t>
+        </m:r>
+        <m:r>
+          <m:t xml:space="preserve"> </m:t>
+        </m:r>
+        <m:r>
+          <m:t>−</m:t>
+        </m:r>
+        <m:r>
+          <m:t xml:space="preserve"> </m:t>
+        </m:r>
+        <m:r>
+          <m:rPr>
+            <m:nor/>
+          </m:rPr>
+          <m:t>12</m:t>
+        </m:r>
+        <m:r>
+          <m:t xml:space="preserve"> </m:t>
+        </m:r>
+        <m:r>
+          <m:t>=</m:t>
+        </m:r>
+        <m:r>
+          <m:t xml:space="preserve"> </m:t>
+        </m:r>
+        <m:r>
+          <m:rPr>
+            <m:nor/>
+          </m:rPr>
+          <m:t>0</m:t>
+        </m:r>
+      </m:oMath>
+      <w:r>
+        <w:rPr>
+          <w:rFonts w:ascii="Times New Roman" w:hAnsi="Times New Roman" w:eastAsia="Times New Roman" w:cs="Times New Roman"/>
+          <w:sz w:val="28"/>
+          <w:szCs w:val="28"/>
+        </w:rPr>
+        <w:t xml:space="preserve">, и </w:t>
+      </w:r>
+      <m:oMath>
+        <m:r>
+          <m:rPr>
+            <m:nor/>
+          </m:rPr>
+          <m:t>5</m:t>
+        </m:r>
+        <m:r>
+          <m:t xml:space="preserve"> </m:t>
+        </m:r>
+        <m:r>
+          <m:t>|</m:t>
+        </m:r>
+        <m:r>
+          <m:t xml:space="preserve"> </m:t>
+        </m:r>
+        <m:r>
+          <m:rPr>
+            <m:nor/>
+          </m:rPr>
+          <m:t>0</m:t>
+        </m:r>
+      </m:oMath>
+      <w:r>
+        <w:rPr>
+          <w:rFonts w:ascii="Times New Roman" w:hAnsi="Times New Roman" w:eastAsia="Times New Roman" w:cs="Times New Roman"/>
+          <w:sz w:val="28"/>
+          <w:szCs w:val="28"/>
+        </w:rPr>
+        <w:t xml:space="preserve">.</w:t>
       </w:r>
     </w:p>
     <w:p>
@@ -890,62 +1512,326 @@
       </w:pPr>
       <w:r>
         <w:rPr>
-          <w:rFonts w:ascii="Times New Roman" w:eastAsia="Arial Unicode MS" w:hAnsi="Times New Roman" w:cs="Times New Roman"/>
-          <w:sz w:val="28"/>
-          <w:szCs w:val="28"/>
-        </w:rPr>
-        <w:t>Определение: если a ≡ b (mod p), то b ≡ a (mod p).</w:t>
-      </w:r>
-      <w:r>
-        <w:rPr>
-          <w:rFonts w:ascii="Times New Roman" w:hAnsi="Times New Roman" w:cs="Times New Roman"/>
-          <w:sz w:val="28"/>
-          <w:szCs w:val="28"/>
-        </w:rPr>
-        <w:t xml:space="preserve"> </w:t>
-      </w:r>
-      <w:r>
-        <w:rPr>
-          <w:rFonts w:ascii="Times New Roman" w:eastAsia="Arial Unicode MS" w:hAnsi="Times New Roman" w:cs="Times New Roman"/>
-          <w:sz w:val="28"/>
-          <w:szCs w:val="28"/>
-        </w:rPr>
-        <w:t>Пример: 12 ≡ 7 (mod 5), так как 12 − 7 = 5, и 5 | 5. Следовательно, 7 ≡ 12</w:t>
-      </w:r>
-      <w:r>
-        <w:rPr>
-          <w:rFonts w:ascii="Times New Roman" w:eastAsia="Arial Unicode MS" w:hAnsi="Times New Roman" w:cs="Times New Roman"/>
-          <w:sz w:val="28"/>
-          <w:szCs w:val="28"/>
-        </w:rPr>
-        <w:t xml:space="preserve"> </w:t>
-      </w:r>
-      <w:r>
-        <w:rPr>
-          <w:rFonts w:ascii="Times New Roman" w:eastAsia="Arial Unicode MS" w:hAnsi="Times New Roman" w:cs="Times New Roman"/>
-          <w:sz w:val="28"/>
-          <w:szCs w:val="28"/>
-        </w:rPr>
-        <w:t>(mod 5).</w:t>
-      </w:r>
-      <w:r>
-        <w:rPr>
-          <w:rFonts w:ascii="Times New Roman" w:eastAsia="Arial Unicode MS" w:hAnsi="Times New Roman" w:cs="Times New Roman"/>
-          <w:sz w:val="28"/>
-          <w:szCs w:val="28"/>
-        </w:rPr>
-        <w:tab/>
-      </w:r>
-    </w:p>
-    <w:p>
-      <w:pPr>
-        <w:spacing w:line="360" w:lineRule="auto"/>
-        <w:jc w:val="both"/>
-        <w:rPr>
-          <w:rFonts w:ascii="Times New Roman" w:hAnsi="Times New Roman" w:cs="Times New Roman"/>
-          <w:sz w:val="28"/>
-          <w:szCs w:val="28"/>
-        </w:rPr>
+          <w:rFonts w:ascii="Times New Roman" w:hAnsi="Times New Roman" w:eastAsia="Times New Roman" w:cs="Times New Roman"/>
+          <w:sz w:val="28"/>
+          <w:szCs w:val="28"/>
+        </w:rPr>
+        <w:t xml:space="preserve">Определение: если </w:t>
+      </w:r>
+      <m:oMath>
+        <m:r>
+          <m:t>a</m:t>
+        </m:r>
+        <m:r>
+          <m:t xml:space="preserve"> </m:t>
+        </m:r>
+        <m:r>
+          <m:t>≡</m:t>
+        </m:r>
+        <m:r>
+          <m:t xml:space="preserve"> </m:t>
+        </m:r>
+        <m:r>
+          <m:t>b</m:t>
+        </m:r>
+        <m:r>
+          <m:t xml:space="preserve"> </m:t>
+        </m:r>
+        <m:r>
+          <m:rPr>
+            <m:nor/>
+          </m:rPr>
+          <m:t>(</m:t>
+        </m:r>
+        <m:r>
+          <m:rPr>
+            <m:nor/>
+          </m:rPr>
+          <m:t>mod</m:t>
+        </m:r>
+        <m:r>
+          <m:t xml:space="preserve"> </m:t>
+        </m:r>
+        <m:r>
+          <m:t>p</m:t>
+        </m:r>
+        <m:r>
+          <m:rPr>
+            <m:nor/>
+          </m:rPr>
+          <m:t>)</m:t>
+        </m:r>
+      </m:oMath>
+      <w:r>
+        <w:rPr>
+          <w:rFonts w:ascii="Times New Roman" w:hAnsi="Times New Roman" w:eastAsia="Times New Roman" w:cs="Times New Roman"/>
+          <w:sz w:val="28"/>
+          <w:szCs w:val="28"/>
+        </w:rPr>
+        <w:t xml:space="preserve">, то </w:t>
+      </w:r>
+      <m:oMath>
+        <m:r>
+          <m:t>b</m:t>
+        </m:r>
+        <m:r>
+          <m:t xml:space="preserve"> </m:t>
+        </m:r>
+        <m:r>
+          <m:t>≡</m:t>
+        </m:r>
+        <m:r>
+          <m:t xml:space="preserve"> </m:t>
+        </m:r>
+        <m:r>
+          <m:t>a</m:t>
+        </m:r>
+        <m:r>
+          <m:t xml:space="preserve"> </m:t>
+        </m:r>
+        <m:r>
+          <m:rPr>
+            <m:nor/>
+          </m:rPr>
+          <m:t>(</m:t>
+        </m:r>
+        <m:r>
+          <m:rPr>
+            <m:nor/>
+          </m:rPr>
+          <m:t>mod</m:t>
+        </m:r>
+        <m:r>
+          <m:t xml:space="preserve"> </m:t>
+        </m:r>
+        <m:r>
+          <m:t>p</m:t>
+        </m:r>
+        <m:r>
+          <m:rPr>
+            <m:nor/>
+          </m:rPr>
+          <m:t>)</m:t>
+        </m:r>
+      </m:oMath>
+      <w:r>
+        <w:rPr>
+          <w:rFonts w:ascii="Times New Roman" w:hAnsi="Times New Roman" w:eastAsia="Times New Roman" w:cs="Times New Roman"/>
+          <w:sz w:val="28"/>
+          <w:szCs w:val="28"/>
+        </w:rPr>
+        <w:t xml:space="preserve">. Пример: </w:t>
+      </w:r>
+      <m:oMath>
+        <m:r>
+          <m:rPr>
+            <m:nor/>
+          </m:rPr>
+          <m:t>12</m:t>
+        </m:r>
+        <m:r>
+          <m:t xml:space="preserve"> </m:t>
+        </m:r>
+        <m:r>
+          <m:t>≡</m:t>
+        </m:r>
+        <m:r>
+          <m:t xml:space="preserve"> </m:t>
+        </m:r>
+        <m:r>
+          <m:rPr>
+            <m:nor/>
+          </m:rPr>
+          <m:t>7</m:t>
+        </m:r>
+        <m:r>
+          <m:t xml:space="preserve"> </m:t>
+        </m:r>
+        <m:r>
+          <m:rPr>
+            <m:nor/>
+          </m:rPr>
+          <m:t>(</m:t>
+        </m:r>
+        <m:r>
+          <m:rPr>
+            <m:nor/>
+          </m:rPr>
+          <m:t>mod</m:t>
+        </m:r>
+        <m:r>
+          <m:t xml:space="preserve"> </m:t>
+        </m:r>
+        <m:r>
+          <m:rPr>
+            <m:nor/>
+          </m:rPr>
+          <m:t>5</m:t>
+        </m:r>
+        <m:r>
+          <m:rPr>
+            <m:nor/>
+          </m:rPr>
+          <m:t>)</m:t>
+        </m:r>
+      </m:oMath>
+      <w:r>
+        <w:rPr>
+          <w:rFonts w:ascii="Times New Roman" w:hAnsi="Times New Roman" w:eastAsia="Times New Roman" w:cs="Times New Roman"/>
+          <w:sz w:val="28"/>
+          <w:szCs w:val="28"/>
+        </w:rPr>
+        <w:t xml:space="preserve">, так как </w:t>
+      </w:r>
+      <m:oMath>
+        <m:r>
+          <m:rPr>
+            <m:nor/>
+          </m:rPr>
+          <m:t>12</m:t>
+        </m:r>
+        <m:r>
+          <m:t xml:space="preserve"> </m:t>
+        </m:r>
+        <m:r>
+          <m:t>−</m:t>
+        </m:r>
+        <m:r>
+          <m:t xml:space="preserve"> </m:t>
+        </m:r>
+        <m:r>
+          <m:rPr>
+            <m:nor/>
+          </m:rPr>
+          <m:t>7</m:t>
+        </m:r>
+        <m:r>
+          <m:t xml:space="preserve"> </m:t>
+        </m:r>
+        <m:r>
+          <m:t>=</m:t>
+        </m:r>
+        <m:r>
+          <m:t xml:space="preserve"> </m:t>
+        </m:r>
+        <m:r>
+          <m:rPr>
+            <m:nor/>
+          </m:rPr>
+          <m:t>5</m:t>
+        </m:r>
+      </m:oMath>
+      <w:r>
+        <w:rPr>
+          <w:rFonts w:ascii="Times New Roman" w:hAnsi="Times New Roman" w:eastAsia="Times New Roman" w:cs="Times New Roman"/>
+          <w:sz w:val="28"/>
+          <w:szCs w:val="28"/>
+        </w:rPr>
+        <w:t xml:space="preserve">, и </w:t>
+      </w:r>
+      <m:oMath>
+        <m:r>
+          <m:rPr>
+            <m:nor/>
+          </m:rPr>
+          <m:t>5</m:t>
+        </m:r>
+        <m:r>
+          <m:t xml:space="preserve"> </m:t>
+        </m:r>
+        <m:r>
+          <m:t>|</m:t>
+        </m:r>
+        <m:r>
+          <m:t xml:space="preserve"> </m:t>
+        </m:r>
+        <m:r>
+          <m:rPr>
+            <m:nor/>
+          </m:rPr>
+          <m:t>5</m:t>
+        </m:r>
+      </m:oMath>
+      <w:r>
+        <w:rPr>
+          <w:rFonts w:ascii="Times New Roman" w:hAnsi="Times New Roman" w:eastAsia="Times New Roman" w:cs="Times New Roman"/>
+          <w:sz w:val="28"/>
+          <w:szCs w:val="28"/>
+        </w:rPr>
+        <w:t xml:space="preserve">. Следовательно, </w:t>
+      </w:r>
+      <m:oMath>
+        <m:r>
+          <m:rPr>
+            <m:nor/>
+          </m:rPr>
+          <m:t>7</m:t>
+        </m:r>
+        <m:r>
+          <m:t xml:space="preserve"> </m:t>
+        </m:r>
+        <m:r>
+          <m:t>≡</m:t>
+        </m:r>
+        <m:r>
+          <m:t xml:space="preserve"> </m:t>
+        </m:r>
+        <m:r>
+          <m:rPr>
+            <m:nor/>
+          </m:rPr>
+          <m:t>12</m:t>
+        </m:r>
+        <m:r>
+          <m:t xml:space="preserve"> </m:t>
+        </m:r>
+        <m:r>
+          <m:rPr>
+            <m:nor/>
+          </m:rPr>
+          <m:t>(</m:t>
+        </m:r>
+        <m:r>
+          <m:rPr>
+            <m:nor/>
+          </m:rPr>
+          <m:t>mod</m:t>
+        </m:r>
+        <m:r>
+          <m:t xml:space="preserve"> </m:t>
+        </m:r>
+        <m:r>
+          <m:rPr>
+            <m:nor/>
+          </m:rPr>
+          <m:t>5</m:t>
+        </m:r>
+        <m:r>
+          <m:rPr>
+            <m:nor/>
+          </m:rPr>
+          <m:t>)</m:t>
+        </m:r>
+      </m:oMath>
+      <w:r>
+        <w:rPr>
+          <w:rFonts w:ascii="Times New Roman" w:hAnsi="Times New Roman" w:eastAsia="Times New Roman" w:cs="Times New Roman"/>
+          <w:sz w:val="28"/>
+          <w:szCs w:val="28"/>
+        </w:rPr>
+        <w:t xml:space="preserve">.</w:t>
+      </w:r>
+    </w:p>
+    <w:p>
+      <w:pPr>
+        <w:spacing w:line="360" w:lineRule="auto"/>
+        <w:jc w:val="both"/>
+        <w:rPr>
+          <w:rFonts w:ascii="Times New Roman" w:hAnsi="Times New Roman" w:cs="Times New Roman"/>
+          <w:sz w:val="28"/>
+          <w:szCs w:val="28"/>
+        </w:rPr>
+        <w:ind w:firstLine="720"/>
       </w:pPr>
       <w:r>
         <w:rPr>
@@ -970,31 +1856,370 @@
       </w:pPr>
       <w:r>
         <w:rPr>
-          <w:rFonts w:ascii="Times New Roman" w:eastAsia="Arial Unicode MS" w:hAnsi="Times New Roman" w:cs="Times New Roman"/>
-          <w:sz w:val="28"/>
-          <w:szCs w:val="28"/>
-        </w:rPr>
-        <w:t>Определение: если a ≡ b (mod p) и b ≡ c (mod p), то a ≡ c (mod p).</w:t>
-      </w:r>
-    </w:p>
-    <w:p>
-      <w:pPr>
-        <w:spacing w:line="360" w:lineRule="auto"/>
-        <w:ind w:firstLine="720"/>
-        <w:jc w:val="both"/>
-        <w:rPr>
-          <w:rFonts w:ascii="Times New Roman" w:hAnsi="Times New Roman" w:cs="Times New Roman"/>
-          <w:sz w:val="28"/>
-          <w:szCs w:val="28"/>
-        </w:rPr>
-      </w:pPr>
-      <w:r>
-        <w:rPr>
-          <w:rFonts w:ascii="Times New Roman" w:eastAsia="Arial Unicode MS" w:hAnsi="Times New Roman" w:cs="Times New Roman"/>
-          <w:sz w:val="28"/>
-          <w:szCs w:val="28"/>
-        </w:rPr>
-        <w:t>Пример: 12 ≡ 7 (mod 5) и 7 ≡ 2 (mod 5). Следовательно, 12 ≡ 2 (mod 5).</w:t>
+          <w:rFonts w:ascii="Times New Roman" w:hAnsi="Times New Roman" w:eastAsia="Times New Roman" w:cs="Times New Roman"/>
+          <w:sz w:val="28"/>
+          <w:szCs w:val="28"/>
+        </w:rPr>
+        <w:t xml:space="preserve">Определение: если </w:t>
+      </w:r>
+      <m:oMath>
+        <m:r>
+          <m:t>a</m:t>
+        </m:r>
+        <m:r>
+          <m:t xml:space="preserve"> </m:t>
+        </m:r>
+        <m:r>
+          <m:t>≡</m:t>
+        </m:r>
+        <m:r>
+          <m:t xml:space="preserve"> </m:t>
+        </m:r>
+        <m:r>
+          <m:t>b</m:t>
+        </m:r>
+        <m:r>
+          <m:t xml:space="preserve"> </m:t>
+        </m:r>
+        <m:r>
+          <m:rPr>
+            <m:nor/>
+          </m:rPr>
+          <m:t>(</m:t>
+        </m:r>
+        <m:r>
+          <m:rPr>
+            <m:nor/>
+          </m:rPr>
+          <m:t>mod</m:t>
+        </m:r>
+        <m:r>
+          <m:t xml:space="preserve"> </m:t>
+        </m:r>
+        <m:r>
+          <m:t>p</m:t>
+        </m:r>
+        <m:r>
+          <m:rPr>
+            <m:nor/>
+          </m:rPr>
+          <m:t>)</m:t>
+        </m:r>
+      </m:oMath>
+      <w:r>
+        <w:rPr>
+          <w:rFonts w:ascii="Times New Roman" w:hAnsi="Times New Roman" w:eastAsia="Times New Roman" w:cs="Times New Roman"/>
+          <w:sz w:val="28"/>
+          <w:szCs w:val="28"/>
+        </w:rPr>
+        <w:t xml:space="preserve"> и </w:t>
+      </w:r>
+      <m:oMath>
+        <m:r>
+          <m:t>b</m:t>
+        </m:r>
+        <m:r>
+          <m:t xml:space="preserve"> </m:t>
+        </m:r>
+        <m:r>
+          <m:t>≡</m:t>
+        </m:r>
+        <m:r>
+          <m:t xml:space="preserve"> </m:t>
+        </m:r>
+        <m:r>
+          <m:t>c</m:t>
+        </m:r>
+        <m:r>
+          <m:t xml:space="preserve"> </m:t>
+        </m:r>
+        <m:r>
+          <m:rPr>
+            <m:nor/>
+          </m:rPr>
+          <m:t>(</m:t>
+        </m:r>
+        <m:r>
+          <m:rPr>
+            <m:nor/>
+          </m:rPr>
+          <m:t>mod</m:t>
+        </m:r>
+        <m:r>
+          <m:t xml:space="preserve"> </m:t>
+        </m:r>
+        <m:r>
+          <m:t>p</m:t>
+        </m:r>
+        <m:r>
+          <m:rPr>
+            <m:nor/>
+          </m:rPr>
+          <m:t>)</m:t>
+        </m:r>
+      </m:oMath>
+      <w:r>
+        <w:rPr>
+          <w:rFonts w:ascii="Times New Roman" w:hAnsi="Times New Roman" w:eastAsia="Times New Roman" w:cs="Times New Roman"/>
+          <w:sz w:val="28"/>
+          <w:szCs w:val="28"/>
+        </w:rPr>
+        <w:t xml:space="preserve">, то </w:t>
+      </w:r>
+      <m:oMath>
+        <m:r>
+          <m:t>a</m:t>
+        </m:r>
+        <m:r>
+          <m:t xml:space="preserve"> </m:t>
+        </m:r>
+        <m:r>
+          <m:t>≡</m:t>
+        </m:r>
+        <m:r>
+          <m:t xml:space="preserve"> </m:t>
+        </m:r>
+        <m:r>
+          <m:t>c</m:t>
+        </m:r>
+        <m:r>
+          <m:t xml:space="preserve"> </m:t>
+        </m:r>
+        <m:r>
+          <m:rPr>
+            <m:nor/>
+          </m:rPr>
+          <m:t>(</m:t>
+        </m:r>
+        <m:r>
+          <m:rPr>
+            <m:nor/>
+          </m:rPr>
+          <m:t>mod</m:t>
+        </m:r>
+        <m:r>
+          <m:t xml:space="preserve"> </m:t>
+        </m:r>
+        <m:r>
+          <m:t>p</m:t>
+        </m:r>
+        <m:r>
+          <m:rPr>
+            <m:nor/>
+          </m:rPr>
+          <m:t>)</m:t>
+        </m:r>
+      </m:oMath>
+      <w:r>
+        <w:rPr>
+          <w:rFonts w:ascii="Times New Roman" w:hAnsi="Times New Roman" w:eastAsia="Times New Roman" w:cs="Times New Roman"/>
+          <w:sz w:val="28"/>
+          <w:szCs w:val="28"/>
+        </w:rPr>
+        <w:t xml:space="preserve">.</w:t>
+      </w:r>
+    </w:p>
+    <w:p>
+      <w:pPr>
+        <w:spacing w:line="360" w:lineRule="auto"/>
+        <w:ind w:firstLine="720"/>
+        <w:jc w:val="both"/>
+        <w:rPr>
+          <w:rFonts w:ascii="Times New Roman" w:hAnsi="Times New Roman" w:cs="Times New Roman"/>
+          <w:sz w:val="28"/>
+          <w:szCs w:val="28"/>
+        </w:rPr>
+      </w:pPr>
+      <w:r>
+        <w:rPr>
+          <w:rFonts w:ascii="Times New Roman" w:hAnsi="Times New Roman" w:eastAsia="Times New Roman" w:cs="Times New Roman"/>
+          <w:sz w:val="28"/>
+          <w:szCs w:val="28"/>
+        </w:rPr>
+        <w:t xml:space="preserve">Пример: </w:t>
+      </w:r>
+      <m:oMath>
+        <m:r>
+          <m:rPr>
+            <m:nor/>
+          </m:rPr>
+          <m:t>12</m:t>
+        </m:r>
+        <m:r>
+          <m:t xml:space="preserve"> </m:t>
+        </m:r>
+        <m:r>
+          <m:t>≡</m:t>
+        </m:r>
+        <m:r>
+          <m:t xml:space="preserve"> </m:t>
+        </m:r>
+        <m:r>
+          <m:rPr>
+            <m:nor/>
+          </m:rPr>
+          <m:t>7</m:t>
+        </m:r>
+        <m:r>
+          <m:t xml:space="preserve"> </m:t>
+        </m:r>
+        <m:r>
+          <m:rPr>
+            <m:nor/>
+          </m:rPr>
+          <m:t>(</m:t>
+        </m:r>
+        <m:r>
+          <m:rPr>
+            <m:nor/>
+          </m:rPr>
+          <m:t>mod</m:t>
+        </m:r>
+        <m:r>
+          <m:t xml:space="preserve"> </m:t>
+        </m:r>
+        <m:r>
+          <m:rPr>
+            <m:nor/>
+          </m:rPr>
+          <m:t>5</m:t>
+        </m:r>
+        <m:r>
+          <m:rPr>
+            <m:nor/>
+          </m:rPr>
+          <m:t>)</m:t>
+        </m:r>
+      </m:oMath>
+      <w:r>
+        <w:rPr>
+          <w:rFonts w:ascii="Times New Roman" w:hAnsi="Times New Roman" w:eastAsia="Times New Roman" w:cs="Times New Roman"/>
+          <w:sz w:val="28"/>
+          <w:szCs w:val="28"/>
+        </w:rPr>
+        <w:t xml:space="preserve"> и </w:t>
+      </w:r>
+      <m:oMath>
+        <m:r>
+          <m:rPr>
+            <m:nor/>
+          </m:rPr>
+          <m:t>7</m:t>
+        </m:r>
+        <m:r>
+          <m:t xml:space="preserve"> </m:t>
+        </m:r>
+        <m:r>
+          <m:t>≡</m:t>
+        </m:r>
+        <m:r>
+          <m:t xml:space="preserve"> </m:t>
+        </m:r>
+        <m:r>
+          <m:rPr>
+            <m:nor/>
+          </m:rPr>
+          <m:t>2</m:t>
+        </m:r>
+        <m:r>
+          <m:t xml:space="preserve"> </m:t>
+        </m:r>
+        <m:r>
+          <m:rPr>
+            <m:nor/>
+          </m:rPr>
+          <m:t>(</m:t>
+        </m:r>
+        <m:r>
+          <m:rPr>
+            <m:nor/>
+          </m:rPr>
+          <m:t>mod</m:t>
+        </m:r>
+        <m:r>
+          <m:t xml:space="preserve"> </m:t>
+        </m:r>
+        <m:r>
+          <m:rPr>
+            <m:nor/>
+          </m:rPr>
+          <m:t>5</m:t>
+        </m:r>
+        <m:r>
+          <m:rPr>
+            <m:nor/>
+          </m:rPr>
+          <m:t>)</m:t>
+        </m:r>
+      </m:oMath>
+      <w:r>
+        <w:rPr>
+          <w:rFonts w:ascii="Times New Roman" w:hAnsi="Times New Roman" w:eastAsia="Times New Roman" w:cs="Times New Roman"/>
+          <w:sz w:val="28"/>
+          <w:szCs w:val="28"/>
+        </w:rPr>
+        <w:t xml:space="preserve">. Следовательно, </w:t>
+      </w:r>
+      <m:oMath>
+        <m:r>
+          <m:rPr>
+            <m:nor/>
+          </m:rPr>
+          <m:t>12</m:t>
+        </m:r>
+        <m:r>
+          <m:t xml:space="preserve"> </m:t>
+        </m:r>
+        <m:r>
+          <m:t>≡</m:t>
+        </m:r>
+        <m:r>
+          <m:t xml:space="preserve"> </m:t>
+        </m:r>
+        <m:r>
+          <m:rPr>
+            <m:nor/>
+          </m:rPr>
+          <m:t>2</m:t>
+        </m:r>
+        <m:r>
+          <m:t xml:space="preserve"> </m:t>
+        </m:r>
+        <m:r>
+          <m:rPr>
+            <m:nor/>
+          </m:rPr>
+          <m:t>(</m:t>
+        </m:r>
+        <m:r>
+          <m:rPr>
+            <m:nor/>
+          </m:rPr>
+          <m:t>mod</m:t>
+        </m:r>
+        <m:r>
+          <m:t xml:space="preserve"> </m:t>
+        </m:r>
+        <m:r>
+          <m:rPr>
+            <m:nor/>
+          </m:rPr>
+          <m:t>5</m:t>
+        </m:r>
+        <m:r>
+          <m:rPr>
+            <m:nor/>
+          </m:rPr>
+          <m:t>)</m:t>
+        </m:r>
+      </m:oMath>
+      <w:r>
+        <w:rPr>
+          <w:rFonts w:ascii="Times New Roman" w:hAnsi="Times New Roman" w:eastAsia="Times New Roman" w:cs="Times New Roman"/>
+          <w:sz w:val="28"/>
+          <w:szCs w:val="28"/>
+        </w:rPr>
+        <w:t xml:space="preserve">.</w:t>
       </w:r>
     </w:p>
     <w:p>
@@ -1033,31 +2258,53 @@
       </w:pPr>
       <w:r>
         <w:rPr>
-          <w:rFonts w:ascii="Times New Roman" w:hAnsi="Times New Roman" w:cs="Times New Roman"/>
-          <w:sz w:val="28"/>
-          <w:szCs w:val="28"/>
-        </w:rPr>
-        <w:t>Множество классов вычетов по модулю n (Zₙ) образует алгебраическую структуру, которая называется кольцом.</w:t>
-      </w:r>
-    </w:p>
-    <w:p>
-      <w:pPr>
-        <w:spacing w:line="360" w:lineRule="auto"/>
-        <w:ind w:firstLine="720"/>
-        <w:jc w:val="both"/>
-        <w:rPr>
-          <w:rFonts w:ascii="Times New Roman" w:hAnsi="Times New Roman" w:cs="Times New Roman"/>
-          <w:sz w:val="28"/>
-          <w:szCs w:val="28"/>
-        </w:rPr>
-      </w:pPr>
-      <w:r>
-        <w:rPr>
-          <w:rFonts w:ascii="Times New Roman" w:hAnsi="Times New Roman" w:cs="Times New Roman"/>
-          <w:sz w:val="28"/>
-          <w:szCs w:val="28"/>
-        </w:rPr>
-        <w:t xml:space="preserve"> Кольцом K называется непустое множество элементов, на котором определены две арифметические операции (сложение и умножение), относительно которых выполняются следующие свойства:</w:t>
+          <w:rFonts w:ascii="Times New Roman" w:hAnsi="Times New Roman" w:eastAsia="Times New Roman" w:cs="Times New Roman"/>
+          <w:sz w:val="28"/>
+          <w:szCs w:val="28"/>
+        </w:rPr>
+        <w:t xml:space="preserve">Множество классов вычетов по модулю n (</w:t>
+      </w:r>
+      <m:oMath>
+        <m:sSub>
+          <m:e>
+            <m:r>
+              <m:t>Z</m:t>
+            </m:r>
+          </m:e>
+          <m:sub>
+            <m:r>
+              <m:t>n</m:t>
+            </m:r>
+          </m:sub>
+        </m:sSub>
+      </m:oMath>
+      <w:r>
+        <w:rPr>
+          <w:rFonts w:ascii="Times New Roman" w:hAnsi="Times New Roman" w:eastAsia="Times New Roman" w:cs="Times New Roman"/>
+          <w:sz w:val="28"/>
+          <w:szCs w:val="28"/>
+        </w:rPr>
+        <w:t xml:space="preserve">) образует алгебраическую структуру, которая называется кольцом.</w:t>
+      </w:r>
+    </w:p>
+    <w:p>
+      <w:pPr>
+        <w:spacing w:line="360" w:lineRule="auto"/>
+        <w:ind w:firstLine="720"/>
+        <w:jc w:val="both"/>
+        <w:rPr>
+          <w:rFonts w:ascii="Times New Roman" w:hAnsi="Times New Roman" w:cs="Times New Roman"/>
+          <w:sz w:val="28"/>
+          <w:szCs w:val="28"/>
+        </w:rPr>
+      </w:pPr>
+      <w:r>
+        <w:rPr>
+          <w:rFonts w:ascii="Times New Roman" w:hAnsi="Times New Roman" w:cs="Times New Roman"/>
+          <w:sz w:val="28"/>
+          <w:szCs w:val="28"/>
+        </w:rPr>
+        <w:t xml:space="preserve">Кольцом K называется непустое множество элементов, на котором определены две арифметические операции (сложение и умножение), относительно которых выполняются следующие свойства:</w:t>
       </w:r>
     </w:p>
     <w:p>
@@ -1091,29 +2338,169 @@
           <w:szCs w:val="28"/>
         </w:rPr>
       </w:pPr>
-      <w:r>
-        <w:rPr>
-          <w:rFonts w:ascii="Times New Roman" w:eastAsia="Arial Unicode MS" w:hAnsi="Times New Roman" w:cs="Times New Roman"/>
-          <w:sz w:val="28"/>
-          <w:szCs w:val="28"/>
-        </w:rPr>
-        <w:t xml:space="preserve">(a + (b + c)) = ((a + b) + c) для любых a, b, c </w:t>
-      </w:r>
-      <w:r>
-        <w:rPr>
-          <w:rFonts w:ascii="Cambria Math" w:eastAsia="Arial Unicode MS" w:hAnsi="Cambria Math" w:cs="Cambria Math"/>
-          <w:sz w:val="28"/>
-          <w:szCs w:val="28"/>
-        </w:rPr>
-        <w:t>∈</w:t>
-      </w:r>
-      <w:r>
-        <w:rPr>
-          <w:rFonts w:ascii="Times New Roman" w:eastAsia="Arial Unicode MS" w:hAnsi="Times New Roman" w:cs="Times New Roman"/>
-          <w:sz w:val="28"/>
-          <w:szCs w:val="28"/>
-        </w:rPr>
-        <w:t xml:space="preserve"> K.</w:t>
+      <m:oMath>
+        <m:r>
+          <m:rPr>
+            <m:nor/>
+          </m:rPr>
+          <m:t>(</m:t>
+        </m:r>
+        <m:r>
+          <m:t>a</m:t>
+        </m:r>
+        <m:r>
+          <m:t xml:space="preserve"> </m:t>
+        </m:r>
+        <m:r>
+          <m:t>+</m:t>
+        </m:r>
+        <m:r>
+          <m:t xml:space="preserve"> </m:t>
+        </m:r>
+        <m:r>
+          <m:rPr>
+            <m:nor/>
+          </m:rPr>
+          <m:t>(</m:t>
+        </m:r>
+        <m:r>
+          <m:t>b</m:t>
+        </m:r>
+        <m:r>
+          <m:t xml:space="preserve"> </m:t>
+        </m:r>
+        <m:r>
+          <m:t>+</m:t>
+        </m:r>
+        <m:r>
+          <m:t xml:space="preserve"> </m:t>
+        </m:r>
+        <m:r>
+          <m:t>c</m:t>
+        </m:r>
+        <m:r>
+          <m:rPr>
+            <m:nor/>
+          </m:rPr>
+          <m:t>)</m:t>
+        </m:r>
+        <m:r>
+          <m:rPr>
+            <m:nor/>
+          </m:rPr>
+          <m:t>)</m:t>
+        </m:r>
+        <m:r>
+          <m:t xml:space="preserve"> </m:t>
+        </m:r>
+        <m:r>
+          <m:t>=</m:t>
+        </m:r>
+        <m:r>
+          <m:t xml:space="preserve"> </m:t>
+        </m:r>
+        <m:r>
+          <m:rPr>
+            <m:nor/>
+          </m:rPr>
+          <m:t>(</m:t>
+        </m:r>
+        <m:r>
+          <m:rPr>
+            <m:nor/>
+          </m:rPr>
+          <m:t>(</m:t>
+        </m:r>
+        <m:r>
+          <m:t>a</m:t>
+        </m:r>
+        <m:r>
+          <m:t xml:space="preserve"> </m:t>
+        </m:r>
+        <m:r>
+          <m:t>+</m:t>
+        </m:r>
+        <m:r>
+          <m:t xml:space="preserve"> </m:t>
+        </m:r>
+        <m:r>
+          <m:t>b</m:t>
+        </m:r>
+        <m:r>
+          <m:rPr>
+            <m:nor/>
+          </m:rPr>
+          <m:t>)</m:t>
+        </m:r>
+        <m:r>
+          <m:t xml:space="preserve"> </m:t>
+        </m:r>
+        <m:r>
+          <m:t>+</m:t>
+        </m:r>
+        <m:r>
+          <m:t xml:space="preserve"> </m:t>
+        </m:r>
+        <m:r>
+          <m:t>c</m:t>
+        </m:r>
+        <m:r>
+          <m:rPr>
+            <m:nor/>
+          </m:rPr>
+          <m:t>)</m:t>
+        </m:r>
+      </m:oMath>
+      <w:r>
+        <w:rPr>
+          <w:rFonts w:ascii="Times New Roman" w:hAnsi="Times New Roman" w:eastAsia="Times New Roman" w:cs="Times New Roman"/>
+          <w:sz w:val="28"/>
+          <w:szCs w:val="28"/>
+        </w:rPr>
+        <w:t xml:space="preserve"> для любых </w:t>
+      </w:r>
+      <m:oMath>
+        <m:r>
+          <m:t>a</m:t>
+        </m:r>
+        <m:r>
+          <m:t>,</m:t>
+        </m:r>
+        <m:r>
+          <m:t xml:space="preserve"> </m:t>
+        </m:r>
+        <m:r>
+          <m:t>b</m:t>
+        </m:r>
+        <m:r>
+          <m:t>,</m:t>
+        </m:r>
+        <m:r>
+          <m:t xml:space="preserve"> </m:t>
+        </m:r>
+        <m:r>
+          <m:t>c</m:t>
+        </m:r>
+        <m:r>
+          <m:t xml:space="preserve"> </m:t>
+        </m:r>
+        <m:r>
+          <m:t>∈</m:t>
+        </m:r>
+        <m:r>
+          <m:t xml:space="preserve"> </m:t>
+        </m:r>
+        <m:r>
+          <m:t>K</m:t>
+        </m:r>
+      </m:oMath>
+      <w:r>
+        <w:rPr>
+          <w:rFonts w:ascii="Times New Roman" w:hAnsi="Times New Roman" w:eastAsia="Times New Roman" w:cs="Times New Roman"/>
+          <w:sz w:val="28"/>
+          <w:szCs w:val="28"/>
+        </w:rPr>
+        <w:t xml:space="preserve">.</w:t>
       </w:r>
     </w:p>
     <w:p>
@@ -1149,155 +2536,440 @@
       </w:pPr>
       <w:r>
         <w:rPr>
-          <w:rFonts w:ascii="Times New Roman" w:eastAsia="Arial Unicode MS" w:hAnsi="Times New Roman" w:cs="Times New Roman"/>
-          <w:sz w:val="28"/>
-          <w:szCs w:val="28"/>
-        </w:rPr>
-        <w:t xml:space="preserve">Существует элемент 0 </w:t>
-      </w:r>
-      <w:r>
-        <w:rPr>
-          <w:rFonts w:ascii="Cambria Math" w:eastAsia="Arial Unicode MS" w:hAnsi="Cambria Math" w:cs="Cambria Math"/>
-          <w:sz w:val="28"/>
-          <w:szCs w:val="28"/>
-        </w:rPr>
-        <w:t>∈</w:t>
-      </w:r>
-      <w:r>
-        <w:rPr>
-          <w:rFonts w:ascii="Times New Roman" w:eastAsia="Arial Unicode MS" w:hAnsi="Times New Roman" w:cs="Times New Roman"/>
-          <w:sz w:val="28"/>
-          <w:szCs w:val="28"/>
-        </w:rPr>
-        <w:t xml:space="preserve"> K, такой что a + 0 = a для любого a </w:t>
-      </w:r>
-      <w:r>
-        <w:rPr>
-          <w:rFonts w:ascii="Cambria Math" w:eastAsia="Arial Unicode MS" w:hAnsi="Cambria Math" w:cs="Cambria Math"/>
-          <w:sz w:val="28"/>
-          <w:szCs w:val="28"/>
-        </w:rPr>
-        <w:t>∈</w:t>
-      </w:r>
-      <w:r>
-        <w:rPr>
-          <w:rFonts w:ascii="Times New Roman" w:eastAsia="Arial Unicode MS" w:hAnsi="Times New Roman" w:cs="Times New Roman"/>
-          <w:sz w:val="28"/>
-          <w:szCs w:val="28"/>
-        </w:rPr>
-        <w:t xml:space="preserve"> K.</w:t>
-      </w:r>
-    </w:p>
-    <w:p>
-      <w:pPr>
-        <w:spacing w:line="360" w:lineRule="auto"/>
-        <w:ind w:firstLine="720"/>
-        <w:jc w:val="both"/>
-        <w:rPr>
-          <w:rFonts w:ascii="Times New Roman" w:hAnsi="Times New Roman" w:cs="Times New Roman"/>
-          <w:sz w:val="28"/>
-          <w:szCs w:val="28"/>
-        </w:rPr>
-      </w:pPr>
-      <w:r>
-        <w:rPr>
-          <w:rFonts w:ascii="Times New Roman" w:hAnsi="Times New Roman" w:cs="Times New Roman"/>
-          <w:sz w:val="28"/>
-          <w:szCs w:val="28"/>
-        </w:rPr>
-        <w:t>3. 3. Существование обратного элемента:</w:t>
-      </w:r>
-    </w:p>
-    <w:p>
-      <w:pPr>
-        <w:spacing w:line="360" w:lineRule="auto"/>
-        <w:ind w:firstLine="720"/>
-        <w:jc w:val="both"/>
-        <w:rPr>
-          <w:rFonts w:ascii="Times New Roman" w:hAnsi="Times New Roman" w:cs="Times New Roman"/>
-          <w:sz w:val="28"/>
-          <w:szCs w:val="28"/>
-        </w:rPr>
-      </w:pPr>
-      <w:r>
-        <w:rPr>
-          <w:rFonts w:ascii="Times New Roman" w:eastAsia="Arial Unicode MS" w:hAnsi="Times New Roman" w:cs="Times New Roman"/>
-          <w:sz w:val="28"/>
-          <w:szCs w:val="28"/>
-        </w:rPr>
-        <w:t xml:space="preserve">Для каждого a </w:t>
-      </w:r>
-      <w:r>
-        <w:rPr>
-          <w:rFonts w:ascii="Cambria Math" w:eastAsia="Arial Unicode MS" w:hAnsi="Cambria Math" w:cs="Cambria Math"/>
-          <w:sz w:val="28"/>
-          <w:szCs w:val="28"/>
-        </w:rPr>
-        <w:t>∈</w:t>
-      </w:r>
-      <w:r>
-        <w:rPr>
-          <w:rFonts w:ascii="Times New Roman" w:eastAsia="Arial Unicode MS" w:hAnsi="Times New Roman" w:cs="Times New Roman"/>
-          <w:sz w:val="28"/>
-          <w:szCs w:val="28"/>
-        </w:rPr>
-        <w:t xml:space="preserve"> K существует элемент (−a), такой что a + (−a) = 0.</w:t>
-      </w:r>
-    </w:p>
-    <w:p>
-      <w:pPr>
-        <w:spacing w:line="360" w:lineRule="auto"/>
-        <w:ind w:firstLine="720"/>
-        <w:jc w:val="both"/>
-        <w:rPr>
-          <w:rFonts w:ascii="Times New Roman" w:hAnsi="Times New Roman" w:cs="Times New Roman"/>
-          <w:sz w:val="28"/>
-          <w:szCs w:val="28"/>
-        </w:rPr>
-      </w:pPr>
-      <w:r>
-        <w:rPr>
-          <w:rFonts w:ascii="Times New Roman" w:hAnsi="Times New Roman" w:cs="Times New Roman"/>
-          <w:sz w:val="28"/>
-          <w:szCs w:val="28"/>
-        </w:rPr>
-        <w:t>4. 4. Ассоциативность по умножению:</w:t>
-      </w:r>
-    </w:p>
-    <w:p>
-      <w:pPr>
-        <w:spacing w:line="360" w:lineRule="auto"/>
-        <w:ind w:firstLine="720"/>
-        <w:jc w:val="both"/>
-        <w:rPr>
-          <w:rFonts w:ascii="Times New Roman" w:hAnsi="Times New Roman" w:cs="Times New Roman"/>
-          <w:sz w:val="28"/>
-          <w:szCs w:val="28"/>
-        </w:rPr>
-      </w:pPr>
-      <w:r>
-        <w:rPr>
-          <w:rFonts w:ascii="Times New Roman" w:eastAsia="Arial Unicode MS" w:hAnsi="Times New Roman" w:cs="Times New Roman"/>
-          <w:sz w:val="28"/>
-          <w:szCs w:val="28"/>
-        </w:rPr>
-        <w:t xml:space="preserve">a × (b × c) = (a × b) × c для любых a, b, c </w:t>
-      </w:r>
-      <w:r>
-        <w:rPr>
-          <w:rFonts w:ascii="Cambria Math" w:eastAsia="Arial Unicode MS" w:hAnsi="Cambria Math" w:cs="Cambria Math"/>
-          <w:sz w:val="28"/>
-          <w:szCs w:val="28"/>
-        </w:rPr>
-        <w:t>∈</w:t>
-      </w:r>
-      <w:r>
-        <w:rPr>
-          <w:rFonts w:ascii="Times New Roman" w:eastAsia="Arial Unicode MS" w:hAnsi="Times New Roman" w:cs="Times New Roman"/>
-          <w:sz w:val="28"/>
-          <w:szCs w:val="28"/>
-        </w:rPr>
-        <w:t xml:space="preserve"> K.</w:t>
+          <w:rFonts w:ascii="Times New Roman" w:hAnsi="Times New Roman" w:eastAsia="Times New Roman" w:cs="Times New Roman"/>
+          <w:sz w:val="28"/>
+          <w:szCs w:val="28"/>
+        </w:rPr>
+        <w:t xml:space="preserve">Существует элемент </w:t>
+      </w:r>
+      <m:oMath>
+        <m:r>
+          <m:rPr>
+            <m:nor/>
+          </m:rPr>
+          <m:t>0</m:t>
+        </m:r>
+        <m:r>
+          <m:t xml:space="preserve"> </m:t>
+        </m:r>
+        <m:r>
+          <m:t>∈</m:t>
+        </m:r>
+        <m:r>
+          <m:t xml:space="preserve"> </m:t>
+        </m:r>
+        <m:r>
+          <m:t>K</m:t>
+        </m:r>
+      </m:oMath>
+      <w:r>
+        <w:rPr>
+          <w:rFonts w:ascii="Times New Roman" w:hAnsi="Times New Roman" w:eastAsia="Times New Roman" w:cs="Times New Roman"/>
+          <w:sz w:val="28"/>
+          <w:szCs w:val="28"/>
+        </w:rPr>
+        <w:t xml:space="preserve">, такой что </w:t>
+      </w:r>
+      <m:oMath>
+        <m:r>
+          <m:t>a</m:t>
+        </m:r>
+        <m:r>
+          <m:t xml:space="preserve"> </m:t>
+        </m:r>
+        <m:r>
+          <m:t>+</m:t>
+        </m:r>
+        <m:r>
+          <m:t xml:space="preserve"> </m:t>
+        </m:r>
+        <m:r>
+          <m:rPr>
+            <m:nor/>
+          </m:rPr>
+          <m:t>0</m:t>
+        </m:r>
+        <m:r>
+          <m:t xml:space="preserve"> </m:t>
+        </m:r>
+        <m:r>
+          <m:t>=</m:t>
+        </m:r>
+        <m:r>
+          <m:t xml:space="preserve"> </m:t>
+        </m:r>
+        <m:r>
+          <m:t>a</m:t>
+        </m:r>
+      </m:oMath>
+      <w:r>
+        <w:rPr>
+          <w:rFonts w:ascii="Times New Roman" w:hAnsi="Times New Roman" w:eastAsia="Times New Roman" w:cs="Times New Roman"/>
+          <w:sz w:val="28"/>
+          <w:szCs w:val="28"/>
+        </w:rPr>
+        <w:t xml:space="preserve"> для любого </w:t>
+      </w:r>
+      <m:oMath>
+        <m:r>
+          <m:t>a</m:t>
+        </m:r>
+        <m:r>
+          <m:t xml:space="preserve"> </m:t>
+        </m:r>
+        <m:r>
+          <m:t>∈</m:t>
+        </m:r>
+        <m:r>
+          <m:t xml:space="preserve"> </m:t>
+        </m:r>
+        <m:r>
+          <m:t>K</m:t>
+        </m:r>
+      </m:oMath>
+      <w:r>
+        <w:rPr>
+          <w:rFonts w:ascii="Times New Roman" w:hAnsi="Times New Roman" w:eastAsia="Times New Roman" w:cs="Times New Roman"/>
+          <w:sz w:val="28"/>
+          <w:szCs w:val="28"/>
+        </w:rPr>
+        <w:t xml:space="preserve">.</w:t>
+      </w:r>
+    </w:p>
+    <w:p>
+      <w:pPr>
+        <w:spacing w:line="360" w:lineRule="auto"/>
+        <w:ind w:firstLine="720"/>
+        <w:jc w:val="both"/>
+        <w:rPr>
+          <w:rFonts w:ascii="Times New Roman" w:hAnsi="Times New Roman" w:cs="Times New Roman"/>
+          <w:sz w:val="28"/>
+          <w:szCs w:val="28"/>
+        </w:rPr>
+      </w:pPr>
+      <w:r>
+        <w:rPr>
+          <w:rFonts w:ascii="Times New Roman" w:hAnsi="Times New Roman" w:eastAsia="Times New Roman" w:cs="Times New Roman"/>
+          <w:sz w:val="28"/>
+          <w:szCs w:val="28"/>
+        </w:rPr>
+        <w:t xml:space="preserve">3. Существование</w:t>
+      </w:r>
+      <w:r>
+        <w:rPr>
+          <w:rFonts w:ascii="Times New Roman" w:hAnsi="Times New Roman" w:eastAsia="Times New Roman" w:cs="Times New Roman"/>
+          <w:sz w:val="28"/>
+          <w:szCs w:val="28"/>
+        </w:rPr>
+        <w:t xml:space="preserve"> обратного элемента:</w:t>
+      </w:r>
+    </w:p>
+    <w:p>
+      <w:pPr>
+        <w:spacing w:line="360" w:lineRule="auto"/>
+        <w:ind w:firstLine="720"/>
+        <w:jc w:val="both"/>
+        <w:rPr>
+          <w:rFonts w:ascii="Times New Roman" w:hAnsi="Times New Roman" w:cs="Times New Roman"/>
+          <w:sz w:val="28"/>
+          <w:szCs w:val="28"/>
+        </w:rPr>
+      </w:pPr>
+      <w:r>
+        <w:rPr>
+          <w:rFonts w:ascii="Times New Roman" w:hAnsi="Times New Roman" w:eastAsia="Times New Roman" w:cs="Times New Roman"/>
+          <w:sz w:val="28"/>
+          <w:szCs w:val="28"/>
+        </w:rPr>
+        <w:t xml:space="preserve">Для каждого </w:t>
+      </w:r>
+      <m:oMath>
+        <m:r>
+          <m:t>a</m:t>
+        </m:r>
+        <m:r>
+          <m:t xml:space="preserve"> </m:t>
+        </m:r>
+        <m:r>
+          <m:t>∈</m:t>
+        </m:r>
+        <m:r>
+          <m:t xml:space="preserve"> </m:t>
+        </m:r>
+        <m:r>
+          <m:t>K</m:t>
+        </m:r>
+      </m:oMath>
+      <w:r>
+        <w:rPr>
+          <w:rFonts w:ascii="Times New Roman" w:hAnsi="Times New Roman" w:eastAsia="Times New Roman" w:cs="Times New Roman"/>
+          <w:sz w:val="28"/>
+          <w:szCs w:val="28"/>
+        </w:rPr>
+        <w:t xml:space="preserve"> существует элемент </w:t>
+      </w:r>
+      <m:oMath>
+        <m:r>
+          <m:rPr>
+            <m:nor/>
+          </m:rPr>
+          <m:t>(</m:t>
+        </m:r>
+        <m:r>
+          <m:t>−</m:t>
+        </m:r>
+        <m:r>
+          <m:t>a</m:t>
+        </m:r>
+        <m:r>
+          <m:rPr>
+            <m:nor/>
+          </m:rPr>
+          <m:t>)</m:t>
+        </m:r>
+      </m:oMath>
+      <w:r>
+        <w:rPr>
+          <w:rFonts w:ascii="Times New Roman" w:hAnsi="Times New Roman" w:eastAsia="Times New Roman" w:cs="Times New Roman"/>
+          <w:sz w:val="28"/>
+          <w:szCs w:val="28"/>
+        </w:rPr>
+        <w:t xml:space="preserve">, такой что </w:t>
+      </w:r>
+      <m:oMath>
+        <m:r>
+          <m:t>a</m:t>
+        </m:r>
+        <m:r>
+          <m:t xml:space="preserve"> </m:t>
+        </m:r>
+        <m:r>
+          <m:t>+</m:t>
+        </m:r>
+        <m:r>
+          <m:t xml:space="preserve"> </m:t>
+        </m:r>
+        <m:r>
+          <m:rPr>
+            <m:nor/>
+          </m:rPr>
+          <m:t>(</m:t>
+        </m:r>
+        <m:r>
+          <m:t>−</m:t>
+        </m:r>
+        <m:r>
+          <m:t>a</m:t>
+        </m:r>
+        <m:r>
+          <m:rPr>
+            <m:nor/>
+          </m:rPr>
+          <m:t>)</m:t>
+        </m:r>
+        <m:r>
+          <m:t xml:space="preserve"> </m:t>
+        </m:r>
+        <m:r>
+          <m:t>=</m:t>
+        </m:r>
+        <m:r>
+          <m:t xml:space="preserve"> </m:t>
+        </m:r>
+        <m:r>
+          <m:rPr>
+            <m:nor/>
+          </m:rPr>
+          <m:t>0</m:t>
+        </m:r>
+      </m:oMath>
+      <w:r>
+        <w:rPr>
+          <w:rFonts w:ascii="Times New Roman" w:hAnsi="Times New Roman" w:eastAsia="Times New Roman" w:cs="Times New Roman"/>
+          <w:sz w:val="28"/>
+          <w:szCs w:val="28"/>
+        </w:rPr>
+        <w:t xml:space="preserve">.</w:t>
+      </w:r>
+    </w:p>
+    <w:p>
+      <w:pPr>
+        <w:spacing w:line="360" w:lineRule="auto"/>
+        <w:ind w:firstLine="720"/>
+        <w:jc w:val="both"/>
+        <w:rPr>
+          <w:rFonts w:ascii="Times New Roman" w:hAnsi="Times New Roman" w:cs="Times New Roman"/>
+          <w:sz w:val="28"/>
+          <w:szCs w:val="28"/>
+        </w:rPr>
+      </w:pPr>
+      <w:r>
+        <w:rPr>
+          <w:rFonts w:ascii="Times New Roman" w:hAnsi="Times New Roman" w:eastAsia="Times New Roman" w:cs="Times New Roman"/>
+          <w:sz w:val="28"/>
+          <w:szCs w:val="28"/>
+        </w:rPr>
+        <w:t xml:space="preserve">4. Ассоциативность</w:t>
+      </w:r>
+      <w:r>
+        <w:rPr>
+          <w:rFonts w:ascii="Times New Roman" w:hAnsi="Times New Roman" w:eastAsia="Times New Roman" w:cs="Times New Roman"/>
+          <w:sz w:val="28"/>
+          <w:szCs w:val="28"/>
+        </w:rPr>
+        <w:t xml:space="preserve"> по умножению:</w:t>
+      </w:r>
+    </w:p>
+    <w:p>
+      <w:pPr>
+        <w:spacing w:line="360" w:lineRule="auto"/>
+        <w:ind w:firstLine="720"/>
+        <w:jc w:val="both"/>
+        <w:rPr>
+          <w:rFonts w:ascii="Times New Roman" w:hAnsi="Times New Roman" w:cs="Times New Roman"/>
+          <w:sz w:val="28"/>
+          <w:szCs w:val="28"/>
+        </w:rPr>
+      </w:pPr>
+      <m:oMath>
+        <m:r>
+          <m:t>a</m:t>
+        </m:r>
+        <m:r>
+          <m:t xml:space="preserve"> </m:t>
+        </m:r>
+        <m:r>
+          <m:t>·</m:t>
+        </m:r>
+        <m:r>
+          <m:t xml:space="preserve"> </m:t>
+        </m:r>
+        <m:r>
+          <m:rPr>
+            <m:nor/>
+          </m:rPr>
+          <m:t>(</m:t>
+        </m:r>
+        <m:r>
+          <m:t>b</m:t>
+        </m:r>
+        <m:r>
+          <m:t xml:space="preserve"> </m:t>
+        </m:r>
+        <m:r>
+          <m:t>·</m:t>
+        </m:r>
+        <m:r>
+          <m:t xml:space="preserve"> </m:t>
+        </m:r>
+        <m:r>
+          <m:t>c</m:t>
+        </m:r>
+        <m:r>
+          <m:rPr>
+            <m:nor/>
+          </m:rPr>
+          <m:t>)</m:t>
+        </m:r>
+        <m:r>
+          <m:t xml:space="preserve"> </m:t>
+        </m:r>
+        <m:r>
+          <m:t>=</m:t>
+        </m:r>
+        <m:r>
+          <m:t xml:space="preserve"> </m:t>
+        </m:r>
+        <m:r>
+          <m:rPr>
+            <m:nor/>
+          </m:rPr>
+          <m:t>(</m:t>
+        </m:r>
+        <m:r>
+          <m:t>a</m:t>
+        </m:r>
+        <m:r>
+          <m:t xml:space="preserve"> </m:t>
+        </m:r>
+        <m:r>
+          <m:t>·</m:t>
+        </m:r>
+        <m:r>
+          <m:t xml:space="preserve"> </m:t>
+        </m:r>
+        <m:r>
+          <m:t>b</m:t>
+        </m:r>
+        <m:r>
+          <m:rPr>
+            <m:nor/>
+          </m:rPr>
+          <m:t>)</m:t>
+        </m:r>
+        <m:r>
+          <m:t xml:space="preserve"> </m:t>
+        </m:r>
+        <m:r>
+          <m:t>·</m:t>
+        </m:r>
+        <m:r>
+          <m:t xml:space="preserve"> </m:t>
+        </m:r>
+        <m:r>
+          <m:t>c</m:t>
+        </m:r>
+      </m:oMath>
+      <w:r>
+        <w:rPr>
+          <w:rFonts w:ascii="Times New Roman" w:hAnsi="Times New Roman" w:eastAsia="Times New Roman" w:cs="Times New Roman"/>
+          <w:sz w:val="28"/>
+          <w:szCs w:val="28"/>
+        </w:rPr>
+        <w:t xml:space="preserve"> для любых </w:t>
+      </w:r>
+      <m:oMath>
+        <m:r>
+          <m:t>a</m:t>
+        </m:r>
+        <m:r>
+          <m:t>,</m:t>
+        </m:r>
+        <m:r>
+          <m:t xml:space="preserve"> </m:t>
+        </m:r>
+        <m:r>
+          <m:t>b</m:t>
+        </m:r>
+        <m:r>
+          <m:t>,</m:t>
+        </m:r>
+        <m:r>
+          <m:t xml:space="preserve"> </m:t>
+        </m:r>
+        <m:r>
+          <m:t>c</m:t>
+        </m:r>
+        <m:r>
+          <m:t xml:space="preserve"> </m:t>
+        </m:r>
+        <m:r>
+          <m:t>∈</m:t>
+        </m:r>
+        <m:r>
+          <m:t xml:space="preserve"> </m:t>
+        </m:r>
+        <m:r>
+          <m:t>K</m:t>
+        </m:r>
+      </m:oMath>
+      <w:r>
+        <w:rPr>
+          <w:rFonts w:ascii="Times New Roman" w:hAnsi="Times New Roman" w:eastAsia="Times New Roman" w:cs="Times New Roman"/>
+          <w:sz w:val="28"/>
+          <w:szCs w:val="28"/>
+        </w:rPr>
+        <w:t xml:space="preserve">.</w:t>
       </w:r>
     </w:p>
     <w:p>
@@ -1351,31 +3023,199 @@
           <w:lang w:val="en-US"/>
         </w:rPr>
       </w:pPr>
-      <w:r>
-        <w:rPr>
-          <w:rFonts w:ascii="Times New Roman" w:hAnsi="Times New Roman" w:cs="Times New Roman"/>
-          <w:sz w:val="28"/>
-          <w:szCs w:val="28"/>
-          <w:lang w:val="en-US"/>
-        </w:rPr>
-        <w:t xml:space="preserve">a × (b + c) = a × b + a × c </w:t>
-      </w:r>
-      <w:r>
-        <w:rPr>
-          <w:rFonts w:ascii="Times New Roman" w:hAnsi="Times New Roman" w:cs="Times New Roman"/>
-          <w:sz w:val="28"/>
-          <w:szCs w:val="28"/>
-        </w:rPr>
-        <w:t>и</w:t>
-      </w:r>
-      <w:r>
-        <w:rPr>
-          <w:rFonts w:ascii="Times New Roman" w:hAnsi="Times New Roman" w:cs="Times New Roman"/>
-          <w:sz w:val="28"/>
-          <w:szCs w:val="28"/>
-          <w:lang w:val="en-US"/>
-        </w:rPr>
-        <w:t xml:space="preserve"> (b + c) × a = b × a + c × a.</w:t>
+      <m:oMath>
+        <m:r>
+          <m:t>a</m:t>
+        </m:r>
+        <m:r>
+          <m:t xml:space="preserve"> </m:t>
+        </m:r>
+        <m:r>
+          <m:t>·</m:t>
+        </m:r>
+        <m:r>
+          <m:t xml:space="preserve"> </m:t>
+        </m:r>
+        <m:r>
+          <m:rPr>
+            <m:nor/>
+          </m:rPr>
+          <m:t>(</m:t>
+        </m:r>
+        <m:r>
+          <m:t>b</m:t>
+        </m:r>
+        <m:r>
+          <m:t xml:space="preserve"> </m:t>
+        </m:r>
+        <m:r>
+          <m:t>+</m:t>
+        </m:r>
+        <m:r>
+          <m:t xml:space="preserve"> </m:t>
+        </m:r>
+        <m:r>
+          <m:t>c</m:t>
+        </m:r>
+        <m:r>
+          <m:rPr>
+            <m:nor/>
+          </m:rPr>
+          <m:t>)</m:t>
+        </m:r>
+        <m:r>
+          <m:t xml:space="preserve"> </m:t>
+        </m:r>
+        <m:r>
+          <m:t>=</m:t>
+        </m:r>
+        <m:r>
+          <m:t xml:space="preserve"> </m:t>
+        </m:r>
+        <m:r>
+          <m:t>a</m:t>
+        </m:r>
+        <m:r>
+          <m:t xml:space="preserve"> </m:t>
+        </m:r>
+        <m:r>
+          <m:t>·</m:t>
+        </m:r>
+        <m:r>
+          <m:t xml:space="preserve"> </m:t>
+        </m:r>
+        <m:r>
+          <m:t>b</m:t>
+        </m:r>
+        <m:r>
+          <m:t xml:space="preserve"> </m:t>
+        </m:r>
+        <m:r>
+          <m:t>+</m:t>
+        </m:r>
+        <m:r>
+          <m:t xml:space="preserve"> </m:t>
+        </m:r>
+        <m:r>
+          <m:t>a</m:t>
+        </m:r>
+        <m:r>
+          <m:t xml:space="preserve"> </m:t>
+        </m:r>
+        <m:r>
+          <m:t>·</m:t>
+        </m:r>
+        <m:r>
+          <m:t xml:space="preserve"> </m:t>
+        </m:r>
+        <m:r>
+          <m:t>c</m:t>
+        </m:r>
+      </m:oMath>
+      <w:r>
+        <w:rPr>
+          <w:rFonts w:ascii="Times New Roman" w:hAnsi="Times New Roman" w:eastAsia="Times New Roman" w:cs="Times New Roman"/>
+          <w:sz w:val="28"/>
+          <w:szCs w:val="28"/>
+        </w:rPr>
+        <w:t xml:space="preserve"> и </w:t>
+      </w:r>
+      <m:oMath>
+        <m:r>
+          <m:rPr>
+            <m:nor/>
+          </m:rPr>
+          <m:t>(</m:t>
+        </m:r>
+        <m:r>
+          <m:t>b</m:t>
+        </m:r>
+        <m:r>
+          <m:t xml:space="preserve"> </m:t>
+        </m:r>
+        <m:r>
+          <m:t>+</m:t>
+        </m:r>
+        <m:r>
+          <m:t xml:space="preserve"> </m:t>
+        </m:r>
+        <m:r>
+          <m:t>c</m:t>
+        </m:r>
+        <m:r>
+          <m:rPr>
+            <m:nor/>
+          </m:rPr>
+          <m:t>)</m:t>
+        </m:r>
+        <m:r>
+          <m:t xml:space="preserve"> </m:t>
+        </m:r>
+        <m:r>
+          <m:t>·</m:t>
+        </m:r>
+        <m:r>
+          <m:t xml:space="preserve"> </m:t>
+        </m:r>
+        <m:r>
+          <m:t>a</m:t>
+        </m:r>
+        <m:r>
+          <m:t xml:space="preserve"> </m:t>
+        </m:r>
+        <m:r>
+          <m:t>=</m:t>
+        </m:r>
+        <m:r>
+          <m:t xml:space="preserve"> </m:t>
+        </m:r>
+        <m:r>
+          <m:t>b</m:t>
+        </m:r>
+        <m:r>
+          <m:t xml:space="preserve"> </m:t>
+        </m:r>
+        <m:r>
+          <m:t>·</m:t>
+        </m:r>
+        <m:r>
+          <m:t xml:space="preserve"> </m:t>
+        </m:r>
+        <m:r>
+          <m:t>a</m:t>
+        </m:r>
+        <m:r>
+          <m:t xml:space="preserve"> </m:t>
+        </m:r>
+        <m:r>
+          <m:t>+</m:t>
+        </m:r>
+        <m:r>
+          <m:t xml:space="preserve"> </m:t>
+        </m:r>
+        <m:r>
+          <m:t>c</m:t>
+        </m:r>
+        <m:r>
+          <m:t xml:space="preserve"> </m:t>
+        </m:r>
+        <m:r>
+          <m:t>·</m:t>
+        </m:r>
+        <m:r>
+          <m:t xml:space="preserve"> </m:t>
+        </m:r>
+        <m:r>
+          <m:t>a</m:t>
+        </m:r>
+      </m:oMath>
+      <w:r>
+        <w:rPr>
+          <w:rFonts w:ascii="Times New Roman" w:hAnsi="Times New Roman" w:eastAsia="Times New Roman" w:cs="Times New Roman"/>
+          <w:sz w:val="28"/>
+          <w:szCs w:val="28"/>
+        </w:rPr>
+        <w:t xml:space="preserve">.</w:t>
       </w:r>
     </w:p>
     <w:p>
@@ -1425,13 +3265,26 @@
       </w:pPr>
       <w:r>
         <w:rPr>
-          <w:rFonts w:ascii="Times New Roman" w:hAnsi="Times New Roman" w:cs="Times New Roman"/>
-          <w:sz w:val="28"/>
-          <w:szCs w:val="28"/>
-        </w:rPr>
-        <w:lastRenderedPageBreak/>
-        <w:t>Обратный по сложению элемент в Zₙ</w:t>
-      </w:r>
+          <w:rFonts w:ascii="Times New Roman" w:hAnsi="Times New Roman" w:eastAsia="Times New Roman" w:cs="Times New Roman"/>
+          <w:sz w:val="28"/>
+          <w:szCs w:val="28"/>
+        </w:rPr>
+        <w:t xml:space="preserve">Обратный по сложению элемент в </w:t>
+      </w:r>
+      <m:oMath>
+        <m:sSub>
+          <m:e>
+            <m:r>
+              <m:t>Z</m:t>
+            </m:r>
+          </m:e>
+          <m:sub>
+            <m:r>
+              <m:t>n</m:t>
+            </m:r>
+          </m:sub>
+        </m:sSub>
+      </m:oMath>
     </w:p>
     <w:p>
       <w:pPr>
@@ -1470,239 +3323,808 @@
           <w:sz w:val="28"/>
           <w:szCs w:val="28"/>
         </w:rPr>
-        <w:t xml:space="preserve"> Рассмотрим кольцо вычетов:</w:t>
-      </w:r>
-    </w:p>
-    <w:p>
-      <w:pPr>
-        <w:spacing w:line="360" w:lineRule="auto"/>
-        <w:ind w:firstLine="720"/>
-        <w:jc w:val="both"/>
-        <w:rPr>
-          <w:rFonts w:ascii="Times New Roman" w:hAnsi="Times New Roman" w:cs="Times New Roman"/>
-          <w:sz w:val="28"/>
-          <w:szCs w:val="28"/>
-        </w:rPr>
-      </w:pPr>
-      <w:r>
-        <w:rPr>
-          <w:rFonts w:ascii="Times New Roman" w:hAnsi="Times New Roman" w:cs="Times New Roman"/>
-          <w:sz w:val="28"/>
-          <w:szCs w:val="28"/>
-        </w:rPr>
-        <w:t>Zₙ = {0, 1, 2, …, n-1}.</w:t>
-      </w:r>
-    </w:p>
-    <w:p>
-      <w:pPr>
-        <w:spacing w:line="360" w:lineRule="auto"/>
-        <w:ind w:firstLine="720"/>
-        <w:jc w:val="both"/>
-        <w:rPr>
-          <w:rFonts w:ascii="Times New Roman" w:hAnsi="Times New Roman" w:cs="Times New Roman"/>
-          <w:sz w:val="28"/>
-          <w:szCs w:val="28"/>
-        </w:rPr>
-      </w:pPr>
-      <w:r>
-        <w:rPr>
-          <w:rFonts w:ascii="Times New Roman" w:hAnsi="Times New Roman" w:cs="Times New Roman"/>
-          <w:sz w:val="28"/>
-          <w:szCs w:val="28"/>
-        </w:rPr>
-        <w:t xml:space="preserve">Для любого элемента a </w:t>
-      </w:r>
-      <w:r>
-        <w:rPr>
-          <w:rFonts w:ascii="Cambria Math" w:hAnsi="Cambria Math" w:cs="Cambria Math"/>
-          <w:sz w:val="28"/>
-          <w:szCs w:val="28"/>
-        </w:rPr>
-        <w:t>∈</w:t>
-      </w:r>
-      <w:r>
-        <w:rPr>
-          <w:rFonts w:ascii="Times New Roman" w:hAnsi="Times New Roman" w:cs="Times New Roman"/>
-          <w:sz w:val="28"/>
-          <w:szCs w:val="28"/>
-        </w:rPr>
-        <w:t xml:space="preserve"> Zₙ существует обратный по сложению элемент, который обозначается как (–a) и определяется из условия:</w:t>
-      </w:r>
-    </w:p>
-    <w:p>
-      <w:pPr>
-        <w:spacing w:line="360" w:lineRule="auto"/>
-        <w:ind w:firstLine="720"/>
-        <w:jc w:val="both"/>
-        <w:rPr>
-          <w:rFonts w:ascii="Times New Roman" w:hAnsi="Times New Roman" w:cs="Times New Roman"/>
-          <w:sz w:val="28"/>
-          <w:szCs w:val="28"/>
-        </w:rPr>
-      </w:pPr>
-      <w:r>
-        <w:rPr>
-          <w:rFonts w:ascii="Times New Roman" w:hAnsi="Times New Roman" w:cs="Times New Roman"/>
-          <w:sz w:val="28"/>
-          <w:szCs w:val="28"/>
-        </w:rPr>
-        <w:t>a + (–a) ≡ 0 (mod n)</w:t>
-      </w:r>
-    </w:p>
-    <w:p>
-      <w:pPr>
-        <w:spacing w:line="360" w:lineRule="auto"/>
-        <w:ind w:firstLine="720"/>
-        <w:jc w:val="both"/>
-        <w:rPr>
-          <w:rFonts w:ascii="Times New Roman" w:hAnsi="Times New Roman" w:cs="Times New Roman"/>
-          <w:sz w:val="28"/>
-          <w:szCs w:val="28"/>
-        </w:rPr>
-      </w:pPr>
-      <w:r>
-        <w:rPr>
-          <w:rFonts w:ascii="Times New Roman" w:hAnsi="Times New Roman" w:cs="Times New Roman"/>
-          <w:sz w:val="28"/>
-          <w:szCs w:val="28"/>
-        </w:rPr>
-        <w:t xml:space="preserve">Иными словами, нужно найти такое число b </w:t>
-      </w:r>
-      <w:r>
-        <w:rPr>
-          <w:rFonts w:ascii="Cambria Math" w:hAnsi="Cambria Math" w:cs="Cambria Math"/>
-          <w:sz w:val="28"/>
-          <w:szCs w:val="28"/>
-        </w:rPr>
-        <w:t>∈</w:t>
-      </w:r>
-      <w:r>
-        <w:rPr>
-          <w:rFonts w:ascii="Times New Roman" w:hAnsi="Times New Roman" w:cs="Times New Roman"/>
-          <w:sz w:val="28"/>
-          <w:szCs w:val="28"/>
-        </w:rPr>
-        <w:t xml:space="preserve"> Zₙ, что:</w:t>
-      </w:r>
-    </w:p>
-    <w:p>
-      <w:pPr>
-        <w:spacing w:line="360" w:lineRule="auto"/>
-        <w:ind w:firstLine="720"/>
-        <w:jc w:val="both"/>
-        <w:rPr>
-          <w:rFonts w:ascii="Times New Roman" w:hAnsi="Times New Roman" w:cs="Times New Roman"/>
-          <w:sz w:val="28"/>
-          <w:szCs w:val="28"/>
-        </w:rPr>
-      </w:pPr>
-      <w:r>
-        <w:rPr>
-          <w:rFonts w:ascii="Times New Roman" w:hAnsi="Times New Roman" w:cs="Times New Roman"/>
-          <w:sz w:val="28"/>
-          <w:szCs w:val="28"/>
-        </w:rPr>
-        <w:t>a + b ≡ 0 (mod n)</w:t>
-      </w:r>
-    </w:p>
-    <w:p>
-      <w:pPr>
-        <w:spacing w:line="360" w:lineRule="auto"/>
-        <w:ind w:firstLine="720"/>
-        <w:jc w:val="both"/>
-        <w:rPr>
-          <w:rFonts w:ascii="Times New Roman" w:hAnsi="Times New Roman" w:cs="Times New Roman"/>
-          <w:sz w:val="28"/>
-          <w:szCs w:val="28"/>
-        </w:rPr>
-      </w:pPr>
-      <w:r>
-        <w:rPr>
-          <w:rFonts w:ascii="Times New Roman" w:hAnsi="Times New Roman" w:cs="Times New Roman"/>
-          <w:sz w:val="28"/>
-          <w:szCs w:val="28"/>
-        </w:rPr>
-        <w:t>Правила вычисления (–a) в Zₙ:</w:t>
-      </w:r>
-    </w:p>
-    <w:p>
-      <w:pPr>
-        <w:spacing w:line="360" w:lineRule="auto"/>
-        <w:ind w:firstLine="720"/>
-        <w:jc w:val="both"/>
-        <w:rPr>
-          <w:rFonts w:ascii="Times New Roman" w:hAnsi="Times New Roman" w:cs="Times New Roman"/>
-          <w:sz w:val="28"/>
-          <w:szCs w:val="28"/>
-        </w:rPr>
-      </w:pPr>
-      <w:r>
-        <w:rPr>
-          <w:rFonts w:ascii="Times New Roman" w:hAnsi="Times New Roman" w:cs="Times New Roman"/>
-          <w:sz w:val="28"/>
-          <w:szCs w:val="28"/>
-        </w:rPr>
-        <w:t>1. Если a = 0:</w:t>
-      </w:r>
-    </w:p>
-    <w:p>
-      <w:pPr>
-        <w:spacing w:line="360" w:lineRule="auto"/>
-        <w:ind w:firstLine="720"/>
-        <w:jc w:val="both"/>
-        <w:rPr>
-          <w:rFonts w:ascii="Times New Roman" w:hAnsi="Times New Roman" w:cs="Times New Roman"/>
-          <w:sz w:val="28"/>
-          <w:szCs w:val="28"/>
-        </w:rPr>
-      </w:pPr>
-      <w:r>
-        <w:rPr>
-          <w:rFonts w:ascii="Times New Roman" w:hAnsi="Times New Roman" w:cs="Times New Roman"/>
-          <w:sz w:val="28"/>
-          <w:szCs w:val="28"/>
-        </w:rPr>
-        <w:t>(–a) = 0, так как 0 + 0 ≡ 0 (mod n).</w:t>
-      </w:r>
-    </w:p>
-    <w:p>
-      <w:pPr>
-        <w:spacing w:line="360" w:lineRule="auto"/>
-        <w:ind w:firstLine="720"/>
-        <w:jc w:val="both"/>
-        <w:rPr>
-          <w:rFonts w:ascii="Times New Roman" w:hAnsi="Times New Roman" w:cs="Times New Roman"/>
-          <w:sz w:val="28"/>
-          <w:szCs w:val="28"/>
-        </w:rPr>
-      </w:pPr>
-      <w:r>
-        <w:rPr>
-          <w:rFonts w:ascii="Times New Roman" w:hAnsi="Times New Roman" w:cs="Times New Roman"/>
-          <w:sz w:val="28"/>
-          <w:szCs w:val="28"/>
-        </w:rPr>
-        <w:t>2. Если a ≠ 0:</w:t>
-      </w:r>
-    </w:p>
-    <w:p>
-      <w:pPr>
-        <w:spacing w:line="360" w:lineRule="auto"/>
-        <w:ind w:firstLine="720"/>
-        <w:jc w:val="both"/>
-        <w:rPr>
-          <w:rFonts w:ascii="Times New Roman" w:hAnsi="Times New Roman" w:cs="Times New Roman"/>
-          <w:sz w:val="28"/>
-          <w:szCs w:val="28"/>
-        </w:rPr>
-      </w:pPr>
-      <w:r>
-        <w:rPr>
-          <w:rFonts w:ascii="Times New Roman" w:hAnsi="Times New Roman" w:cs="Times New Roman"/>
-          <w:sz w:val="28"/>
-          <w:szCs w:val="28"/>
-        </w:rPr>
-        <w:t>(–a) = n – a. Результат всегда находится в интервале [0, n–1].</w:t>
+        <w:t xml:space="preserve">Рассмотрим кольцо вычетов:</w:t>
+      </w:r>
+    </w:p>
+    <w:p>
+      <w:pPr>
+        <w:spacing w:line="360" w:lineRule="auto"/>
+        <w:jc w:val="both"/>
+        <w:rPr>
+          <w:rFonts w:ascii="Times New Roman" w:hAnsi="Times New Roman" w:cs="Times New Roman"/>
+          <w:sz w:val="28"/>
+          <w:szCs w:val="28"/>
+        </w:rPr>
+      </w:pPr>
+      <m:oMathPara>
+        <m:oMathParaPr>
+          <m:jc m:val="center"/>
+        </m:oMathParaPr>
+        <m:oMath>
+          <m:sSub>
+            <m:e>
+              <m:r>
+                <m:t>Z</m:t>
+              </m:r>
+            </m:e>
+            <m:sub>
+              <m:r>
+                <m:t>n</m:t>
+              </m:r>
+            </m:sub>
+          </m:sSub>
+          <m:r>
+            <m:t xml:space="preserve"> </m:t>
+          </m:r>
+          <m:r>
+            <m:t>=</m:t>
+          </m:r>
+          <m:r>
+            <m:t xml:space="preserve"> </m:t>
+          </m:r>
+          <m:r>
+            <m:t>{</m:t>
+          </m:r>
+          <m:r>
+            <m:rPr>
+              <m:nor/>
+            </m:rPr>
+            <m:t>0</m:t>
+          </m:r>
+          <m:r>
+            <m:t>,</m:t>
+          </m:r>
+          <m:r>
+            <m:t xml:space="preserve"> </m:t>
+          </m:r>
+          <m:r>
+            <m:rPr>
+              <m:nor/>
+            </m:rPr>
+            <m:t>1</m:t>
+          </m:r>
+          <m:r>
+            <m:t>,</m:t>
+          </m:r>
+          <m:r>
+            <m:t xml:space="preserve"> </m:t>
+          </m:r>
+          <m:r>
+            <m:rPr>
+              <m:nor/>
+            </m:rPr>
+            <m:t>2</m:t>
+          </m:r>
+          <m:r>
+            <m:t>,</m:t>
+          </m:r>
+          <m:r>
+            <m:t xml:space="preserve"> </m:t>
+          </m:r>
+          <m:r>
+            <m:t>…</m:t>
+          </m:r>
+          <m:r>
+            <m:t>,</m:t>
+          </m:r>
+          <m:r>
+            <m:t xml:space="preserve"> </m:t>
+          </m:r>
+          <m:r>
+            <m:t>n</m:t>
+          </m:r>
+          <m:r>
+            <m:t>−</m:t>
+          </m:r>
+          <m:r>
+            <m:rPr>
+              <m:nor/>
+            </m:rPr>
+            <m:t>1</m:t>
+          </m:r>
+          <m:r>
+            <m:t>}</m:t>
+          </m:r>
+        </m:oMath>
+      </m:oMathPara>
+    </w:p>
+    <w:p>
+      <w:pPr>
+        <w:spacing w:line="360" w:lineRule="auto"/>
+        <w:ind w:firstLine="720"/>
+        <w:jc w:val="both"/>
+        <w:rPr>
+          <w:rFonts w:ascii="Times New Roman" w:hAnsi="Times New Roman" w:cs="Times New Roman"/>
+          <w:sz w:val="28"/>
+          <w:szCs w:val="28"/>
+        </w:rPr>
+      </w:pPr>
+      <w:r>
+        <w:rPr>
+          <w:rFonts w:ascii="Times New Roman" w:hAnsi="Times New Roman" w:eastAsia="Times New Roman" w:cs="Times New Roman"/>
+          <w:sz w:val="28"/>
+          <w:szCs w:val="28"/>
+        </w:rPr>
+        <w:t xml:space="preserve">Для любого элемента </w:t>
+      </w:r>
+      <m:oMath>
+        <m:r>
+          <m:t>a</m:t>
+        </m:r>
+        <m:r>
+          <m:t xml:space="preserve"> </m:t>
+        </m:r>
+        <m:r>
+          <m:t>∈</m:t>
+        </m:r>
+        <m:r>
+          <m:t xml:space="preserve"> </m:t>
+        </m:r>
+        <m:sSub>
+          <m:e>
+            <m:r>
+              <m:t>Z</m:t>
+            </m:r>
+          </m:e>
+          <m:sub>
+            <m:r>
+              <m:t>n</m:t>
+            </m:r>
+          </m:sub>
+        </m:sSub>
+      </m:oMath>
+      <w:r>
+        <w:rPr>
+          <w:rFonts w:ascii="Times New Roman" w:hAnsi="Times New Roman" w:eastAsia="Times New Roman" w:cs="Times New Roman"/>
+          <w:sz w:val="28"/>
+          <w:szCs w:val="28"/>
+        </w:rPr>
+        <w:t xml:space="preserve"> существует обратный по сложению элемент, который обозначается как </w:t>
+      </w:r>
+      <m:oMath>
+        <m:r>
+          <m:rPr>
+            <m:nor/>
+          </m:rPr>
+          <m:t>(</m:t>
+        </m:r>
+        <m:r>
+          <m:t>−</m:t>
+        </m:r>
+        <m:r>
+          <m:t>a</m:t>
+        </m:r>
+        <m:r>
+          <m:rPr>
+            <m:nor/>
+          </m:rPr>
+          <m:t>)</m:t>
+        </m:r>
+      </m:oMath>
+      <w:r>
+        <w:rPr>
+          <w:rFonts w:ascii="Times New Roman" w:hAnsi="Times New Roman" w:eastAsia="Times New Roman" w:cs="Times New Roman"/>
+          <w:sz w:val="28"/>
+          <w:szCs w:val="28"/>
+        </w:rPr>
+        <w:t xml:space="preserve"> и определяется из условия:</w:t>
+      </w:r>
+    </w:p>
+    <w:p>
+      <w:pPr>
+        <w:spacing w:line="360" w:lineRule="auto"/>
+        <w:jc w:val="both"/>
+        <w:rPr>
+          <w:rFonts w:ascii="Times New Roman" w:hAnsi="Times New Roman" w:cs="Times New Roman"/>
+          <w:sz w:val="28"/>
+          <w:szCs w:val="28"/>
+        </w:rPr>
+      </w:pPr>
+      <m:oMathPara>
+        <m:oMathParaPr>
+          <m:jc m:val="center"/>
+        </m:oMathParaPr>
+        <m:oMath>
+          <m:r>
+            <m:t>a</m:t>
+          </m:r>
+          <m:r>
+            <m:t xml:space="preserve"> </m:t>
+          </m:r>
+          <m:r>
+            <m:t>+</m:t>
+          </m:r>
+          <m:r>
+            <m:t xml:space="preserve"> </m:t>
+          </m:r>
+          <m:r>
+            <m:rPr>
+              <m:nor/>
+            </m:rPr>
+            <m:t>(</m:t>
+          </m:r>
+          <m:r>
+            <m:t>−</m:t>
+          </m:r>
+          <m:r>
+            <m:t>a</m:t>
+          </m:r>
+          <m:r>
+            <m:rPr>
+              <m:nor/>
+            </m:rPr>
+            <m:t>)</m:t>
+          </m:r>
+          <m:r>
+            <m:t xml:space="preserve"> </m:t>
+          </m:r>
+          <m:r>
+            <m:t>≡</m:t>
+          </m:r>
+          <m:r>
+            <m:t xml:space="preserve"> </m:t>
+          </m:r>
+          <m:r>
+            <m:rPr>
+              <m:nor/>
+            </m:rPr>
+            <m:t>0</m:t>
+          </m:r>
+          <m:r>
+            <m:t xml:space="preserve"> </m:t>
+          </m:r>
+          <m:r>
+            <m:rPr>
+              <m:nor/>
+            </m:rPr>
+            <m:t>(</m:t>
+          </m:r>
+          <m:r>
+            <m:rPr>
+              <m:nor/>
+            </m:rPr>
+            <m:t>mod</m:t>
+          </m:r>
+          <m:r>
+            <m:t xml:space="preserve"> </m:t>
+          </m:r>
+          <m:r>
+            <m:t>n</m:t>
+          </m:r>
+          <m:r>
+            <m:rPr>
+              <m:nor/>
+            </m:rPr>
+            <m:t>)</m:t>
+          </m:r>
+        </m:oMath>
+      </m:oMathPara>
+    </w:p>
+    <w:p>
+      <w:pPr>
+        <w:spacing w:line="360" w:lineRule="auto"/>
+        <w:ind w:firstLine="720"/>
+        <w:jc w:val="both"/>
+        <w:rPr>
+          <w:rFonts w:ascii="Times New Roman" w:hAnsi="Times New Roman" w:cs="Times New Roman"/>
+          <w:sz w:val="28"/>
+          <w:szCs w:val="28"/>
+        </w:rPr>
+      </w:pPr>
+      <w:r>
+        <w:rPr>
+          <w:rFonts w:ascii="Times New Roman" w:hAnsi="Times New Roman" w:eastAsia="Times New Roman" w:cs="Times New Roman"/>
+          <w:sz w:val="28"/>
+          <w:szCs w:val="28"/>
+        </w:rPr>
+        <w:t xml:space="preserve">Иными словами, нужно найти такое число </w:t>
+      </w:r>
+      <m:oMath>
+        <m:r>
+          <m:t>b</m:t>
+        </m:r>
+        <m:r>
+          <m:t xml:space="preserve"> </m:t>
+        </m:r>
+        <m:r>
+          <m:t>∈</m:t>
+        </m:r>
+        <m:r>
+          <m:t xml:space="preserve"> </m:t>
+        </m:r>
+        <m:sSub>
+          <m:e>
+            <m:r>
+              <m:t>Z</m:t>
+            </m:r>
+          </m:e>
+          <m:sub>
+            <m:r>
+              <m:t>n</m:t>
+            </m:r>
+          </m:sub>
+        </m:sSub>
+      </m:oMath>
+      <w:r>
+        <w:rPr>
+          <w:rFonts w:ascii="Times New Roman" w:hAnsi="Times New Roman" w:eastAsia="Times New Roman" w:cs="Times New Roman"/>
+          <w:sz w:val="28"/>
+          <w:szCs w:val="28"/>
+        </w:rPr>
+        <w:t xml:space="preserve">, что:</w:t>
+      </w:r>
+    </w:p>
+    <w:p>
+      <w:pPr>
+        <w:spacing w:line="360" w:lineRule="auto"/>
+        <w:jc w:val="both"/>
+        <w:rPr>
+          <w:rFonts w:ascii="Times New Roman" w:hAnsi="Times New Roman" w:cs="Times New Roman"/>
+          <w:sz w:val="28"/>
+          <w:szCs w:val="28"/>
+        </w:rPr>
+      </w:pPr>
+      <m:oMathPara>
+        <m:oMathParaPr>
+          <m:jc m:val="center"/>
+        </m:oMathParaPr>
+        <m:oMath>
+          <m:r>
+            <m:t>a</m:t>
+          </m:r>
+          <m:r>
+            <m:t xml:space="preserve"> </m:t>
+          </m:r>
+          <m:r>
+            <m:t>+</m:t>
+          </m:r>
+          <m:r>
+            <m:t xml:space="preserve"> </m:t>
+          </m:r>
+          <m:r>
+            <m:t>b</m:t>
+          </m:r>
+          <m:r>
+            <m:t xml:space="preserve"> </m:t>
+          </m:r>
+          <m:r>
+            <m:t>≡</m:t>
+          </m:r>
+          <m:r>
+            <m:t xml:space="preserve"> </m:t>
+          </m:r>
+          <m:r>
+            <m:rPr>
+              <m:nor/>
+            </m:rPr>
+            <m:t>0</m:t>
+          </m:r>
+          <m:r>
+            <m:t xml:space="preserve"> </m:t>
+          </m:r>
+          <m:r>
+            <m:rPr>
+              <m:nor/>
+            </m:rPr>
+            <m:t>(</m:t>
+          </m:r>
+          <m:r>
+            <m:rPr>
+              <m:nor/>
+            </m:rPr>
+            <m:t>mod</m:t>
+          </m:r>
+          <m:r>
+            <m:t xml:space="preserve"> </m:t>
+          </m:r>
+          <m:r>
+            <m:t>n</m:t>
+          </m:r>
+          <m:r>
+            <m:rPr>
+              <m:nor/>
+            </m:rPr>
+            <m:t>)</m:t>
+          </m:r>
+        </m:oMath>
+      </m:oMathPara>
+    </w:p>
+    <w:p>
+      <w:pPr>
+        <w:spacing w:line="360" w:lineRule="auto"/>
+        <w:ind w:firstLine="720"/>
+        <w:jc w:val="both"/>
+        <w:rPr>
+          <w:rFonts w:ascii="Times New Roman" w:hAnsi="Times New Roman" w:cs="Times New Roman"/>
+          <w:sz w:val="28"/>
+          <w:szCs w:val="28"/>
+        </w:rPr>
+      </w:pPr>
+      <w:r>
+        <w:rPr>
+          <w:rFonts w:ascii="Times New Roman" w:hAnsi="Times New Roman" w:eastAsia="Times New Roman" w:cs="Times New Roman"/>
+          <w:sz w:val="28"/>
+          <w:szCs w:val="28"/>
+        </w:rPr>
+        <w:t xml:space="preserve">Правила вычисления </w:t>
+      </w:r>
+      <m:oMath>
+        <m:r>
+          <m:rPr>
+            <m:nor/>
+          </m:rPr>
+          <m:t>(</m:t>
+        </m:r>
+        <m:r>
+          <m:t>−</m:t>
+        </m:r>
+        <m:r>
+          <m:t>a</m:t>
+        </m:r>
+        <m:r>
+          <m:rPr>
+            <m:nor/>
+          </m:rPr>
+          <m:t>)</m:t>
+        </m:r>
+      </m:oMath>
+      <w:r>
+        <w:rPr>
+          <w:rFonts w:ascii="Times New Roman" w:hAnsi="Times New Roman" w:eastAsia="Times New Roman" w:cs="Times New Roman"/>
+          <w:sz w:val="28"/>
+          <w:szCs w:val="28"/>
+        </w:rPr>
+        <w:t xml:space="preserve"> в </w:t>
+      </w:r>
+      <m:oMath>
+        <m:sSub>
+          <m:e>
+            <m:r>
+              <m:t>Z</m:t>
+            </m:r>
+          </m:e>
+          <m:sub>
+            <m:r>
+              <m:t>n</m:t>
+            </m:r>
+          </m:sub>
+        </m:sSub>
+      </m:oMath>
+      <w:r>
+        <w:rPr>
+          <w:rFonts w:ascii="Times New Roman" w:hAnsi="Times New Roman" w:eastAsia="Times New Roman" w:cs="Times New Roman"/>
+          <w:sz w:val="28"/>
+          <w:szCs w:val="28"/>
+        </w:rPr>
+        <w:t xml:space="preserve">:</w:t>
+      </w:r>
+    </w:p>
+    <w:p>
+      <w:pPr>
+        <w:spacing w:line="360" w:lineRule="auto"/>
+        <w:ind w:firstLine="720"/>
+        <w:jc w:val="both"/>
+        <w:rPr>
+          <w:rFonts w:ascii="Times New Roman" w:hAnsi="Times New Roman" w:cs="Times New Roman"/>
+          <w:sz w:val="28"/>
+          <w:szCs w:val="28"/>
+        </w:rPr>
+      </w:pPr>
+      <w:r>
+        <w:rPr>
+          <w:rFonts w:ascii="Times New Roman" w:hAnsi="Times New Roman" w:eastAsia="Times New Roman" w:cs="Times New Roman"/>
+          <w:sz w:val="28"/>
+          <w:szCs w:val="28"/>
+        </w:rPr>
+        <w:t xml:space="preserve">1. Если </w:t>
+      </w:r>
+      <m:oMath>
+        <m:r>
+          <m:t>a</m:t>
+        </m:r>
+        <m:r>
+          <m:t xml:space="preserve"> </m:t>
+        </m:r>
+        <m:r>
+          <m:t>=</m:t>
+        </m:r>
+        <m:r>
+          <m:t xml:space="preserve"> </m:t>
+        </m:r>
+        <m:r>
+          <m:rPr>
+            <m:nor/>
+          </m:rPr>
+          <m:t>0</m:t>
+        </m:r>
+      </m:oMath>
+      <w:r>
+        <w:rPr>
+          <w:rFonts w:ascii="Times New Roman" w:hAnsi="Times New Roman" w:eastAsia="Times New Roman" w:cs="Times New Roman"/>
+          <w:sz w:val="28"/>
+          <w:szCs w:val="28"/>
+        </w:rPr>
+        <w:t xml:space="preserve">:</w:t>
+      </w:r>
+    </w:p>
+    <w:p>
+      <w:pPr>
+        <w:spacing w:line="360" w:lineRule="auto"/>
+        <w:ind w:firstLine="720"/>
+        <w:jc w:val="both"/>
+        <w:rPr>
+          <w:rFonts w:ascii="Times New Roman" w:hAnsi="Times New Roman" w:cs="Times New Roman"/>
+          <w:sz w:val="28"/>
+          <w:szCs w:val="28"/>
+        </w:rPr>
+      </w:pPr>
+      <m:oMath>
+        <m:r>
+          <m:rPr>
+            <m:nor/>
+          </m:rPr>
+          <m:t>(</m:t>
+        </m:r>
+        <m:r>
+          <m:t>−</m:t>
+        </m:r>
+        <m:r>
+          <m:t>a</m:t>
+        </m:r>
+        <m:r>
+          <m:rPr>
+            <m:nor/>
+          </m:rPr>
+          <m:t>)</m:t>
+        </m:r>
+        <m:r>
+          <m:t xml:space="preserve"> </m:t>
+        </m:r>
+        <m:r>
+          <m:t>=</m:t>
+        </m:r>
+        <m:r>
+          <m:t xml:space="preserve"> </m:t>
+        </m:r>
+        <m:r>
+          <m:rPr>
+            <m:nor/>
+          </m:rPr>
+          <m:t>0</m:t>
+        </m:r>
+      </m:oMath>
+      <w:r>
+        <w:rPr>
+          <w:rFonts w:ascii="Times New Roman" w:hAnsi="Times New Roman" w:eastAsia="Times New Roman" w:cs="Times New Roman"/>
+          <w:sz w:val="28"/>
+          <w:szCs w:val="28"/>
+        </w:rPr>
+        <w:t xml:space="preserve">, так как </w:t>
+      </w:r>
+      <m:oMath>
+        <m:r>
+          <m:rPr>
+            <m:nor/>
+          </m:rPr>
+          <m:t>0</m:t>
+        </m:r>
+        <m:r>
+          <m:t xml:space="preserve"> </m:t>
+        </m:r>
+        <m:r>
+          <m:t>+</m:t>
+        </m:r>
+        <m:r>
+          <m:t xml:space="preserve"> </m:t>
+        </m:r>
+        <m:r>
+          <m:rPr>
+            <m:nor/>
+          </m:rPr>
+          <m:t>0</m:t>
+        </m:r>
+        <m:r>
+          <m:t xml:space="preserve"> </m:t>
+        </m:r>
+        <m:r>
+          <m:t>≡</m:t>
+        </m:r>
+        <m:r>
+          <m:t xml:space="preserve"> </m:t>
+        </m:r>
+        <m:r>
+          <m:rPr>
+            <m:nor/>
+          </m:rPr>
+          <m:t>0</m:t>
+        </m:r>
+        <m:r>
+          <m:t xml:space="preserve"> </m:t>
+        </m:r>
+        <m:r>
+          <m:rPr>
+            <m:nor/>
+          </m:rPr>
+          <m:t>(</m:t>
+        </m:r>
+        <m:r>
+          <m:rPr>
+            <m:nor/>
+          </m:rPr>
+          <m:t>mod</m:t>
+        </m:r>
+        <m:r>
+          <m:t xml:space="preserve"> </m:t>
+        </m:r>
+        <m:r>
+          <m:t>n</m:t>
+        </m:r>
+        <m:r>
+          <m:rPr>
+            <m:nor/>
+          </m:rPr>
+          <m:t>)</m:t>
+        </m:r>
+      </m:oMath>
+      <w:r>
+        <w:rPr>
+          <w:rFonts w:ascii="Times New Roman" w:hAnsi="Times New Roman" w:eastAsia="Times New Roman" w:cs="Times New Roman"/>
+          <w:sz w:val="28"/>
+          <w:szCs w:val="28"/>
+        </w:rPr>
+        <w:t xml:space="preserve">.</w:t>
+      </w:r>
+    </w:p>
+    <w:p>
+      <w:pPr>
+        <w:spacing w:line="360" w:lineRule="auto"/>
+        <w:ind w:firstLine="720"/>
+        <w:jc w:val="both"/>
+        <w:rPr>
+          <w:rFonts w:ascii="Times New Roman" w:hAnsi="Times New Roman" w:cs="Times New Roman"/>
+          <w:sz w:val="28"/>
+          <w:szCs w:val="28"/>
+        </w:rPr>
+      </w:pPr>
+      <w:r>
+        <w:rPr>
+          <w:rFonts w:ascii="Times New Roman" w:hAnsi="Times New Roman" w:eastAsia="Times New Roman" w:cs="Times New Roman"/>
+          <w:sz w:val="28"/>
+          <w:szCs w:val="28"/>
+        </w:rPr>
+        <w:t xml:space="preserve">2. Если </w:t>
+      </w:r>
+      <m:oMath>
+        <m:r>
+          <m:t>a</m:t>
+        </m:r>
+        <m:r>
+          <m:t xml:space="preserve"> </m:t>
+        </m:r>
+        <m:r>
+          <m:t>≠</m:t>
+        </m:r>
+        <m:r>
+          <m:t xml:space="preserve"> </m:t>
+        </m:r>
+        <m:r>
+          <m:rPr>
+            <m:nor/>
+          </m:rPr>
+          <m:t>0</m:t>
+        </m:r>
+      </m:oMath>
+      <w:r>
+        <w:rPr>
+          <w:rFonts w:ascii="Times New Roman" w:hAnsi="Times New Roman" w:eastAsia="Times New Roman" w:cs="Times New Roman"/>
+          <w:sz w:val="28"/>
+          <w:szCs w:val="28"/>
+        </w:rPr>
+        <w:t xml:space="preserve">:</w:t>
+      </w:r>
+    </w:p>
+    <w:p>
+      <w:pPr>
+        <w:spacing w:line="360" w:lineRule="auto"/>
+        <w:ind w:firstLine="720"/>
+        <w:jc w:val="both"/>
+        <w:rPr>
+          <w:rFonts w:ascii="Times New Roman" w:hAnsi="Times New Roman" w:cs="Times New Roman"/>
+          <w:sz w:val="28"/>
+          <w:szCs w:val="28"/>
+        </w:rPr>
+      </w:pPr>
+      <m:oMath>
+        <m:r>
+          <m:rPr>
+            <m:nor/>
+          </m:rPr>
+          <m:t>(</m:t>
+        </m:r>
+        <m:r>
+          <m:t>−</m:t>
+        </m:r>
+        <m:r>
+          <m:t>a</m:t>
+        </m:r>
+        <m:r>
+          <m:rPr>
+            <m:nor/>
+          </m:rPr>
+          <m:t>)</m:t>
+        </m:r>
+        <m:r>
+          <m:t xml:space="preserve"> </m:t>
+        </m:r>
+        <m:r>
+          <m:t>=</m:t>
+        </m:r>
+        <m:r>
+          <m:t xml:space="preserve"> </m:t>
+        </m:r>
+        <m:r>
+          <m:t>n</m:t>
+        </m:r>
+        <m:r>
+          <m:t xml:space="preserve"> </m:t>
+        </m:r>
+        <m:r>
+          <m:t>−</m:t>
+        </m:r>
+        <m:r>
+          <m:t xml:space="preserve"> </m:t>
+        </m:r>
+        <m:r>
+          <m:t>a</m:t>
+        </m:r>
+      </m:oMath>
+      <w:r>
+        <w:rPr>
+          <w:rFonts w:ascii="Times New Roman" w:hAnsi="Times New Roman" w:eastAsia="Times New Roman" w:cs="Times New Roman"/>
+          <w:sz w:val="28"/>
+          <w:szCs w:val="28"/>
+        </w:rPr>
+        <w:t xml:space="preserve">. Результат всегда находится в интервале </w:t>
+      </w:r>
+      <m:oMath>
+        <m:r>
+          <m:t>[</m:t>
+        </m:r>
+        <m:r>
+          <m:rPr>
+            <m:nor/>
+          </m:rPr>
+          <m:t>0</m:t>
+        </m:r>
+        <m:r>
+          <m:t>,</m:t>
+        </m:r>
+        <m:r>
+          <m:t xml:space="preserve"> </m:t>
+        </m:r>
+        <m:r>
+          <m:t>n</m:t>
+        </m:r>
+        <m:r>
+          <m:t>−</m:t>
+        </m:r>
+        <m:r>
+          <m:rPr>
+            <m:nor/>
+          </m:rPr>
+          <m:t>1</m:t>
+        </m:r>
+        <m:r>
+          <m:t>]</m:t>
+        </m:r>
+      </m:oMath>
+      <w:r>
+        <w:rPr>
+          <w:rFonts w:ascii="Times New Roman" w:hAnsi="Times New Roman" w:eastAsia="Times New Roman" w:cs="Times New Roman"/>
+          <w:sz w:val="28"/>
+          <w:szCs w:val="28"/>
+        </w:rPr>
+        <w:t xml:space="preserve">.</w:t>
       </w:r>
     </w:p>
     <w:p>
@@ -1738,52 +4160,169 @@
       </w:pPr>
       <w:r>
         <w:rPr>
-          <w:rFonts w:ascii="Times New Roman" w:hAnsi="Times New Roman" w:cs="Times New Roman"/>
-          <w:sz w:val="28"/>
-          <w:szCs w:val="28"/>
-        </w:rPr>
-        <w:t>В кольце Z₇:</w:t>
-      </w:r>
-    </w:p>
-    <w:p>
-      <w:pPr>
-        <w:spacing w:line="360" w:lineRule="auto"/>
-        <w:ind w:firstLine="720"/>
-        <w:jc w:val="both"/>
-        <w:rPr>
-          <w:rFonts w:ascii="Times New Roman" w:hAnsi="Times New Roman" w:cs="Times New Roman"/>
-          <w:sz w:val="28"/>
-          <w:szCs w:val="28"/>
-        </w:rPr>
-      </w:pPr>
-      <w:r>
-        <w:rPr>
-          <w:rFonts w:ascii="Times New Roman" w:hAnsi="Times New Roman" w:cs="Times New Roman"/>
-          <w:sz w:val="28"/>
-          <w:szCs w:val="28"/>
-        </w:rPr>
-        <w:t>Пусть a = 3. Тогда:</w:t>
-      </w:r>
-    </w:p>
-    <w:p>
-      <w:pPr>
-        <w:spacing w:line="360" w:lineRule="auto"/>
-        <w:ind w:firstLine="720"/>
-        <w:jc w:val="both"/>
-        <w:rPr>
-          <w:rFonts w:ascii="Times New Roman" w:hAnsi="Times New Roman" w:cs="Times New Roman"/>
-          <w:sz w:val="28"/>
-          <w:szCs w:val="28"/>
-        </w:rPr>
-      </w:pPr>
-      <w:r>
-        <w:rPr>
-          <w:rFonts w:ascii="Times New Roman" w:hAnsi="Times New Roman" w:cs="Times New Roman"/>
-          <w:sz w:val="28"/>
-          <w:szCs w:val="28"/>
-        </w:rPr>
-        <w:t>(–3) = 7 – 3 = 4.</w:t>
-      </w:r>
+          <w:rFonts w:ascii="Times New Roman" w:hAnsi="Times New Roman" w:eastAsia="Times New Roman" w:cs="Times New Roman"/>
+          <w:sz w:val="28"/>
+          <w:szCs w:val="28"/>
+        </w:rPr>
+        <w:t xml:space="preserve">В кольце </w:t>
+      </w:r>
+      <m:oMath>
+        <m:sSub>
+          <m:e>
+            <m:r>
+              <m:t>Z</m:t>
+            </m:r>
+          </m:e>
+          <m:sub>
+            <m:r>
+              <m:rPr>
+                <m:nor/>
+              </m:rPr>
+              <m:t>7</m:t>
+            </m:r>
+          </m:sub>
+        </m:sSub>
+      </m:oMath>
+      <w:r>
+        <w:rPr>
+          <w:rFonts w:ascii="Times New Roman" w:hAnsi="Times New Roman" w:eastAsia="Times New Roman" w:cs="Times New Roman"/>
+          <w:sz w:val="28"/>
+          <w:szCs w:val="28"/>
+        </w:rPr>
+        <w:t xml:space="preserve">:</w:t>
+      </w:r>
+    </w:p>
+    <w:p>
+      <w:pPr>
+        <w:spacing w:line="360" w:lineRule="auto"/>
+        <w:ind w:firstLine="720"/>
+        <w:jc w:val="both"/>
+        <w:rPr>
+          <w:rFonts w:ascii="Times New Roman" w:hAnsi="Times New Roman" w:cs="Times New Roman"/>
+          <w:sz w:val="28"/>
+          <w:szCs w:val="28"/>
+        </w:rPr>
+      </w:pPr>
+      <w:r>
+        <w:rPr>
+          <w:rFonts w:ascii="Times New Roman" w:hAnsi="Times New Roman" w:eastAsia="Times New Roman" w:cs="Times New Roman"/>
+          <w:sz w:val="28"/>
+          <w:szCs w:val="28"/>
+        </w:rPr>
+        <w:t xml:space="preserve">Пусть </w:t>
+      </w:r>
+      <m:oMath>
+        <m:r>
+          <m:t>a</m:t>
+        </m:r>
+        <m:r>
+          <m:t xml:space="preserve"> </m:t>
+        </m:r>
+        <m:r>
+          <m:t>=</m:t>
+        </m:r>
+        <m:r>
+          <m:t xml:space="preserve"> </m:t>
+        </m:r>
+        <m:r>
+          <m:rPr>
+            <m:nor/>
+          </m:rPr>
+          <m:t>3</m:t>
+        </m:r>
+      </m:oMath>
+      <w:r>
+        <w:rPr>
+          <w:rFonts w:ascii="Times New Roman" w:hAnsi="Times New Roman" w:eastAsia="Times New Roman" w:cs="Times New Roman"/>
+          <w:sz w:val="28"/>
+          <w:szCs w:val="28"/>
+        </w:rPr>
+        <w:t xml:space="preserve">. Тогда:</w:t>
+      </w:r>
+    </w:p>
+    <w:p>
+      <w:pPr>
+        <w:spacing w:line="360" w:lineRule="auto"/>
+        <w:jc w:val="both"/>
+        <w:rPr>
+          <w:rFonts w:ascii="Times New Roman" w:hAnsi="Times New Roman" w:cs="Times New Roman"/>
+          <w:sz w:val="28"/>
+          <w:szCs w:val="28"/>
+        </w:rPr>
+      </w:pPr>
+      <m:oMathPara>
+        <m:oMathParaPr>
+          <m:jc m:val="center"/>
+        </m:oMathParaPr>
+        <m:oMath>
+          <m:r>
+            <m:rPr>
+              <m:nor/>
+            </m:rPr>
+            <m:t>(</m:t>
+          </m:r>
+          <m:r>
+            <m:t>−</m:t>
+          </m:r>
+          <m:r>
+            <m:rPr>
+              <m:nor/>
+            </m:rPr>
+            <m:t>3</m:t>
+          </m:r>
+          <m:r>
+            <m:rPr>
+              <m:nor/>
+            </m:rPr>
+            <m:t>)</m:t>
+          </m:r>
+          <m:r>
+            <m:t xml:space="preserve"> </m:t>
+          </m:r>
+          <m:r>
+            <m:t>=</m:t>
+          </m:r>
+          <m:r>
+            <m:t xml:space="preserve"> </m:t>
+          </m:r>
+          <m:r>
+            <m:rPr>
+              <m:nor/>
+            </m:rPr>
+            <m:t>7</m:t>
+          </m:r>
+          <m:r>
+            <m:t xml:space="preserve"> </m:t>
+          </m:r>
+          <m:r>
+            <m:t>−</m:t>
+          </m:r>
+          <m:r>
+            <m:t xml:space="preserve"> </m:t>
+          </m:r>
+          <m:r>
+            <m:rPr>
+              <m:nor/>
+            </m:rPr>
+            <m:t>3</m:t>
+          </m:r>
+          <m:r>
+            <m:t xml:space="preserve"> </m:t>
+          </m:r>
+          <m:r>
+            <m:t>=</m:t>
+          </m:r>
+          <m:r>
+            <m:t xml:space="preserve"> </m:t>
+          </m:r>
+          <m:r>
+            <m:rPr>
+              <m:nor/>
+            </m:rPr>
+            <m:t>4</m:t>
+          </m:r>
+        </m:oMath>
+      </m:oMathPara>
     </w:p>
     <w:p>
       <w:pPr>
@@ -1808,22 +4347,101 @@
     <w:p>
       <w:pPr>
         <w:spacing w:line="360" w:lineRule="auto"/>
-        <w:ind w:firstLine="720"/>
-        <w:jc w:val="both"/>
-        <w:rPr>
-          <w:rFonts w:ascii="Times New Roman" w:hAnsi="Times New Roman" w:cs="Times New Roman"/>
-          <w:sz w:val="28"/>
-          <w:szCs w:val="28"/>
-        </w:rPr>
-      </w:pPr>
-      <w:r>
-        <w:rPr>
-          <w:rFonts w:ascii="Times New Roman" w:hAnsi="Times New Roman" w:cs="Times New Roman"/>
-          <w:sz w:val="28"/>
-          <w:szCs w:val="28"/>
-        </w:rPr>
-        <w:t>3 + 4 = 7 ≡ 0 (mod 7).</w:t>
-      </w:r>
+        <w:jc w:val="both"/>
+        <w:rPr>
+          <w:rFonts w:ascii="Times New Roman" w:hAnsi="Times New Roman" w:cs="Times New Roman"/>
+          <w:sz w:val="28"/>
+          <w:szCs w:val="28"/>
+        </w:rPr>
+      </w:pPr>
+      <m:oMathPara>
+        <m:oMathParaPr>
+          <m:jc m:val="center"/>
+        </m:oMathParaPr>
+        <m:oMath>
+          <m:r>
+            <m:rPr>
+              <m:nor/>
+            </m:rPr>
+            <m:t>3</m:t>
+          </m:r>
+          <m:r>
+            <m:t xml:space="preserve"> </m:t>
+          </m:r>
+          <m:r>
+            <m:t>+</m:t>
+          </m:r>
+          <m:r>
+            <m:t xml:space="preserve"> </m:t>
+          </m:r>
+          <m:r>
+            <m:rPr>
+              <m:nor/>
+            </m:rPr>
+            <m:t>4</m:t>
+          </m:r>
+          <m:r>
+            <m:t xml:space="preserve"> </m:t>
+          </m:r>
+          <m:r>
+            <m:t>=</m:t>
+          </m:r>
+          <m:r>
+            <m:t xml:space="preserve"> </m:t>
+          </m:r>
+          <m:r>
+            <m:rPr>
+              <m:nor/>
+            </m:rPr>
+            <m:t>7</m:t>
+          </m:r>
+          <m:r>
+            <m:t xml:space="preserve"> </m:t>
+          </m:r>
+          <m:r>
+            <m:t>≡</m:t>
+          </m:r>
+          <m:r>
+            <m:t xml:space="preserve"> </m:t>
+          </m:r>
+          <m:r>
+            <m:rPr>
+              <m:nor/>
+            </m:rPr>
+            <m:t>0</m:t>
+          </m:r>
+          <m:r>
+            <m:t xml:space="preserve"> </m:t>
+          </m:r>
+          <m:r>
+            <m:rPr>
+              <m:nor/>
+            </m:rPr>
+            <m:t>(</m:t>
+          </m:r>
+          <m:r>
+            <m:rPr>
+              <m:nor/>
+            </m:rPr>
+            <m:t>mod</m:t>
+          </m:r>
+          <m:r>
+            <m:t xml:space="preserve"> </m:t>
+          </m:r>
+          <m:r>
+            <m:rPr>
+              <m:nor/>
+            </m:rPr>
+            <m:t>7</m:t>
+          </m:r>
+          <m:r>
+            <m:rPr>
+              <m:nor/>
+            </m:rPr>
+            <m:t>)</m:t>
+          </m:r>
+        </m:oMath>
+      </m:oMathPara>
     </w:p>
     <w:p>
       <w:pPr>
@@ -1955,135 +4573,485 @@
       </w:pPr>
       <w:r>
         <w:rPr>
-          <w:rFonts w:ascii="Times New Roman" w:hAnsi="Times New Roman" w:cs="Times New Roman"/>
-          <w:sz w:val="28"/>
-          <w:szCs w:val="28"/>
-        </w:rPr>
-        <w:t xml:space="preserve">• Ассоциативность: a + (b + c) = (a + b) + c для любых a, b, c </w:t>
-      </w:r>
-      <w:r>
-        <w:rPr>
-          <w:rFonts w:ascii="Cambria Math" w:hAnsi="Cambria Math" w:cs="Cambria Math"/>
-          <w:sz w:val="28"/>
-          <w:szCs w:val="28"/>
-        </w:rPr>
-        <w:t>∈</w:t>
-      </w:r>
-      <w:r>
-        <w:rPr>
-          <w:rFonts w:ascii="Times New Roman" w:hAnsi="Times New Roman" w:cs="Times New Roman"/>
-          <w:sz w:val="28"/>
-          <w:szCs w:val="28"/>
-        </w:rPr>
-        <w:t xml:space="preserve"> K.</w:t>
-      </w:r>
-    </w:p>
-    <w:p>
-      <w:pPr>
-        <w:spacing w:line="360" w:lineRule="auto"/>
-        <w:ind w:firstLine="720"/>
-        <w:jc w:val="both"/>
-        <w:rPr>
-          <w:rFonts w:ascii="Times New Roman" w:hAnsi="Times New Roman" w:cs="Times New Roman"/>
-          <w:sz w:val="28"/>
-          <w:szCs w:val="28"/>
-        </w:rPr>
-      </w:pPr>
-      <w:r>
-        <w:rPr>
-          <w:rFonts w:ascii="Times New Roman" w:hAnsi="Times New Roman" w:cs="Times New Roman"/>
-          <w:sz w:val="28"/>
-          <w:szCs w:val="28"/>
-        </w:rPr>
-        <w:t xml:space="preserve">• Существование нулевого элемента: существует элемент 0 </w:t>
-      </w:r>
-      <w:r>
-        <w:rPr>
-          <w:rFonts w:ascii="Cambria Math" w:hAnsi="Cambria Math" w:cs="Cambria Math"/>
-          <w:sz w:val="28"/>
-          <w:szCs w:val="28"/>
-        </w:rPr>
-        <w:t>∈</w:t>
-      </w:r>
-      <w:r>
-        <w:rPr>
-          <w:rFonts w:ascii="Times New Roman" w:hAnsi="Times New Roman" w:cs="Times New Roman"/>
-          <w:sz w:val="28"/>
-          <w:szCs w:val="28"/>
-        </w:rPr>
-        <w:t xml:space="preserve"> K такой, что a + 0 = 0 + a = a.</w:t>
-      </w:r>
-    </w:p>
-    <w:p>
-      <w:pPr>
-        <w:spacing w:line="360" w:lineRule="auto"/>
-        <w:ind w:firstLine="720"/>
-        <w:jc w:val="both"/>
-        <w:rPr>
-          <w:rFonts w:ascii="Times New Roman" w:hAnsi="Times New Roman" w:cs="Times New Roman"/>
-          <w:sz w:val="28"/>
-          <w:szCs w:val="28"/>
-        </w:rPr>
-      </w:pPr>
-      <w:r>
-        <w:rPr>
-          <w:rFonts w:ascii="Times New Roman" w:hAnsi="Times New Roman" w:cs="Times New Roman"/>
-          <w:sz w:val="28"/>
-          <w:szCs w:val="28"/>
-        </w:rPr>
-        <w:t xml:space="preserve">• Существование обратного элемента по сложению: для каждого a </w:t>
-      </w:r>
-      <w:r>
-        <w:rPr>
-          <w:rFonts w:ascii="Cambria Math" w:hAnsi="Cambria Math" w:cs="Cambria Math"/>
-          <w:sz w:val="28"/>
-          <w:szCs w:val="28"/>
-        </w:rPr>
-        <w:t>∈</w:t>
-      </w:r>
-      <w:r>
-        <w:rPr>
-          <w:rFonts w:ascii="Times New Roman" w:hAnsi="Times New Roman" w:cs="Times New Roman"/>
-          <w:sz w:val="28"/>
-          <w:szCs w:val="28"/>
-        </w:rPr>
-        <w:t xml:space="preserve"> K существует элемент –a, такой, что a + (–a) = 0.</w:t>
-      </w:r>
-    </w:p>
-    <w:p>
-      <w:pPr>
-        <w:spacing w:line="360" w:lineRule="auto"/>
-        <w:ind w:firstLine="720"/>
-        <w:jc w:val="both"/>
-        <w:rPr>
-          <w:rFonts w:ascii="Times New Roman" w:hAnsi="Times New Roman" w:cs="Times New Roman"/>
-          <w:sz w:val="28"/>
-          <w:szCs w:val="28"/>
-        </w:rPr>
-      </w:pPr>
-      <w:r>
-        <w:rPr>
-          <w:rFonts w:ascii="Times New Roman" w:hAnsi="Times New Roman" w:cs="Times New Roman"/>
-          <w:sz w:val="28"/>
-          <w:szCs w:val="28"/>
-        </w:rPr>
-        <w:t xml:space="preserve">• Коммутативность: a + b = b + a для любых a, b </w:t>
-      </w:r>
-      <w:r>
-        <w:rPr>
-          <w:rFonts w:ascii="Cambria Math" w:hAnsi="Cambria Math" w:cs="Cambria Math"/>
-          <w:sz w:val="28"/>
-          <w:szCs w:val="28"/>
-        </w:rPr>
-        <w:t>∈</w:t>
-      </w:r>
-      <w:r>
-        <w:rPr>
-          <w:rFonts w:ascii="Times New Roman" w:hAnsi="Times New Roman" w:cs="Times New Roman"/>
-          <w:sz w:val="28"/>
-          <w:szCs w:val="28"/>
-        </w:rPr>
-        <w:t xml:space="preserve"> K.</w:t>
+          <w:rFonts w:ascii="Times New Roman" w:hAnsi="Times New Roman" w:eastAsia="Times New Roman" w:cs="Times New Roman"/>
+          <w:sz w:val="28"/>
+          <w:szCs w:val="28"/>
+        </w:rPr>
+        <w:t xml:space="preserve">• Ассоциативность: </w:t>
+      </w:r>
+      <m:oMath>
+        <m:r>
+          <m:t>a</m:t>
+        </m:r>
+        <m:r>
+          <m:t xml:space="preserve"> </m:t>
+        </m:r>
+        <m:r>
+          <m:t>+</m:t>
+        </m:r>
+        <m:r>
+          <m:t xml:space="preserve"> </m:t>
+        </m:r>
+        <m:r>
+          <m:rPr>
+            <m:nor/>
+          </m:rPr>
+          <m:t>(</m:t>
+        </m:r>
+        <m:r>
+          <m:t>b</m:t>
+        </m:r>
+        <m:r>
+          <m:t xml:space="preserve"> </m:t>
+        </m:r>
+        <m:r>
+          <m:t>+</m:t>
+        </m:r>
+        <m:r>
+          <m:t xml:space="preserve"> </m:t>
+        </m:r>
+        <m:r>
+          <m:t>c</m:t>
+        </m:r>
+        <m:r>
+          <m:rPr>
+            <m:nor/>
+          </m:rPr>
+          <m:t>)</m:t>
+        </m:r>
+        <m:r>
+          <m:t xml:space="preserve"> </m:t>
+        </m:r>
+        <m:r>
+          <m:t>=</m:t>
+        </m:r>
+        <m:r>
+          <m:t xml:space="preserve"> </m:t>
+        </m:r>
+        <m:r>
+          <m:rPr>
+            <m:nor/>
+          </m:rPr>
+          <m:t>(</m:t>
+        </m:r>
+        <m:r>
+          <m:t>a</m:t>
+        </m:r>
+        <m:r>
+          <m:t xml:space="preserve"> </m:t>
+        </m:r>
+        <m:r>
+          <m:t>+</m:t>
+        </m:r>
+        <m:r>
+          <m:t xml:space="preserve"> </m:t>
+        </m:r>
+        <m:r>
+          <m:t>b</m:t>
+        </m:r>
+        <m:r>
+          <m:rPr>
+            <m:nor/>
+          </m:rPr>
+          <m:t>)</m:t>
+        </m:r>
+        <m:r>
+          <m:t xml:space="preserve"> </m:t>
+        </m:r>
+        <m:r>
+          <m:t>+</m:t>
+        </m:r>
+        <m:r>
+          <m:t xml:space="preserve"> </m:t>
+        </m:r>
+        <m:r>
+          <m:t>c</m:t>
+        </m:r>
+      </m:oMath>
+      <w:r>
+        <w:rPr>
+          <w:rFonts w:ascii="Times New Roman" w:hAnsi="Times New Roman" w:eastAsia="Times New Roman" w:cs="Times New Roman"/>
+          <w:sz w:val="28"/>
+          <w:szCs w:val="28"/>
+        </w:rPr>
+        <w:t xml:space="preserve"> для любых </w:t>
+      </w:r>
+      <m:oMath>
+        <m:r>
+          <m:t>a</m:t>
+        </m:r>
+        <m:r>
+          <m:t>,</m:t>
+        </m:r>
+        <m:r>
+          <m:t xml:space="preserve"> </m:t>
+        </m:r>
+        <m:r>
+          <m:t>b</m:t>
+        </m:r>
+        <m:r>
+          <m:t>,</m:t>
+        </m:r>
+        <m:r>
+          <m:t xml:space="preserve"> </m:t>
+        </m:r>
+        <m:r>
+          <m:t>c</m:t>
+        </m:r>
+        <m:r>
+          <m:t xml:space="preserve"> </m:t>
+        </m:r>
+        <m:r>
+          <m:t>∈</m:t>
+        </m:r>
+        <m:r>
+          <m:t xml:space="preserve"> </m:t>
+        </m:r>
+        <m:r>
+          <m:t>K</m:t>
+        </m:r>
+      </m:oMath>
+      <w:r>
+        <w:rPr>
+          <w:rFonts w:ascii="Times New Roman" w:hAnsi="Times New Roman" w:eastAsia="Times New Roman" w:cs="Times New Roman"/>
+          <w:sz w:val="28"/>
+          <w:szCs w:val="28"/>
+        </w:rPr>
+        <w:t xml:space="preserve">.</w:t>
+      </w:r>
+    </w:p>
+    <w:p>
+      <w:pPr>
+        <w:spacing w:line="360" w:lineRule="auto"/>
+        <w:ind w:firstLine="720"/>
+        <w:jc w:val="both"/>
+        <w:rPr>
+          <w:rFonts w:ascii="Times New Roman" w:hAnsi="Times New Roman" w:cs="Times New Roman"/>
+          <w:sz w:val="28"/>
+          <w:szCs w:val="28"/>
+        </w:rPr>
+      </w:pPr>
+      <w:r>
+        <w:rPr>
+          <w:rFonts w:ascii="Times New Roman" w:hAnsi="Times New Roman" w:eastAsia="Times New Roman" w:cs="Times New Roman"/>
+          <w:sz w:val="28"/>
+          <w:szCs w:val="28"/>
+        </w:rPr>
+        <w:t xml:space="preserve">• Существование нулевого элемента: существует элемент </w:t>
+      </w:r>
+      <m:oMath>
+        <m:r>
+          <m:rPr>
+            <m:nor/>
+          </m:rPr>
+          <m:t>0</m:t>
+        </m:r>
+        <m:r>
+          <m:t xml:space="preserve"> </m:t>
+        </m:r>
+        <m:r>
+          <m:t>∈</m:t>
+        </m:r>
+        <m:r>
+          <m:t xml:space="preserve"> </m:t>
+        </m:r>
+        <m:r>
+          <m:t>K</m:t>
+        </m:r>
+      </m:oMath>
+      <w:r>
+        <w:rPr>
+          <w:rFonts w:ascii="Times New Roman" w:hAnsi="Times New Roman" w:eastAsia="Times New Roman" w:cs="Times New Roman"/>
+          <w:sz w:val="28"/>
+          <w:szCs w:val="28"/>
+        </w:rPr>
+        <w:t xml:space="preserve"> такой, что </w:t>
+      </w:r>
+      <m:oMath>
+        <m:r>
+          <m:t>a</m:t>
+        </m:r>
+        <m:r>
+          <m:t xml:space="preserve"> </m:t>
+        </m:r>
+        <m:r>
+          <m:t>+</m:t>
+        </m:r>
+        <m:r>
+          <m:t xml:space="preserve"> </m:t>
+        </m:r>
+        <m:r>
+          <m:rPr>
+            <m:nor/>
+          </m:rPr>
+          <m:t>0</m:t>
+        </m:r>
+        <m:r>
+          <m:t xml:space="preserve"> </m:t>
+        </m:r>
+        <m:r>
+          <m:t>=</m:t>
+        </m:r>
+        <m:r>
+          <m:t xml:space="preserve"> </m:t>
+        </m:r>
+        <m:r>
+          <m:rPr>
+            <m:nor/>
+          </m:rPr>
+          <m:t>0</m:t>
+        </m:r>
+        <m:r>
+          <m:t xml:space="preserve"> </m:t>
+        </m:r>
+        <m:r>
+          <m:t>+</m:t>
+        </m:r>
+        <m:r>
+          <m:t xml:space="preserve"> </m:t>
+        </m:r>
+        <m:r>
+          <m:t>a</m:t>
+        </m:r>
+        <m:r>
+          <m:t xml:space="preserve"> </m:t>
+        </m:r>
+        <m:r>
+          <m:t>=</m:t>
+        </m:r>
+        <m:r>
+          <m:t xml:space="preserve"> </m:t>
+        </m:r>
+        <m:r>
+          <m:t>a</m:t>
+        </m:r>
+      </m:oMath>
+      <w:r>
+        <w:rPr>
+          <w:rFonts w:ascii="Times New Roman" w:hAnsi="Times New Roman" w:eastAsia="Times New Roman" w:cs="Times New Roman"/>
+          <w:sz w:val="28"/>
+          <w:szCs w:val="28"/>
+        </w:rPr>
+        <w:t xml:space="preserve">.</w:t>
+      </w:r>
+    </w:p>
+    <w:p>
+      <w:pPr>
+        <w:spacing w:line="360" w:lineRule="auto"/>
+        <w:ind w:firstLine="720"/>
+        <w:jc w:val="both"/>
+        <w:rPr>
+          <w:rFonts w:ascii="Times New Roman" w:hAnsi="Times New Roman" w:cs="Times New Roman"/>
+          <w:sz w:val="28"/>
+          <w:szCs w:val="28"/>
+        </w:rPr>
+      </w:pPr>
+      <w:r>
+        <w:rPr>
+          <w:rFonts w:ascii="Times New Roman" w:hAnsi="Times New Roman" w:eastAsia="Times New Roman" w:cs="Times New Roman"/>
+          <w:sz w:val="28"/>
+          <w:szCs w:val="28"/>
+        </w:rPr>
+        <w:t xml:space="preserve">• Существование обратного элемента по сложению: для каждого </w:t>
+      </w:r>
+      <m:oMath>
+        <m:r>
+          <m:t>a</m:t>
+        </m:r>
+        <m:r>
+          <m:t xml:space="preserve"> </m:t>
+        </m:r>
+        <m:r>
+          <m:t>∈</m:t>
+        </m:r>
+        <m:r>
+          <m:t xml:space="preserve"> </m:t>
+        </m:r>
+        <m:r>
+          <m:t>K</m:t>
+        </m:r>
+      </m:oMath>
+      <w:r>
+        <w:rPr>
+          <w:rFonts w:ascii="Times New Roman" w:hAnsi="Times New Roman" w:eastAsia="Times New Roman" w:cs="Times New Roman"/>
+          <w:sz w:val="28"/>
+          <w:szCs w:val="28"/>
+        </w:rPr>
+        <w:t xml:space="preserve"> существует элемент </w:t>
+      </w:r>
+      <m:oMath>
+        <m:r>
+          <m:t>−</m:t>
+        </m:r>
+        <m:r>
+          <m:t>a</m:t>
+        </m:r>
+      </m:oMath>
+      <w:r>
+        <w:rPr>
+          <w:rFonts w:ascii="Times New Roman" w:hAnsi="Times New Roman" w:eastAsia="Times New Roman" w:cs="Times New Roman"/>
+          <w:sz w:val="28"/>
+          <w:szCs w:val="28"/>
+        </w:rPr>
+        <w:t xml:space="preserve">, такой, что </w:t>
+      </w:r>
+      <m:oMath>
+        <m:r>
+          <m:t>a</m:t>
+        </m:r>
+        <m:r>
+          <m:t xml:space="preserve"> </m:t>
+        </m:r>
+        <m:r>
+          <m:t>+</m:t>
+        </m:r>
+        <m:r>
+          <m:t xml:space="preserve"> </m:t>
+        </m:r>
+        <m:r>
+          <m:rPr>
+            <m:nor/>
+          </m:rPr>
+          <m:t>(</m:t>
+        </m:r>
+        <m:r>
+          <m:t>−</m:t>
+        </m:r>
+        <m:r>
+          <m:t>a</m:t>
+        </m:r>
+        <m:r>
+          <m:rPr>
+            <m:nor/>
+          </m:rPr>
+          <m:t>)</m:t>
+        </m:r>
+        <m:r>
+          <m:t xml:space="preserve"> </m:t>
+        </m:r>
+        <m:r>
+          <m:t>=</m:t>
+        </m:r>
+        <m:r>
+          <m:t xml:space="preserve"> </m:t>
+        </m:r>
+        <m:r>
+          <m:rPr>
+            <m:nor/>
+          </m:rPr>
+          <m:t>0</m:t>
+        </m:r>
+      </m:oMath>
+      <w:r>
+        <w:rPr>
+          <w:rFonts w:ascii="Times New Roman" w:hAnsi="Times New Roman" w:eastAsia="Times New Roman" w:cs="Times New Roman"/>
+          <w:sz w:val="28"/>
+          <w:szCs w:val="28"/>
+        </w:rPr>
+        <w:t xml:space="preserve">.</w:t>
+      </w:r>
+    </w:p>
+    <w:p>
+      <w:pPr>
+        <w:spacing w:line="360" w:lineRule="auto"/>
+        <w:ind w:firstLine="720"/>
+        <w:jc w:val="both"/>
+        <w:rPr>
+          <w:rFonts w:ascii="Times New Roman" w:hAnsi="Times New Roman" w:cs="Times New Roman"/>
+          <w:sz w:val="28"/>
+          <w:szCs w:val="28"/>
+        </w:rPr>
+      </w:pPr>
+      <w:r>
+        <w:rPr>
+          <w:rFonts w:ascii="Times New Roman" w:hAnsi="Times New Roman" w:eastAsia="Times New Roman" w:cs="Times New Roman"/>
+          <w:sz w:val="28"/>
+          <w:szCs w:val="28"/>
+        </w:rPr>
+        <w:t xml:space="preserve">• Коммутативность: </w:t>
+      </w:r>
+      <m:oMath>
+        <m:r>
+          <m:t>a</m:t>
+        </m:r>
+        <m:r>
+          <m:t xml:space="preserve"> </m:t>
+        </m:r>
+        <m:r>
+          <m:t>+</m:t>
+        </m:r>
+        <m:r>
+          <m:t xml:space="preserve"> </m:t>
+        </m:r>
+        <m:r>
+          <m:t>b</m:t>
+        </m:r>
+        <m:r>
+          <m:t xml:space="preserve"> </m:t>
+        </m:r>
+        <m:r>
+          <m:t>=</m:t>
+        </m:r>
+        <m:r>
+          <m:t xml:space="preserve"> </m:t>
+        </m:r>
+        <m:r>
+          <m:t>b</m:t>
+        </m:r>
+        <m:r>
+          <m:t xml:space="preserve"> </m:t>
+        </m:r>
+        <m:r>
+          <m:t>+</m:t>
+        </m:r>
+        <m:r>
+          <m:t xml:space="preserve"> </m:t>
+        </m:r>
+        <m:r>
+          <m:t>a</m:t>
+        </m:r>
+      </m:oMath>
+      <w:r>
+        <w:rPr>
+          <w:rFonts w:ascii="Times New Roman" w:hAnsi="Times New Roman" w:eastAsia="Times New Roman" w:cs="Times New Roman"/>
+          <w:sz w:val="28"/>
+          <w:szCs w:val="28"/>
+        </w:rPr>
+        <w:t xml:space="preserve"> для любых </w:t>
+      </w:r>
+      <m:oMath>
+        <m:r>
+          <m:t>a</m:t>
+        </m:r>
+        <m:r>
+          <m:t>,</m:t>
+        </m:r>
+        <m:r>
+          <m:t xml:space="preserve"> </m:t>
+        </m:r>
+        <m:r>
+          <m:t>b</m:t>
+        </m:r>
+        <m:r>
+          <m:t xml:space="preserve"> </m:t>
+        </m:r>
+        <m:r>
+          <m:t>∈</m:t>
+        </m:r>
+        <m:r>
+          <m:t xml:space="preserve"> </m:t>
+        </m:r>
+        <m:r>
+          <m:t>K</m:t>
+        </m:r>
+      </m:oMath>
+      <w:r>
+        <w:rPr>
+          <w:rFonts w:ascii="Times New Roman" w:hAnsi="Times New Roman" w:eastAsia="Times New Roman" w:cs="Times New Roman"/>
+          <w:sz w:val="28"/>
+          <w:szCs w:val="28"/>
+        </w:rPr>
+        <w:t xml:space="preserve">.</w:t>
       </w:r>
     </w:p>
     <w:p>
@@ -2119,135 +5087,497 @@
       </w:pPr>
       <w:r>
         <w:rPr>
-          <w:rFonts w:ascii="Times New Roman" w:hAnsi="Times New Roman" w:cs="Times New Roman"/>
-          <w:sz w:val="28"/>
-          <w:szCs w:val="28"/>
-        </w:rPr>
-        <w:t xml:space="preserve">• Ассоциативность: a · (b · c) = (a · b) · c для любых a, b, c </w:t>
-      </w:r>
-      <w:r>
-        <w:rPr>
-          <w:rFonts w:ascii="Cambria Math" w:hAnsi="Cambria Math" w:cs="Cambria Math"/>
-          <w:sz w:val="28"/>
-          <w:szCs w:val="28"/>
-        </w:rPr>
-        <w:t>∈</w:t>
-      </w:r>
-      <w:r>
-        <w:rPr>
-          <w:rFonts w:ascii="Times New Roman" w:hAnsi="Times New Roman" w:cs="Times New Roman"/>
-          <w:sz w:val="28"/>
-          <w:szCs w:val="28"/>
-        </w:rPr>
-        <w:t xml:space="preserve"> K.</w:t>
-      </w:r>
-    </w:p>
-    <w:p>
-      <w:pPr>
-        <w:spacing w:line="360" w:lineRule="auto"/>
-        <w:ind w:firstLine="720"/>
-        <w:jc w:val="both"/>
-        <w:rPr>
-          <w:rFonts w:ascii="Times New Roman" w:hAnsi="Times New Roman" w:cs="Times New Roman"/>
-          <w:sz w:val="28"/>
-          <w:szCs w:val="28"/>
-        </w:rPr>
-      </w:pPr>
-      <w:r>
-        <w:rPr>
-          <w:rFonts w:ascii="Times New Roman" w:hAnsi="Times New Roman" w:cs="Times New Roman"/>
-          <w:sz w:val="28"/>
-          <w:szCs w:val="28"/>
-        </w:rPr>
-        <w:t xml:space="preserve">• Существование нейтрального элемента: существует элемент 1 </w:t>
-      </w:r>
-      <w:r>
-        <w:rPr>
-          <w:rFonts w:ascii="Cambria Math" w:hAnsi="Cambria Math" w:cs="Cambria Math"/>
-          <w:sz w:val="28"/>
-          <w:szCs w:val="28"/>
-        </w:rPr>
-        <w:t>∈</w:t>
-      </w:r>
-      <w:r>
-        <w:rPr>
-          <w:rFonts w:ascii="Times New Roman" w:hAnsi="Times New Roman" w:cs="Times New Roman"/>
-          <w:sz w:val="28"/>
-          <w:szCs w:val="28"/>
-        </w:rPr>
-        <w:t xml:space="preserve"> K такой, что a · 1 = 1 · a = a.</w:t>
-      </w:r>
-    </w:p>
-    <w:p>
-      <w:pPr>
-        <w:spacing w:line="360" w:lineRule="auto"/>
-        <w:ind w:firstLine="720"/>
-        <w:jc w:val="both"/>
-        <w:rPr>
-          <w:rFonts w:ascii="Times New Roman" w:hAnsi="Times New Roman" w:cs="Times New Roman"/>
-          <w:sz w:val="28"/>
-          <w:szCs w:val="28"/>
-        </w:rPr>
-      </w:pPr>
-      <w:r>
-        <w:rPr>
-          <w:rFonts w:ascii="Times New Roman" w:hAnsi="Times New Roman" w:cs="Times New Roman"/>
-          <w:sz w:val="28"/>
-          <w:szCs w:val="28"/>
-        </w:rPr>
-        <w:t xml:space="preserve">• Существование обратного элемента по умножению: для каждого ненулевого a </w:t>
-      </w:r>
-      <w:r>
-        <w:rPr>
-          <w:rFonts w:ascii="Cambria Math" w:hAnsi="Cambria Math" w:cs="Cambria Math"/>
-          <w:sz w:val="28"/>
-          <w:szCs w:val="28"/>
-        </w:rPr>
-        <w:t>∈</w:t>
-      </w:r>
-      <w:r>
-        <w:rPr>
-          <w:rFonts w:ascii="Times New Roman" w:hAnsi="Times New Roman" w:cs="Times New Roman"/>
-          <w:sz w:val="28"/>
-          <w:szCs w:val="28"/>
-        </w:rPr>
-        <w:t xml:space="preserve"> K существует a⁻¹ такой, что a · a⁻¹ = 1.</w:t>
-      </w:r>
-    </w:p>
-    <w:p>
-      <w:pPr>
-        <w:spacing w:line="360" w:lineRule="auto"/>
-        <w:ind w:firstLine="720"/>
-        <w:jc w:val="both"/>
-        <w:rPr>
-          <w:rFonts w:ascii="Times New Roman" w:hAnsi="Times New Roman" w:cs="Times New Roman"/>
-          <w:sz w:val="28"/>
-          <w:szCs w:val="28"/>
-        </w:rPr>
-      </w:pPr>
-      <w:r>
-        <w:rPr>
-          <w:rFonts w:ascii="Times New Roman" w:hAnsi="Times New Roman" w:cs="Times New Roman"/>
-          <w:sz w:val="28"/>
-          <w:szCs w:val="28"/>
-        </w:rPr>
-        <w:t xml:space="preserve">• Коммутативность: a · b = b · a для любых a, b </w:t>
-      </w:r>
-      <w:r>
-        <w:rPr>
-          <w:rFonts w:ascii="Cambria Math" w:hAnsi="Cambria Math" w:cs="Cambria Math"/>
-          <w:sz w:val="28"/>
-          <w:szCs w:val="28"/>
-        </w:rPr>
-        <w:t>∈</w:t>
-      </w:r>
-      <w:r>
-        <w:rPr>
-          <w:rFonts w:ascii="Times New Roman" w:hAnsi="Times New Roman" w:cs="Times New Roman"/>
-          <w:sz w:val="28"/>
-          <w:szCs w:val="28"/>
-        </w:rPr>
-        <w:t xml:space="preserve"> K.</w:t>
+          <w:rFonts w:ascii="Times New Roman" w:hAnsi="Times New Roman" w:eastAsia="Times New Roman" w:cs="Times New Roman"/>
+          <w:sz w:val="28"/>
+          <w:szCs w:val="28"/>
+        </w:rPr>
+        <w:t xml:space="preserve">• Ассоциативность: </w:t>
+      </w:r>
+      <m:oMath>
+        <m:r>
+          <m:t>a</m:t>
+        </m:r>
+        <m:r>
+          <m:t xml:space="preserve"> </m:t>
+        </m:r>
+        <m:r>
+          <m:t>·</m:t>
+        </m:r>
+        <m:r>
+          <m:t xml:space="preserve"> </m:t>
+        </m:r>
+        <m:r>
+          <m:rPr>
+            <m:nor/>
+          </m:rPr>
+          <m:t>(</m:t>
+        </m:r>
+        <m:r>
+          <m:t>b</m:t>
+        </m:r>
+        <m:r>
+          <m:t xml:space="preserve"> </m:t>
+        </m:r>
+        <m:r>
+          <m:t>·</m:t>
+        </m:r>
+        <m:r>
+          <m:t xml:space="preserve"> </m:t>
+        </m:r>
+        <m:r>
+          <m:t>c</m:t>
+        </m:r>
+        <m:r>
+          <m:rPr>
+            <m:nor/>
+          </m:rPr>
+          <m:t>)</m:t>
+        </m:r>
+        <m:r>
+          <m:t xml:space="preserve"> </m:t>
+        </m:r>
+        <m:r>
+          <m:t>=</m:t>
+        </m:r>
+        <m:r>
+          <m:t xml:space="preserve"> </m:t>
+        </m:r>
+        <m:r>
+          <m:rPr>
+            <m:nor/>
+          </m:rPr>
+          <m:t>(</m:t>
+        </m:r>
+        <m:r>
+          <m:t>a</m:t>
+        </m:r>
+        <m:r>
+          <m:t xml:space="preserve"> </m:t>
+        </m:r>
+        <m:r>
+          <m:t>·</m:t>
+        </m:r>
+        <m:r>
+          <m:t xml:space="preserve"> </m:t>
+        </m:r>
+        <m:r>
+          <m:t>b</m:t>
+        </m:r>
+        <m:r>
+          <m:rPr>
+            <m:nor/>
+          </m:rPr>
+          <m:t>)</m:t>
+        </m:r>
+        <m:r>
+          <m:t xml:space="preserve"> </m:t>
+        </m:r>
+        <m:r>
+          <m:t>·</m:t>
+        </m:r>
+        <m:r>
+          <m:t xml:space="preserve"> </m:t>
+        </m:r>
+        <m:r>
+          <m:t>c</m:t>
+        </m:r>
+      </m:oMath>
+      <w:r>
+        <w:rPr>
+          <w:rFonts w:ascii="Times New Roman" w:hAnsi="Times New Roman" w:eastAsia="Times New Roman" w:cs="Times New Roman"/>
+          <w:sz w:val="28"/>
+          <w:szCs w:val="28"/>
+        </w:rPr>
+        <w:t xml:space="preserve"> для любых </w:t>
+      </w:r>
+      <m:oMath>
+        <m:r>
+          <m:t>a</m:t>
+        </m:r>
+        <m:r>
+          <m:t>,</m:t>
+        </m:r>
+        <m:r>
+          <m:t xml:space="preserve"> </m:t>
+        </m:r>
+        <m:r>
+          <m:t>b</m:t>
+        </m:r>
+        <m:r>
+          <m:t>,</m:t>
+        </m:r>
+        <m:r>
+          <m:t xml:space="preserve"> </m:t>
+        </m:r>
+        <m:r>
+          <m:t>c</m:t>
+        </m:r>
+        <m:r>
+          <m:t xml:space="preserve"> </m:t>
+        </m:r>
+        <m:r>
+          <m:t>∈</m:t>
+        </m:r>
+        <m:r>
+          <m:t xml:space="preserve"> </m:t>
+        </m:r>
+        <m:r>
+          <m:t>K</m:t>
+        </m:r>
+      </m:oMath>
+      <w:r>
+        <w:rPr>
+          <w:rFonts w:ascii="Times New Roman" w:hAnsi="Times New Roman" w:eastAsia="Times New Roman" w:cs="Times New Roman"/>
+          <w:sz w:val="28"/>
+          <w:szCs w:val="28"/>
+        </w:rPr>
+        <w:t xml:space="preserve">.</w:t>
+      </w:r>
+    </w:p>
+    <w:p>
+      <w:pPr>
+        <w:spacing w:line="360" w:lineRule="auto"/>
+        <w:ind w:firstLine="720"/>
+        <w:jc w:val="both"/>
+        <w:rPr>
+          <w:rFonts w:ascii="Times New Roman" w:hAnsi="Times New Roman" w:cs="Times New Roman"/>
+          <w:sz w:val="28"/>
+          <w:szCs w:val="28"/>
+        </w:rPr>
+      </w:pPr>
+      <w:r>
+        <w:rPr>
+          <w:rFonts w:ascii="Times New Roman" w:hAnsi="Times New Roman" w:eastAsia="Times New Roman" w:cs="Times New Roman"/>
+          <w:sz w:val="28"/>
+          <w:szCs w:val="28"/>
+        </w:rPr>
+        <w:t xml:space="preserve">• Существование нейтрального элемента: существует элемент </w:t>
+      </w:r>
+      <m:oMath>
+        <m:r>
+          <m:rPr>
+            <m:nor/>
+          </m:rPr>
+          <m:t>1</m:t>
+        </m:r>
+        <m:r>
+          <m:t xml:space="preserve"> </m:t>
+        </m:r>
+        <m:r>
+          <m:t>∈</m:t>
+        </m:r>
+        <m:r>
+          <m:t xml:space="preserve"> </m:t>
+        </m:r>
+        <m:r>
+          <m:t>K</m:t>
+        </m:r>
+      </m:oMath>
+      <w:r>
+        <w:rPr>
+          <w:rFonts w:ascii="Times New Roman" w:hAnsi="Times New Roman" w:eastAsia="Times New Roman" w:cs="Times New Roman"/>
+          <w:sz w:val="28"/>
+          <w:szCs w:val="28"/>
+        </w:rPr>
+        <w:t xml:space="preserve"> такой, что </w:t>
+      </w:r>
+      <m:oMath>
+        <m:r>
+          <m:t>a</m:t>
+        </m:r>
+        <m:r>
+          <m:t xml:space="preserve"> </m:t>
+        </m:r>
+        <m:r>
+          <m:t>·</m:t>
+        </m:r>
+        <m:r>
+          <m:t xml:space="preserve"> </m:t>
+        </m:r>
+        <m:r>
+          <m:rPr>
+            <m:nor/>
+          </m:rPr>
+          <m:t>1</m:t>
+        </m:r>
+        <m:r>
+          <m:t xml:space="preserve"> </m:t>
+        </m:r>
+        <m:r>
+          <m:t>=</m:t>
+        </m:r>
+        <m:r>
+          <m:t xml:space="preserve"> </m:t>
+        </m:r>
+        <m:r>
+          <m:rPr>
+            <m:nor/>
+          </m:rPr>
+          <m:t>1</m:t>
+        </m:r>
+        <m:r>
+          <m:t xml:space="preserve"> </m:t>
+        </m:r>
+        <m:r>
+          <m:t>·</m:t>
+        </m:r>
+        <m:r>
+          <m:t xml:space="preserve"> </m:t>
+        </m:r>
+        <m:r>
+          <m:t>a</m:t>
+        </m:r>
+        <m:r>
+          <m:t xml:space="preserve"> </m:t>
+        </m:r>
+        <m:r>
+          <m:t>=</m:t>
+        </m:r>
+        <m:r>
+          <m:t xml:space="preserve"> </m:t>
+        </m:r>
+        <m:r>
+          <m:t>a</m:t>
+        </m:r>
+      </m:oMath>
+      <w:r>
+        <w:rPr>
+          <w:rFonts w:ascii="Times New Roman" w:hAnsi="Times New Roman" w:eastAsia="Times New Roman" w:cs="Times New Roman"/>
+          <w:sz w:val="28"/>
+          <w:szCs w:val="28"/>
+        </w:rPr>
+        <w:t xml:space="preserve">.</w:t>
+      </w:r>
+    </w:p>
+    <w:p>
+      <w:pPr>
+        <w:spacing w:line="360" w:lineRule="auto"/>
+        <w:ind w:firstLine="720"/>
+        <w:jc w:val="both"/>
+        <w:rPr>
+          <w:rFonts w:ascii="Times New Roman" w:hAnsi="Times New Roman" w:cs="Times New Roman"/>
+          <w:sz w:val="28"/>
+          <w:szCs w:val="28"/>
+        </w:rPr>
+      </w:pPr>
+      <w:r>
+        <w:rPr>
+          <w:rFonts w:ascii="Times New Roman" w:hAnsi="Times New Roman" w:eastAsia="Times New Roman" w:cs="Times New Roman"/>
+          <w:sz w:val="28"/>
+          <w:szCs w:val="28"/>
+        </w:rPr>
+        <w:t xml:space="preserve">• Существование обратного элемента по умножению: для каждого ненулевого </w:t>
+      </w:r>
+      <m:oMath>
+        <m:r>
+          <m:t>a</m:t>
+        </m:r>
+        <m:r>
+          <m:t xml:space="preserve"> </m:t>
+        </m:r>
+        <m:r>
+          <m:t>∈</m:t>
+        </m:r>
+        <m:r>
+          <m:t xml:space="preserve"> </m:t>
+        </m:r>
+        <m:r>
+          <m:t>K</m:t>
+        </m:r>
+      </m:oMath>
+      <w:r>
+        <w:rPr>
+          <w:rFonts w:ascii="Times New Roman" w:hAnsi="Times New Roman" w:eastAsia="Times New Roman" w:cs="Times New Roman"/>
+          <w:sz w:val="28"/>
+          <w:szCs w:val="28"/>
+        </w:rPr>
+        <w:t xml:space="preserve"> существует </w:t>
+      </w:r>
+      <m:oMath>
+        <m:sSup>
+          <m:e>
+            <m:r>
+              <m:t>a</m:t>
+            </m:r>
+          </m:e>
+          <m:sup>
+            <m:r>
+              <m:t>−</m:t>
+            </m:r>
+            <m:r>
+              <m:rPr>
+                <m:nor/>
+              </m:rPr>
+              <m:t>1</m:t>
+            </m:r>
+          </m:sup>
+        </m:sSup>
+      </m:oMath>
+      <w:r>
+        <w:rPr>
+          <w:rFonts w:ascii="Times New Roman" w:hAnsi="Times New Roman" w:eastAsia="Times New Roman" w:cs="Times New Roman"/>
+          <w:sz w:val="28"/>
+          <w:szCs w:val="28"/>
+        </w:rPr>
+        <w:t xml:space="preserve"> такой, что </w:t>
+      </w:r>
+      <m:oMath>
+        <m:r>
+          <m:t>a</m:t>
+        </m:r>
+        <m:r>
+          <m:t xml:space="preserve"> </m:t>
+        </m:r>
+        <m:r>
+          <m:t>·</m:t>
+        </m:r>
+        <m:r>
+          <m:t xml:space="preserve"> </m:t>
+        </m:r>
+        <m:sSup>
+          <m:e>
+            <m:r>
+              <m:t>a</m:t>
+            </m:r>
+          </m:e>
+          <m:sup>
+            <m:r>
+              <m:t>−</m:t>
+            </m:r>
+            <m:r>
+              <m:rPr>
+                <m:nor/>
+              </m:rPr>
+              <m:t>1</m:t>
+            </m:r>
+          </m:sup>
+        </m:sSup>
+        <m:r>
+          <m:t xml:space="preserve"> </m:t>
+        </m:r>
+        <m:r>
+          <m:t>=</m:t>
+        </m:r>
+        <m:r>
+          <m:t xml:space="preserve"> </m:t>
+        </m:r>
+        <m:r>
+          <m:rPr>
+            <m:nor/>
+          </m:rPr>
+          <m:t>1</m:t>
+        </m:r>
+      </m:oMath>
+      <w:r>
+        <w:rPr>
+          <w:rFonts w:ascii="Times New Roman" w:hAnsi="Times New Roman" w:eastAsia="Times New Roman" w:cs="Times New Roman"/>
+          <w:sz w:val="28"/>
+          <w:szCs w:val="28"/>
+        </w:rPr>
+        <w:t xml:space="preserve">.</w:t>
+      </w:r>
+    </w:p>
+    <w:p>
+      <w:pPr>
+        <w:spacing w:line="360" w:lineRule="auto"/>
+        <w:ind w:firstLine="720"/>
+        <w:jc w:val="both"/>
+        <w:rPr>
+          <w:rFonts w:ascii="Times New Roman" w:hAnsi="Times New Roman" w:cs="Times New Roman"/>
+          <w:sz w:val="28"/>
+          <w:szCs w:val="28"/>
+        </w:rPr>
+      </w:pPr>
+      <w:r>
+        <w:rPr>
+          <w:rFonts w:ascii="Times New Roman" w:hAnsi="Times New Roman" w:eastAsia="Times New Roman" w:cs="Times New Roman"/>
+          <w:sz w:val="28"/>
+          <w:szCs w:val="28"/>
+        </w:rPr>
+        <w:t xml:space="preserve">• Коммутативность: </w:t>
+      </w:r>
+      <m:oMath>
+        <m:r>
+          <m:t>a</m:t>
+        </m:r>
+        <m:r>
+          <m:t xml:space="preserve"> </m:t>
+        </m:r>
+        <m:r>
+          <m:t>·</m:t>
+        </m:r>
+        <m:r>
+          <m:t xml:space="preserve"> </m:t>
+        </m:r>
+        <m:r>
+          <m:t>b</m:t>
+        </m:r>
+        <m:r>
+          <m:t xml:space="preserve"> </m:t>
+        </m:r>
+        <m:r>
+          <m:t>=</m:t>
+        </m:r>
+        <m:r>
+          <m:t xml:space="preserve"> </m:t>
+        </m:r>
+        <m:r>
+          <m:t>b</m:t>
+        </m:r>
+        <m:r>
+          <m:t xml:space="preserve"> </m:t>
+        </m:r>
+        <m:r>
+          <m:t>·</m:t>
+        </m:r>
+        <m:r>
+          <m:t xml:space="preserve"> </m:t>
+        </m:r>
+        <m:r>
+          <m:t>a</m:t>
+        </m:r>
+      </m:oMath>
+      <w:r>
+        <w:rPr>
+          <w:rFonts w:ascii="Times New Roman" w:hAnsi="Times New Roman" w:eastAsia="Times New Roman" w:cs="Times New Roman"/>
+          <w:sz w:val="28"/>
+          <w:szCs w:val="28"/>
+        </w:rPr>
+        <w:t xml:space="preserve"> для любых </w:t>
+      </w:r>
+      <m:oMath>
+        <m:r>
+          <m:t>a</m:t>
+        </m:r>
+        <m:r>
+          <m:t>,</m:t>
+        </m:r>
+        <m:r>
+          <m:t xml:space="preserve"> </m:t>
+        </m:r>
+        <m:r>
+          <m:t>b</m:t>
+        </m:r>
+        <m:r>
+          <m:t xml:space="preserve"> </m:t>
+        </m:r>
+        <m:r>
+          <m:t>∈</m:t>
+        </m:r>
+        <m:r>
+          <m:t xml:space="preserve"> </m:t>
+        </m:r>
+        <m:r>
+          <m:t>K</m:t>
+        </m:r>
+      </m:oMath>
+      <w:r>
+        <w:rPr>
+          <w:rFonts w:ascii="Times New Roman" w:hAnsi="Times New Roman" w:eastAsia="Times New Roman" w:cs="Times New Roman"/>
+          <w:sz w:val="28"/>
+          <w:szCs w:val="28"/>
+        </w:rPr>
+        <w:t xml:space="preserve">.</w:t>
       </w:r>
     </w:p>
     <w:p>
@@ -2283,301 +5613,269 @@
       </w:pPr>
       <w:r>
         <w:rPr>
-          <w:rFonts w:ascii="Times New Roman" w:hAnsi="Times New Roman" w:cs="Times New Roman"/>
-          <w:sz w:val="28"/>
-          <w:szCs w:val="28"/>
-        </w:rPr>
-        <w:t xml:space="preserve">• </w:t>
-      </w:r>
-      <w:r>
-        <w:rPr>
-          <w:rFonts w:ascii="Times New Roman" w:hAnsi="Times New Roman" w:cs="Times New Roman"/>
-          <w:sz w:val="28"/>
-          <w:szCs w:val="28"/>
-        </w:rPr>
-        <w:t>Дистрибутивность</w:t>
-      </w:r>
-      <w:r>
-        <w:rPr>
-          <w:rFonts w:ascii="Times New Roman" w:hAnsi="Times New Roman" w:cs="Times New Roman"/>
-          <w:sz w:val="28"/>
-          <w:szCs w:val="28"/>
-        </w:rPr>
-        <w:t xml:space="preserve">: </w:t>
-      </w:r>
-      <w:r>
-        <w:rPr>
-          <w:rFonts w:ascii="Times New Roman" w:hAnsi="Times New Roman" w:cs="Times New Roman"/>
-          <w:sz w:val="28"/>
-          <w:szCs w:val="28"/>
-          <w:lang w:val="en-US"/>
-        </w:rPr>
-        <w:t>a</w:t>
-      </w:r>
-      <w:r>
-        <w:rPr>
-          <w:rFonts w:ascii="Times New Roman" w:hAnsi="Times New Roman" w:cs="Times New Roman"/>
-          <w:sz w:val="28"/>
-          <w:szCs w:val="28"/>
-        </w:rPr>
-        <w:t xml:space="preserve"> · (</w:t>
-      </w:r>
-      <w:r>
-        <w:rPr>
-          <w:rFonts w:ascii="Times New Roman" w:hAnsi="Times New Roman" w:cs="Times New Roman"/>
-          <w:sz w:val="28"/>
-          <w:szCs w:val="28"/>
-          <w:lang w:val="en-US"/>
-        </w:rPr>
-        <w:t>b</w:t>
-      </w:r>
-      <w:r>
-        <w:rPr>
-          <w:rFonts w:ascii="Times New Roman" w:hAnsi="Times New Roman" w:cs="Times New Roman"/>
-          <w:sz w:val="28"/>
-          <w:szCs w:val="28"/>
-        </w:rPr>
-        <w:t xml:space="preserve"> + </w:t>
-      </w:r>
-      <w:r>
-        <w:rPr>
-          <w:rFonts w:ascii="Times New Roman" w:hAnsi="Times New Roman" w:cs="Times New Roman"/>
-          <w:sz w:val="28"/>
-          <w:szCs w:val="28"/>
-          <w:lang w:val="en-US"/>
-        </w:rPr>
-        <w:t>c</w:t>
-      </w:r>
-      <w:r>
-        <w:rPr>
-          <w:rFonts w:ascii="Times New Roman" w:hAnsi="Times New Roman" w:cs="Times New Roman"/>
-          <w:sz w:val="28"/>
-          <w:szCs w:val="28"/>
-        </w:rPr>
-        <w:t xml:space="preserve">) = </w:t>
-      </w:r>
-      <w:r>
-        <w:rPr>
-          <w:rFonts w:ascii="Times New Roman" w:hAnsi="Times New Roman" w:cs="Times New Roman"/>
-          <w:sz w:val="28"/>
-          <w:szCs w:val="28"/>
-          <w:lang w:val="en-US"/>
-        </w:rPr>
-        <w:t>a</w:t>
-      </w:r>
-      <w:r>
-        <w:rPr>
-          <w:rFonts w:ascii="Times New Roman" w:hAnsi="Times New Roman" w:cs="Times New Roman"/>
-          <w:sz w:val="28"/>
-          <w:szCs w:val="28"/>
-        </w:rPr>
-        <w:t xml:space="preserve"> · </w:t>
-      </w:r>
-      <w:r>
-        <w:rPr>
-          <w:rFonts w:ascii="Times New Roman" w:hAnsi="Times New Roman" w:cs="Times New Roman"/>
-          <w:sz w:val="28"/>
-          <w:szCs w:val="28"/>
-          <w:lang w:val="en-US"/>
-        </w:rPr>
-        <w:t>b</w:t>
-      </w:r>
-      <w:r>
-        <w:rPr>
-          <w:rFonts w:ascii="Times New Roman" w:hAnsi="Times New Roman" w:cs="Times New Roman"/>
-          <w:sz w:val="28"/>
-          <w:szCs w:val="28"/>
-        </w:rPr>
-        <w:t xml:space="preserve"> + </w:t>
-      </w:r>
-      <w:r>
-        <w:rPr>
-          <w:rFonts w:ascii="Times New Roman" w:hAnsi="Times New Roman" w:cs="Times New Roman"/>
-          <w:sz w:val="28"/>
-          <w:szCs w:val="28"/>
-          <w:lang w:val="en-US"/>
-        </w:rPr>
-        <w:t>a</w:t>
-      </w:r>
-      <w:r>
-        <w:rPr>
-          <w:rFonts w:ascii="Times New Roman" w:hAnsi="Times New Roman" w:cs="Times New Roman"/>
-          <w:sz w:val="28"/>
-          <w:szCs w:val="28"/>
-        </w:rPr>
-        <w:t xml:space="preserve"> · </w:t>
-      </w:r>
-      <w:r>
-        <w:rPr>
-          <w:rFonts w:ascii="Times New Roman" w:hAnsi="Times New Roman" w:cs="Times New Roman"/>
-          <w:sz w:val="28"/>
-          <w:szCs w:val="28"/>
-          <w:lang w:val="en-US"/>
-        </w:rPr>
-        <w:t>c</w:t>
-      </w:r>
-      <w:r>
-        <w:rPr>
-          <w:rFonts w:ascii="Times New Roman" w:hAnsi="Times New Roman" w:cs="Times New Roman"/>
-          <w:sz w:val="28"/>
-          <w:szCs w:val="28"/>
-        </w:rPr>
-        <w:t xml:space="preserve"> </w:t>
-      </w:r>
-      <w:r>
-        <w:rPr>
-          <w:rFonts w:ascii="Times New Roman" w:hAnsi="Times New Roman" w:cs="Times New Roman"/>
-          <w:sz w:val="28"/>
-          <w:szCs w:val="28"/>
-        </w:rPr>
-        <w:t>и</w:t>
-      </w:r>
-      <w:r>
-        <w:rPr>
-          <w:rFonts w:ascii="Times New Roman" w:hAnsi="Times New Roman" w:cs="Times New Roman"/>
-          <w:sz w:val="28"/>
-          <w:szCs w:val="28"/>
-        </w:rPr>
-        <w:t xml:space="preserve"> (</w:t>
-      </w:r>
-      <w:r>
-        <w:rPr>
-          <w:rFonts w:ascii="Times New Roman" w:hAnsi="Times New Roman" w:cs="Times New Roman"/>
-          <w:sz w:val="28"/>
-          <w:szCs w:val="28"/>
-          <w:lang w:val="en-US"/>
-        </w:rPr>
-        <w:t>b</w:t>
-      </w:r>
-      <w:r>
-        <w:rPr>
-          <w:rFonts w:ascii="Times New Roman" w:hAnsi="Times New Roman" w:cs="Times New Roman"/>
-          <w:sz w:val="28"/>
-          <w:szCs w:val="28"/>
-        </w:rPr>
-        <w:t xml:space="preserve"> + </w:t>
-      </w:r>
-      <w:r>
-        <w:rPr>
-          <w:rFonts w:ascii="Times New Roman" w:hAnsi="Times New Roman" w:cs="Times New Roman"/>
-          <w:sz w:val="28"/>
-          <w:szCs w:val="28"/>
-          <w:lang w:val="en-US"/>
-        </w:rPr>
-        <w:t>c</w:t>
-      </w:r>
-      <w:r>
-        <w:rPr>
-          <w:rFonts w:ascii="Times New Roman" w:hAnsi="Times New Roman" w:cs="Times New Roman"/>
-          <w:sz w:val="28"/>
-          <w:szCs w:val="28"/>
-        </w:rPr>
-        <w:t xml:space="preserve">) · </w:t>
-      </w:r>
-      <w:r>
-        <w:rPr>
-          <w:rFonts w:ascii="Times New Roman" w:hAnsi="Times New Roman" w:cs="Times New Roman"/>
-          <w:sz w:val="28"/>
-          <w:szCs w:val="28"/>
-          <w:lang w:val="en-US"/>
-        </w:rPr>
-        <w:t>a</w:t>
-      </w:r>
-      <w:r>
-        <w:rPr>
-          <w:rFonts w:ascii="Times New Roman" w:hAnsi="Times New Roman" w:cs="Times New Roman"/>
-          <w:sz w:val="28"/>
-          <w:szCs w:val="28"/>
-        </w:rPr>
-        <w:t xml:space="preserve"> = </w:t>
-      </w:r>
-      <w:r>
-        <w:rPr>
-          <w:rFonts w:ascii="Times New Roman" w:hAnsi="Times New Roman" w:cs="Times New Roman"/>
-          <w:sz w:val="28"/>
-          <w:szCs w:val="28"/>
-          <w:lang w:val="en-US"/>
-        </w:rPr>
-        <w:t>b</w:t>
-      </w:r>
-      <w:r>
-        <w:rPr>
-          <w:rFonts w:ascii="Times New Roman" w:hAnsi="Times New Roman" w:cs="Times New Roman"/>
-          <w:sz w:val="28"/>
-          <w:szCs w:val="28"/>
-        </w:rPr>
-        <w:t xml:space="preserve"> · </w:t>
-      </w:r>
-      <w:r>
-        <w:rPr>
-          <w:rFonts w:ascii="Times New Roman" w:hAnsi="Times New Roman" w:cs="Times New Roman"/>
-          <w:sz w:val="28"/>
-          <w:szCs w:val="28"/>
-          <w:lang w:val="en-US"/>
-        </w:rPr>
-        <w:t>a</w:t>
-      </w:r>
-      <w:r>
-        <w:rPr>
-          <w:rFonts w:ascii="Times New Roman" w:hAnsi="Times New Roman" w:cs="Times New Roman"/>
-          <w:sz w:val="28"/>
-          <w:szCs w:val="28"/>
-        </w:rPr>
-        <w:t xml:space="preserve"> + </w:t>
-      </w:r>
-      <w:r>
-        <w:rPr>
-          <w:rFonts w:ascii="Times New Roman" w:hAnsi="Times New Roman" w:cs="Times New Roman"/>
-          <w:sz w:val="28"/>
-          <w:szCs w:val="28"/>
-          <w:lang w:val="en-US"/>
-        </w:rPr>
-        <w:t>c</w:t>
-      </w:r>
-      <w:r>
-        <w:rPr>
-          <w:rFonts w:ascii="Times New Roman" w:hAnsi="Times New Roman" w:cs="Times New Roman"/>
-          <w:sz w:val="28"/>
-          <w:szCs w:val="28"/>
-        </w:rPr>
-        <w:t xml:space="preserve"> · </w:t>
-      </w:r>
-      <w:r>
-        <w:rPr>
-          <w:rFonts w:ascii="Times New Roman" w:hAnsi="Times New Roman" w:cs="Times New Roman"/>
-          <w:sz w:val="28"/>
-          <w:szCs w:val="28"/>
-          <w:lang w:val="en-US"/>
-        </w:rPr>
-        <w:t>a</w:t>
-      </w:r>
-      <w:r>
-        <w:rPr>
-          <w:rFonts w:ascii="Times New Roman" w:hAnsi="Times New Roman" w:cs="Times New Roman"/>
-          <w:sz w:val="28"/>
-          <w:szCs w:val="28"/>
-        </w:rPr>
-        <w:t>.</w:t>
-      </w:r>
-    </w:p>
-    <w:p>
-      <w:pPr>
-        <w:spacing w:line="360" w:lineRule="auto"/>
-        <w:ind w:firstLine="720"/>
-        <w:jc w:val="both"/>
-        <w:rPr>
-          <w:rFonts w:ascii="Times New Roman" w:hAnsi="Times New Roman" w:cs="Times New Roman"/>
-          <w:sz w:val="28"/>
-          <w:szCs w:val="28"/>
-        </w:rPr>
-      </w:pPr>
-      <w:r>
-        <w:rPr>
-          <w:rFonts w:ascii="Times New Roman" w:hAnsi="Times New Roman" w:cs="Times New Roman"/>
-          <w:sz w:val="28"/>
-          <w:szCs w:val="28"/>
-        </w:rPr>
-        <w:t>Пример: множество классов вычетов Zₙ (вычетов по модулю n) образует кольцо. Если n является простым числом, то Zₙ становится полем.</w:t>
+          <w:rFonts w:ascii="Times New Roman" w:hAnsi="Times New Roman" w:eastAsia="Times New Roman" w:cs="Times New Roman"/>
+          <w:sz w:val="28"/>
+          <w:szCs w:val="28"/>
+        </w:rPr>
+        <w:t xml:space="preserve">• Дистрибутивность: </w:t>
+      </w:r>
+      <m:oMath>
+        <m:r>
+          <m:t>a</m:t>
+        </m:r>
+        <m:r>
+          <m:t xml:space="preserve"> </m:t>
+        </m:r>
+        <m:r>
+          <m:t>·</m:t>
+        </m:r>
+        <m:r>
+          <m:t xml:space="preserve"> </m:t>
+        </m:r>
+        <m:r>
+          <m:rPr>
+            <m:nor/>
+          </m:rPr>
+          <m:t>(</m:t>
+        </m:r>
+        <m:r>
+          <m:t>b</m:t>
+        </m:r>
+        <m:r>
+          <m:t xml:space="preserve"> </m:t>
+        </m:r>
+        <m:r>
+          <m:t>+</m:t>
+        </m:r>
+        <m:r>
+          <m:t xml:space="preserve"> </m:t>
+        </m:r>
+        <m:r>
+          <m:t>c</m:t>
+        </m:r>
+        <m:r>
+          <m:rPr>
+            <m:nor/>
+          </m:rPr>
+          <m:t>)</m:t>
+        </m:r>
+        <m:r>
+          <m:t xml:space="preserve"> </m:t>
+        </m:r>
+        <m:r>
+          <m:t>=</m:t>
+        </m:r>
+        <m:r>
+          <m:t xml:space="preserve"> </m:t>
+        </m:r>
+        <m:r>
+          <m:t>a</m:t>
+        </m:r>
+        <m:r>
+          <m:t xml:space="preserve"> </m:t>
+        </m:r>
+        <m:r>
+          <m:t>·</m:t>
+        </m:r>
+        <m:r>
+          <m:t xml:space="preserve"> </m:t>
+        </m:r>
+        <m:r>
+          <m:t>b</m:t>
+        </m:r>
+        <m:r>
+          <m:t xml:space="preserve"> </m:t>
+        </m:r>
+        <m:r>
+          <m:t>+</m:t>
+        </m:r>
+        <m:r>
+          <m:t xml:space="preserve"> </m:t>
+        </m:r>
+        <m:r>
+          <m:t>a</m:t>
+        </m:r>
+        <m:r>
+          <m:t xml:space="preserve"> </m:t>
+        </m:r>
+        <m:r>
+          <m:t>·</m:t>
+        </m:r>
+        <m:r>
+          <m:t xml:space="preserve"> </m:t>
+        </m:r>
+        <m:r>
+          <m:t>c</m:t>
+        </m:r>
+      </m:oMath>
+      <w:r>
+        <w:rPr>
+          <w:rFonts w:ascii="Times New Roman" w:hAnsi="Times New Roman" w:eastAsia="Times New Roman" w:cs="Times New Roman"/>
+          <w:sz w:val="28"/>
+          <w:szCs w:val="28"/>
+        </w:rPr>
+        <w:t xml:space="preserve"> и </w:t>
+      </w:r>
+      <m:oMath>
+        <m:r>
+          <m:rPr>
+            <m:nor/>
+          </m:rPr>
+          <m:t>(</m:t>
+        </m:r>
+        <m:r>
+          <m:t>b</m:t>
+        </m:r>
+        <m:r>
+          <m:t xml:space="preserve"> </m:t>
+        </m:r>
+        <m:r>
+          <m:t>+</m:t>
+        </m:r>
+        <m:r>
+          <m:t xml:space="preserve"> </m:t>
+        </m:r>
+        <m:r>
+          <m:t>c</m:t>
+        </m:r>
+        <m:r>
+          <m:rPr>
+            <m:nor/>
+          </m:rPr>
+          <m:t>)</m:t>
+        </m:r>
+        <m:r>
+          <m:t xml:space="preserve"> </m:t>
+        </m:r>
+        <m:r>
+          <m:t>·</m:t>
+        </m:r>
+        <m:r>
+          <m:t xml:space="preserve"> </m:t>
+        </m:r>
+        <m:r>
+          <m:t>a</m:t>
+        </m:r>
+        <m:r>
+          <m:t xml:space="preserve"> </m:t>
+        </m:r>
+        <m:r>
+          <m:t>=</m:t>
+        </m:r>
+        <m:r>
+          <m:t xml:space="preserve"> </m:t>
+        </m:r>
+        <m:r>
+          <m:t>b</m:t>
+        </m:r>
+        <m:r>
+          <m:t xml:space="preserve"> </m:t>
+        </m:r>
+        <m:r>
+          <m:t>·</m:t>
+        </m:r>
+        <m:r>
+          <m:t xml:space="preserve"> </m:t>
+        </m:r>
+        <m:r>
+          <m:t>a</m:t>
+        </m:r>
+        <m:r>
+          <m:t xml:space="preserve"> </m:t>
+        </m:r>
+        <m:r>
+          <m:t>+</m:t>
+        </m:r>
+        <m:r>
+          <m:t xml:space="preserve"> </m:t>
+        </m:r>
+        <m:r>
+          <m:t>c</m:t>
+        </m:r>
+        <m:r>
+          <m:t xml:space="preserve"> </m:t>
+        </m:r>
+        <m:r>
+          <m:t>·</m:t>
+        </m:r>
+        <m:r>
+          <m:t xml:space="preserve"> </m:t>
+        </m:r>
+        <m:r>
+          <m:t>a</m:t>
+        </m:r>
+      </m:oMath>
+      <w:r>
+        <w:rPr>
+          <w:rFonts w:ascii="Times New Roman" w:hAnsi="Times New Roman" w:eastAsia="Times New Roman" w:cs="Times New Roman"/>
+          <w:sz w:val="28"/>
+          <w:szCs w:val="28"/>
+        </w:rPr>
+        <w:t xml:space="preserve">.</w:t>
+      </w:r>
+    </w:p>
+    <w:p>
+      <w:pPr>
+        <w:spacing w:line="360" w:lineRule="auto"/>
+        <w:ind w:firstLine="720"/>
+        <w:jc w:val="both"/>
+        <w:rPr>
+          <w:rFonts w:ascii="Times New Roman" w:hAnsi="Times New Roman" w:cs="Times New Roman"/>
+          <w:sz w:val="28"/>
+          <w:szCs w:val="28"/>
+        </w:rPr>
+      </w:pPr>
+      <w:r>
+        <w:rPr>
+          <w:rFonts w:ascii="Times New Roman" w:hAnsi="Times New Roman" w:eastAsia="Times New Roman" w:cs="Times New Roman"/>
+          <w:sz w:val="28"/>
+          <w:szCs w:val="28"/>
+        </w:rPr>
+        <w:t xml:space="preserve">Пример: множество классов вычетов </w:t>
+      </w:r>
+      <m:oMath>
+        <m:sSub>
+          <m:e>
+            <m:r>
+              <m:t>Z</m:t>
+            </m:r>
+          </m:e>
+          <m:sub>
+            <m:r>
+              <m:t>n</m:t>
+            </m:r>
+          </m:sub>
+        </m:sSub>
+      </m:oMath>
+      <w:r>
+        <w:rPr>
+          <w:rFonts w:ascii="Times New Roman" w:hAnsi="Times New Roman" w:eastAsia="Times New Roman" w:cs="Times New Roman"/>
+          <w:sz w:val="28"/>
+          <w:szCs w:val="28"/>
+        </w:rPr>
+        <w:t xml:space="preserve"> (вычетов по модулю n) образует кольцо. Если n является простым числом, то </w:t>
+      </w:r>
+      <m:oMath>
+        <m:sSub>
+          <m:e>
+            <m:r>
+              <m:t>Z</m:t>
+            </m:r>
+          </m:e>
+          <m:sub>
+            <m:r>
+              <m:t>n</m:t>
+            </m:r>
+          </m:sub>
+        </m:sSub>
+      </m:oMath>
+      <w:r>
+        <w:rPr>
+          <w:rFonts w:ascii="Times New Roman" w:hAnsi="Times New Roman" w:eastAsia="Times New Roman" w:cs="Times New Roman"/>
+          <w:sz w:val="28"/>
+          <w:szCs w:val="28"/>
+        </w:rPr>
+        <w:t xml:space="preserve"> становится полем.</w:t>
       </w:r>
     </w:p>
     <w:p>
@@ -2624,30 +5922,83 @@
       </w:pPr>
       <w:r>
         <w:rPr>
-          <w:rFonts w:ascii="Times New Roman" w:hAnsi="Times New Roman" w:cs="Times New Roman"/>
-          <w:sz w:val="28"/>
-          <w:szCs w:val="28"/>
-        </w:rPr>
-        <w:lastRenderedPageBreak/>
-        <w:t xml:space="preserve">Конечными полями называют поля, которые содержат конечное число элементов. Например, множество классов вычетов Zₙ содержит ровно n элементов (при </w:t>
-      </w:r>
-      <w:proofErr w:type="gramStart"/>
-      <w:r>
-        <w:rPr>
-          <w:rFonts w:ascii="Times New Roman" w:hAnsi="Times New Roman" w:cs="Times New Roman"/>
-          <w:sz w:val="28"/>
-          <w:szCs w:val="28"/>
-        </w:rPr>
-        <w:t>n &gt;</w:t>
-      </w:r>
-      <w:proofErr w:type="gramEnd"/>
-      <w:r>
-        <w:rPr>
-          <w:rFonts w:ascii="Times New Roman" w:hAnsi="Times New Roman" w:cs="Times New Roman"/>
-          <w:sz w:val="28"/>
-          <w:szCs w:val="28"/>
-        </w:rPr>
-        <w:t xml:space="preserve"> 0). Если n — простое число, то Zₙ является конечным полем.</w:t>
+          <w:rFonts w:ascii="Times New Roman" w:hAnsi="Times New Roman" w:eastAsia="Times New Roman" w:cs="Times New Roman"/>
+          <w:sz w:val="28"/>
+          <w:szCs w:val="28"/>
+        </w:rPr>
+        <w:t xml:space="preserve">Конечными полями называют поля, которые содержат конечное число элементов. Например, множество классов вычетов </w:t>
+      </w:r>
+      <m:oMath>
+        <m:sSub>
+          <m:e>
+            <m:r>
+              <m:t>Z</m:t>
+            </m:r>
+          </m:e>
+          <m:sub>
+            <m:r>
+              <m:t>n</m:t>
+            </m:r>
+          </m:sub>
+        </m:sSub>
+      </m:oMath>
+      <w:r>
+        <w:rPr>
+          <w:rFonts w:ascii="Times New Roman" w:hAnsi="Times New Roman" w:eastAsia="Times New Roman" w:cs="Times New Roman"/>
+          <w:sz w:val="28"/>
+          <w:szCs w:val="28"/>
+        </w:rPr>
+        <w:t xml:space="preserve"> содержит ровно n элементов (при </w:t>
+      </w:r>
+      <m:oMath>
+        <m:r>
+          <m:t>n</m:t>
+        </m:r>
+        <m:r>
+          <m:t xml:space="preserve"> </m:t>
+        </m:r>
+        <m:r>
+          <m:t>&gt;</m:t>
+        </m:r>
+        <m:r>
+          <m:t xml:space="preserve"> </m:t>
+        </m:r>
+        <m:r>
+          <m:rPr>
+            <m:nor/>
+          </m:rPr>
+          <m:t>0</m:t>
+        </m:r>
+      </m:oMath>
+      <w:r>
+        <w:rPr>
+          <w:rFonts w:ascii="Times New Roman" w:hAnsi="Times New Roman" w:eastAsia="Times New Roman" w:cs="Times New Roman"/>
+          <w:sz w:val="28"/>
+          <w:szCs w:val="28"/>
+        </w:rPr>
+        <w:t xml:space="preserve">). Если n — простое число, то </w:t>
+      </w:r>
+      <m:oMath>
+        <m:sSub>
+          <m:e>
+            <m:r>
+              <m:t>Z</m:t>
+            </m:r>
+          </m:e>
+          <m:sub>
+            <m:r>
+              <m:t>n</m:t>
+            </m:r>
+          </m:sub>
+        </m:sSub>
+      </m:oMath>
+      <w:r>
+        <w:rPr>
+          <w:rFonts w:ascii="Times New Roman" w:hAnsi="Times New Roman" w:eastAsia="Times New Roman" w:cs="Times New Roman"/>
+          <w:sz w:val="28"/>
+          <w:szCs w:val="28"/>
+        </w:rPr>
+        <w:t xml:space="preserve"> является конечным полем.</w:t>
       </w:r>
     </w:p>
     <w:p>
@@ -2683,11 +6034,42 @@
       </w:pPr>
       <w:r>
         <w:rPr>
-          <w:rFonts w:ascii="Times New Roman" w:hAnsi="Times New Roman" w:cs="Times New Roman"/>
-          <w:sz w:val="28"/>
-          <w:szCs w:val="28"/>
-        </w:rPr>
-        <w:t>Конечные поля называют также полями Галуа по имени французского математика Эвариста Галуа (1811–1832), который исследовал эти структуры. Они обозначаются символом GF(q), где q — количество элементов в поле.</w:t>
+          <w:rFonts w:ascii="Times New Roman" w:hAnsi="Times New Roman" w:eastAsia="Times New Roman" w:cs="Times New Roman"/>
+          <w:sz w:val="28"/>
+          <w:szCs w:val="28"/>
+        </w:rPr>
+        <w:t xml:space="preserve">Конечные поля называют также полями Галуа по имени французского математика Эвариста Галуа (1811–1832), который исследовал эти структуры. Они обозначаются символом </w:t>
+      </w:r>
+      <m:oMath>
+        <m:r>
+          <m:rPr>
+            <m:nor/>
+          </m:rPr>
+          <m:t>GF</m:t>
+        </m:r>
+        <m:r>
+          <m:rPr>
+            <m:nor/>
+          </m:rPr>
+          <m:t>(</m:t>
+        </m:r>
+        <m:r>
+          <m:t>q</m:t>
+        </m:r>
+        <m:r>
+          <m:rPr>
+            <m:nor/>
+          </m:rPr>
+          <m:t>)</m:t>
+        </m:r>
+      </m:oMath>
+      <w:r>
+        <w:rPr>
+          <w:rFonts w:ascii="Times New Roman" w:hAnsi="Times New Roman" w:eastAsia="Times New Roman" w:cs="Times New Roman"/>
+          <w:sz w:val="28"/>
+          <w:szCs w:val="28"/>
+        </w:rPr>
+        <w:t xml:space="preserve">, где q — количество элементов в поле.</w:t>
       </w:r>
     </w:p>
     <w:p>
@@ -2748,11 +6130,88 @@
       </w:pPr>
       <w:r>
         <w:rPr>
-          <w:rFonts w:ascii="Times New Roman" w:hAnsi="Times New Roman" w:cs="Times New Roman"/>
-          <w:sz w:val="28"/>
-          <w:szCs w:val="28"/>
-        </w:rPr>
-        <w:t>Понятие «порядок элемента a группы G», обозначаемое ord_G(a), определяется как наименьшее натуральное число k такое, что a^k = 1, где 1 является нейтральным элементом группы относительно заданной операции.</w:t>
+          <w:rFonts w:ascii="Times New Roman" w:hAnsi="Times New Roman" w:eastAsia="Times New Roman" w:cs="Times New Roman"/>
+          <w:sz w:val="28"/>
+          <w:szCs w:val="28"/>
+        </w:rPr>
+        <w:t xml:space="preserve">Понятие «порядок элемента a группы G», обозначаемое </w:t>
+      </w:r>
+      <m:oMath>
+        <m:sSub>
+          <m:e>
+            <m:r>
+              <m:rPr>
+                <m:nor/>
+              </m:rPr>
+              <m:t>ord</m:t>
+            </m:r>
+          </m:e>
+          <m:sub>
+            <m:r>
+              <m:t>G</m:t>
+            </m:r>
+          </m:sub>
+        </m:sSub>
+        <m:r>
+          <m:rPr>
+            <m:nor/>
+          </m:rPr>
+          <m:t>(</m:t>
+        </m:r>
+        <m:r>
+          <m:t>a</m:t>
+        </m:r>
+        <m:r>
+          <m:rPr>
+            <m:nor/>
+          </m:rPr>
+          <m:t>)</m:t>
+        </m:r>
+      </m:oMath>
+      <w:r>
+        <w:rPr>
+          <w:rFonts w:ascii="Times New Roman" w:hAnsi="Times New Roman" w:eastAsia="Times New Roman" w:cs="Times New Roman"/>
+          <w:sz w:val="28"/>
+          <w:szCs w:val="28"/>
+        </w:rPr>
+        <w:t xml:space="preserve">, определяется как наименьшее натуральное число k такое, что </w:t>
+      </w:r>
+      <m:oMath>
+        <m:sSup>
+          <m:e>
+            <m:r>
+              <m:t>a</m:t>
+            </m:r>
+          </m:e>
+          <m:sup>
+            <m:r>
+              <m:t>k</m:t>
+            </m:r>
+          </m:sup>
+        </m:sSup>
+        <m:r>
+          <m:t xml:space="preserve"> </m:t>
+        </m:r>
+        <m:r>
+          <m:t>=</m:t>
+        </m:r>
+        <m:r>
+          <m:t xml:space="preserve"> </m:t>
+        </m:r>
+        <m:r>
+          <m:rPr>
+            <m:nor/>
+          </m:rPr>
+          <m:t>1</m:t>
+        </m:r>
+      </m:oMath>
+      <w:r>
+        <w:rPr>
+          <w:rFonts w:ascii="Times New Roman" w:hAnsi="Times New Roman" w:eastAsia="Times New Roman" w:cs="Times New Roman"/>
+          <w:sz w:val="28"/>
+          <w:szCs w:val="28"/>
+        </w:rPr>
+        <w:t xml:space="preserve">, где 1 является нейтральным элементом группы относительно заданной операции.</w:t>
       </w:r>
     </w:p>
     <w:p>
@@ -2828,64 +6287,196 @@
       </w:pPr>
       <w:r>
         <w:rPr>
-          <w:rFonts w:ascii="Times New Roman" w:hAnsi="Times New Roman" w:cs="Times New Roman"/>
-          <w:sz w:val="28"/>
-          <w:szCs w:val="28"/>
-        </w:rPr>
-        <w:t xml:space="preserve">• Примитивные элементы (генераторы): элемент a </w:t>
-      </w:r>
-      <w:r>
-        <w:rPr>
-          <w:rFonts w:ascii="Cambria Math" w:hAnsi="Cambria Math" w:cs="Cambria Math"/>
-          <w:sz w:val="28"/>
-          <w:szCs w:val="28"/>
-        </w:rPr>
-        <w:t>∈</w:t>
-      </w:r>
-      <w:r>
-        <w:rPr>
-          <w:rFonts w:ascii="Times New Roman" w:hAnsi="Times New Roman" w:cs="Times New Roman"/>
-          <w:sz w:val="28"/>
-          <w:szCs w:val="28"/>
-        </w:rPr>
-        <w:t xml:space="preserve"> G называется примитивным элементом или генератором группы, если его порядок ord_G(a) равен порядку группы. Группа, порождаемая одним таким элементом, называется циклической.</w:t>
-      </w:r>
-    </w:p>
-    <w:p>
-      <w:pPr>
-        <w:spacing w:line="360" w:lineRule="auto"/>
-        <w:ind w:firstLine="720"/>
-        <w:jc w:val="both"/>
-        <w:rPr>
-          <w:rFonts w:ascii="Times New Roman" w:hAnsi="Times New Roman" w:cs="Times New Roman"/>
-          <w:sz w:val="28"/>
-          <w:szCs w:val="28"/>
-        </w:rPr>
-      </w:pPr>
-      <w:r>
-        <w:rPr>
-          <w:rFonts w:ascii="Times New Roman" w:hAnsi="Times New Roman" w:cs="Times New Roman"/>
-          <w:sz w:val="28"/>
-          <w:szCs w:val="28"/>
-        </w:rPr>
-        <w:t>• Малая теорема Ферма: для простого числа p и любого натурального числа a, не кратного p, выполняется a^(p−1) ≡ 1 (mod p). Эта теорема является прямым следствием теоремы Лагранжа для мультипликативной группы ненулевых элементов кольца вычетов Z</w:t>
-      </w:r>
-      <w:r>
-        <w:rPr>
-          <w:rFonts w:ascii="Times New Roman" w:hAnsi="Times New Roman" w:cs="Times New Roman"/>
-          <w:sz w:val="28"/>
-          <w:szCs w:val="28"/>
-          <w:vertAlign w:val="subscript"/>
-        </w:rPr>
-        <w:t>p</w:t>
-      </w:r>
-      <w:r>
-        <w:rPr>
-          <w:rFonts w:ascii="Times New Roman" w:hAnsi="Times New Roman" w:cs="Times New Roman"/>
-          <w:sz w:val="28"/>
-          <w:szCs w:val="28"/>
-        </w:rPr>
-        <w:t>*.</w:t>
+          <w:rFonts w:ascii="Times New Roman" w:hAnsi="Times New Roman" w:eastAsia="Times New Roman" w:cs="Times New Roman"/>
+          <w:sz w:val="28"/>
+          <w:szCs w:val="28"/>
+        </w:rPr>
+        <w:t xml:space="preserve">• Примитивные элементы (генераторы): элемент </w:t>
+      </w:r>
+      <m:oMath>
+        <m:r>
+          <m:t>a</m:t>
+        </m:r>
+        <m:r>
+          <m:t xml:space="preserve"> </m:t>
+        </m:r>
+        <m:r>
+          <m:t>∈</m:t>
+        </m:r>
+        <m:r>
+          <m:t xml:space="preserve"> </m:t>
+        </m:r>
+        <m:r>
+          <m:t>G</m:t>
+        </m:r>
+      </m:oMath>
+      <w:r>
+        <w:rPr>
+          <w:rFonts w:ascii="Times New Roman" w:hAnsi="Times New Roman" w:eastAsia="Times New Roman" w:cs="Times New Roman"/>
+          <w:sz w:val="28"/>
+          <w:szCs w:val="28"/>
+        </w:rPr>
+        <w:t xml:space="preserve"> называется примитивным элементом или генератором группы, если его порядок </w:t>
+      </w:r>
+      <m:oMath>
+        <m:sSub>
+          <m:e>
+            <m:r>
+              <m:rPr>
+                <m:nor/>
+              </m:rPr>
+              <m:t>ord</m:t>
+            </m:r>
+          </m:e>
+          <m:sub>
+            <m:r>
+              <m:t>G</m:t>
+            </m:r>
+          </m:sub>
+        </m:sSub>
+        <m:r>
+          <m:rPr>
+            <m:nor/>
+          </m:rPr>
+          <m:t>(</m:t>
+        </m:r>
+        <m:r>
+          <m:t>a</m:t>
+        </m:r>
+        <m:r>
+          <m:rPr>
+            <m:nor/>
+          </m:rPr>
+          <m:t>)</m:t>
+        </m:r>
+      </m:oMath>
+      <w:r>
+        <w:rPr>
+          <w:rFonts w:ascii="Times New Roman" w:hAnsi="Times New Roman" w:eastAsia="Times New Roman" w:cs="Times New Roman"/>
+          <w:sz w:val="28"/>
+          <w:szCs w:val="28"/>
+        </w:rPr>
+        <w:t xml:space="preserve"> равен порядку группы. Группа, порождаемая одним таким элементом, называется циклической.</w:t>
+      </w:r>
+    </w:p>
+    <w:p>
+      <w:pPr>
+        <w:spacing w:line="360" w:lineRule="auto"/>
+        <w:ind w:firstLine="720"/>
+        <w:jc w:val="both"/>
+        <w:rPr>
+          <w:rFonts w:ascii="Times New Roman" w:hAnsi="Times New Roman" w:cs="Times New Roman"/>
+          <w:sz w:val="28"/>
+          <w:szCs w:val="28"/>
+        </w:rPr>
+      </w:pPr>
+      <w:r>
+        <w:rPr>
+          <w:rFonts w:ascii="Times New Roman" w:hAnsi="Times New Roman" w:eastAsia="Times New Roman" w:cs="Times New Roman"/>
+          <w:sz w:val="28"/>
+          <w:szCs w:val="28"/>
+        </w:rPr>
+        <w:t xml:space="preserve">• Малая теорема Ферма: для простого числа p и любого натурального числа a, не кратного p, выполняется </w:t>
+      </w:r>
+      <m:oMath>
+        <m:sSup>
+          <m:e>
+            <m:r>
+              <m:t>a</m:t>
+            </m:r>
+          </m:e>
+          <m:sup>
+            <m:r>
+              <m:t>p</m:t>
+            </m:r>
+            <m:r>
+              <m:t>−</m:t>
+            </m:r>
+            <m:r>
+              <m:rPr>
+                <m:nor/>
+              </m:rPr>
+              <m:t>1</m:t>
+            </m:r>
+          </m:sup>
+        </m:sSup>
+        <m:r>
+          <m:t xml:space="preserve"> </m:t>
+        </m:r>
+        <m:r>
+          <m:t>≡</m:t>
+        </m:r>
+        <m:r>
+          <m:t xml:space="preserve"> </m:t>
+        </m:r>
+        <m:r>
+          <m:rPr>
+            <m:nor/>
+          </m:rPr>
+          <m:t>1</m:t>
+        </m:r>
+        <m:r>
+          <m:t xml:space="preserve"> </m:t>
+        </m:r>
+        <m:r>
+          <m:rPr>
+            <m:nor/>
+          </m:rPr>
+          <m:t>(</m:t>
+        </m:r>
+        <m:r>
+          <m:rPr>
+            <m:nor/>
+          </m:rPr>
+          <m:t>mod</m:t>
+        </m:r>
+        <m:r>
+          <m:t xml:space="preserve"> </m:t>
+        </m:r>
+        <m:r>
+          <m:t>p</m:t>
+        </m:r>
+        <m:r>
+          <m:rPr>
+            <m:nor/>
+          </m:rPr>
+          <m:t>)</m:t>
+        </m:r>
+      </m:oMath>
+      <w:r>
+        <w:rPr>
+          <w:rFonts w:ascii="Times New Roman" w:hAnsi="Times New Roman" w:eastAsia="Times New Roman" w:cs="Times New Roman"/>
+          <w:sz w:val="28"/>
+          <w:szCs w:val="28"/>
+        </w:rPr>
+        <w:t xml:space="preserve">. Эта теорема является прямым следствием теоремы Лагранжа для мультипликативной группы ненулевых элементов кольца вычетов </w:t>
+      </w:r>
+      <m:oMath>
+        <m:sSubSup>
+          <m:e>
+            <m:r>
+              <m:t>Z</m:t>
+            </m:r>
+          </m:e>
+          <m:sub>
+            <m:r>
+              <m:t>p</m:t>
+            </m:r>
+          </m:sub>
+          <m:sup>
+            <m:r>
+              <m:t>*</m:t>
+            </m:r>
+          </m:sup>
+        </m:sSubSup>
+      </m:oMath>
+      <w:r>
+        <w:rPr>
+          <w:rFonts w:ascii="Times New Roman" w:hAnsi="Times New Roman" w:eastAsia="Times New Roman" w:cs="Times New Roman"/>
+          <w:sz w:val="28"/>
+          <w:szCs w:val="28"/>
+        </w:rPr>
+        <w:t xml:space="preserve">.</w:t>
       </w:r>
     </w:p>
     <w:p>
@@ -3014,116 +6605,285 @@
           <w:sz w:val="28"/>
           <w:szCs w:val="28"/>
         </w:rPr>
-      </w:pPr>
-      <w:r>
-        <w:rPr>
-          <w:rFonts w:ascii="Times New Roman" w:hAnsi="Times New Roman" w:cs="Times New Roman"/>
-          <w:sz w:val="28"/>
-          <w:szCs w:val="28"/>
-        </w:rPr>
-        <w:t xml:space="preserve"> Формулировка Теоремы Лагранжа: порядок любого элемента конечной группы является делителем порядка группы.</w:t>
-      </w:r>
-    </w:p>
-    <w:p>
-      <w:pPr>
-        <w:spacing w:line="360" w:lineRule="auto"/>
-        <w:ind w:firstLine="720"/>
-        <w:jc w:val="both"/>
-        <w:rPr>
-          <w:rFonts w:ascii="Times New Roman" w:hAnsi="Times New Roman" w:cs="Times New Roman"/>
-          <w:sz w:val="28"/>
-          <w:szCs w:val="28"/>
-        </w:rPr>
-      </w:pPr>
-      <w:r>
-        <w:rPr>
-          <w:rFonts w:ascii="Times New Roman" w:eastAsia="Arial Unicode MS" w:hAnsi="Times New Roman" w:cs="Times New Roman"/>
-          <w:sz w:val="28"/>
-          <w:szCs w:val="28"/>
-        </w:rPr>
-        <w:t xml:space="preserve">Обоснование: если элемент a конечной группы &lt;G, </w:t>
-      </w:r>
-      <w:r>
-        <w:rPr>
-          <w:rFonts w:ascii="Cambria Math" w:eastAsia="Arial Unicode MS" w:hAnsi="Cambria Math" w:cs="Cambria Math"/>
-          <w:sz w:val="28"/>
-          <w:szCs w:val="28"/>
-        </w:rPr>
-        <w:t>⋅</w:t>
-      </w:r>
-      <w:r>
-        <w:rPr>
-          <w:rFonts w:ascii="Times New Roman" w:eastAsia="Arial Unicode MS" w:hAnsi="Times New Roman" w:cs="Times New Roman"/>
-          <w:sz w:val="28"/>
-          <w:szCs w:val="28"/>
-        </w:rPr>
-        <w:t xml:space="preserve">&gt; имеет порядок </w:t>
-      </w:r>
-      <w:proofErr w:type="gramStart"/>
-      <w:r>
-        <w:rPr>
-          <w:rFonts w:ascii="Times New Roman" w:eastAsia="Arial Unicode MS" w:hAnsi="Times New Roman" w:cs="Times New Roman"/>
-          <w:sz w:val="28"/>
-          <w:szCs w:val="28"/>
-        </w:rPr>
-        <w:t>k &gt;</w:t>
-      </w:r>
-      <w:proofErr w:type="gramEnd"/>
-      <w:r>
-        <w:rPr>
-          <w:rFonts w:ascii="Times New Roman" w:eastAsia="Arial Unicode MS" w:hAnsi="Times New Roman" w:cs="Times New Roman"/>
-          <w:sz w:val="28"/>
-          <w:szCs w:val="28"/>
-        </w:rPr>
-        <w:t xml:space="preserve"> 1, то элементы a, a², …, a^(k−1), a^k = 1 различны и сами образуют подгруппу A из k элементов. Различные смежные классы b </w:t>
-      </w:r>
-      <w:r>
-        <w:rPr>
-          <w:rFonts w:ascii="Cambria Math" w:eastAsia="Arial Unicode MS" w:hAnsi="Cambria Math" w:cs="Cambria Math"/>
-          <w:sz w:val="28"/>
-          <w:szCs w:val="28"/>
-        </w:rPr>
-        <w:t>⋅</w:t>
-      </w:r>
-      <w:r>
-        <w:rPr>
-          <w:rFonts w:ascii="Times New Roman" w:eastAsia="Arial Unicode MS" w:hAnsi="Times New Roman" w:cs="Times New Roman"/>
-          <w:sz w:val="28"/>
-          <w:szCs w:val="28"/>
-        </w:rPr>
-        <w:t xml:space="preserve"> A (для b </w:t>
-      </w:r>
-      <w:r>
-        <w:rPr>
-          <w:rFonts w:ascii="Cambria Math" w:eastAsia="Arial Unicode MS" w:hAnsi="Cambria Math" w:cs="Cambria Math"/>
-          <w:sz w:val="28"/>
-          <w:szCs w:val="28"/>
-        </w:rPr>
-        <w:t>∈</w:t>
-      </w:r>
-      <w:r>
-        <w:rPr>
-          <w:rFonts w:ascii="Times New Roman" w:eastAsia="Arial Unicode MS" w:hAnsi="Times New Roman" w:cs="Times New Roman"/>
-          <w:sz w:val="28"/>
-          <w:szCs w:val="28"/>
-        </w:rPr>
-        <w:t xml:space="preserve"> G) также имеют мощность k, а их объединение дает всю группу G. Следовательно, число элементов в G равно k </w:t>
-      </w:r>
-      <w:r>
-        <w:rPr>
-          <w:rFonts w:ascii="Cambria Math" w:eastAsia="Arial Unicode MS" w:hAnsi="Cambria Math" w:cs="Cambria Math"/>
-          <w:sz w:val="28"/>
-          <w:szCs w:val="28"/>
-        </w:rPr>
-        <w:t>⋅</w:t>
-      </w:r>
-      <w:r>
-        <w:rPr>
-          <w:rFonts w:ascii="Times New Roman" w:eastAsia="Arial Unicode MS" w:hAnsi="Times New Roman" w:cs="Times New Roman"/>
-          <w:sz w:val="28"/>
-          <w:szCs w:val="28"/>
-        </w:rPr>
-        <w:t xml:space="preserve"> m, где m — число смежных классов.</w:t>
+        <w:ind w:firstLine="720"/>
+      </w:pPr>
+      <w:r>
+        <w:rPr>
+          <w:rFonts w:ascii="Times New Roman" w:hAnsi="Times New Roman" w:eastAsia="Times New Roman" w:cs="Times New Roman"/>
+          <w:sz w:val="28"/>
+          <w:szCs w:val="28"/>
+        </w:rPr>
+        <w:t xml:space="preserve"/>
+      </w:r>
+      <w:r>
+        <w:rPr>
+          <w:rFonts w:ascii="Times New Roman" w:hAnsi="Times New Roman" w:eastAsia="Times New Roman" w:cs="Times New Roman"/>
+          <w:sz w:val="28"/>
+          <w:szCs w:val="28"/>
+        </w:rPr>
+        <w:t xml:space="preserve">Формулировка Теоремы Лагранжа:</w:t>
+      </w:r>
+      <w:r>
+        <w:rPr>
+          <w:rFonts w:ascii="Times New Roman" w:hAnsi="Times New Roman" w:eastAsia="Times New Roman" w:cs="Times New Roman"/>
+          <w:sz w:val="28"/>
+          <w:szCs w:val="28"/>
+        </w:rPr>
+        <w:t xml:space="preserve"> порядок любого элемента конечной группы является делителем порядка группы.</w:t>
+      </w:r>
+    </w:p>
+    <w:p>
+      <w:pPr>
+        <w:spacing w:line="360" w:lineRule="auto"/>
+        <w:ind w:firstLine="720"/>
+        <w:jc w:val="both"/>
+        <w:rPr>
+          <w:rFonts w:ascii="Times New Roman" w:hAnsi="Times New Roman" w:cs="Times New Roman"/>
+          <w:sz w:val="28"/>
+          <w:szCs w:val="28"/>
+        </w:rPr>
+      </w:pPr>
+      <w:r>
+        <w:rPr>
+          <w:rFonts w:ascii="Times New Roman" w:hAnsi="Times New Roman" w:eastAsia="Times New Roman" w:cs="Times New Roman"/>
+          <w:sz w:val="28"/>
+          <w:szCs w:val="28"/>
+        </w:rPr>
+        <w:t xml:space="preserve">Обоснование: если элемент a конечной группы </w:t>
+      </w:r>
+      <m:oMath>
+        <m:r>
+          <m:t>⟨</m:t>
+        </m:r>
+        <m:r>
+          <m:t>G</m:t>
+        </m:r>
+        <m:r>
+          <m:t>,</m:t>
+        </m:r>
+        <m:r>
+          <m:t xml:space="preserve"> </m:t>
+        </m:r>
+        <m:r>
+          <m:t>⋅</m:t>
+        </m:r>
+        <m:r>
+          <m:t>⟩</m:t>
+        </m:r>
+      </m:oMath>
+      <w:r>
+        <w:rPr>
+          <w:rFonts w:ascii="Times New Roman" w:hAnsi="Times New Roman" w:eastAsia="Times New Roman" w:cs="Times New Roman"/>
+          <w:sz w:val="28"/>
+          <w:szCs w:val="28"/>
+        </w:rPr>
+        <w:t xml:space="preserve"> имеет порядок </w:t>
+      </w:r>
+      <m:oMath>
+        <m:r>
+          <m:t>k</m:t>
+        </m:r>
+        <m:r>
+          <m:t xml:space="preserve"> </m:t>
+        </m:r>
+        <m:r>
+          <m:t>&gt;</m:t>
+        </m:r>
+        <m:r>
+          <m:t xml:space="preserve"> </m:t>
+        </m:r>
+        <m:r>
+          <m:rPr>
+            <m:nor/>
+          </m:rPr>
+          <m:t>1</m:t>
+        </m:r>
+      </m:oMath>
+      <w:r>
+        <w:rPr>
+          <w:rFonts w:ascii="Times New Roman" w:hAnsi="Times New Roman" w:eastAsia="Times New Roman" w:cs="Times New Roman"/>
+          <w:sz w:val="28"/>
+          <w:szCs w:val="28"/>
+        </w:rPr>
+        <w:t xml:space="preserve">, то элементы </w:t>
+      </w:r>
+      <m:oMath>
+        <m:r>
+          <m:t>a</m:t>
+        </m:r>
+        <m:r>
+          <m:t>,</m:t>
+        </m:r>
+        <m:r>
+          <m:t xml:space="preserve"> </m:t>
+        </m:r>
+        <m:sSup>
+          <m:e>
+            <m:r>
+              <m:t>a</m:t>
+            </m:r>
+          </m:e>
+          <m:sup>
+            <m:r>
+              <m:rPr>
+                <m:nor/>
+              </m:rPr>
+              <m:t>2</m:t>
+            </m:r>
+          </m:sup>
+        </m:sSup>
+        <m:r>
+          <m:t>,</m:t>
+        </m:r>
+        <m:r>
+          <m:t xml:space="preserve"> </m:t>
+        </m:r>
+        <m:r>
+          <m:t>…</m:t>
+        </m:r>
+        <m:r>
+          <m:t>,</m:t>
+        </m:r>
+        <m:r>
+          <m:t xml:space="preserve"> </m:t>
+        </m:r>
+        <m:sSup>
+          <m:e>
+            <m:r>
+              <m:t>a</m:t>
+            </m:r>
+          </m:e>
+          <m:sup>
+            <m:r>
+              <m:t>k</m:t>
+            </m:r>
+            <m:r>
+              <m:t>−</m:t>
+            </m:r>
+            <m:r>
+              <m:rPr>
+                <m:nor/>
+              </m:rPr>
+              <m:t>1</m:t>
+            </m:r>
+          </m:sup>
+        </m:sSup>
+        <m:r>
+          <m:t>,</m:t>
+        </m:r>
+        <m:r>
+          <m:t xml:space="preserve"> </m:t>
+        </m:r>
+        <m:sSup>
+          <m:e>
+            <m:r>
+              <m:t>a</m:t>
+            </m:r>
+          </m:e>
+          <m:sup>
+            <m:r>
+              <m:t>k</m:t>
+            </m:r>
+          </m:sup>
+        </m:sSup>
+        <m:r>
+          <m:t xml:space="preserve"> </m:t>
+        </m:r>
+        <m:r>
+          <m:t>=</m:t>
+        </m:r>
+        <m:r>
+          <m:t xml:space="preserve"> </m:t>
+        </m:r>
+        <m:r>
+          <m:rPr>
+            <m:nor/>
+          </m:rPr>
+          <m:t>1</m:t>
+        </m:r>
+      </m:oMath>
+      <w:r>
+        <w:rPr>
+          <w:rFonts w:ascii="Times New Roman" w:hAnsi="Times New Roman" w:eastAsia="Times New Roman" w:cs="Times New Roman"/>
+          <w:sz w:val="28"/>
+          <w:szCs w:val="28"/>
+        </w:rPr>
+        <w:t xml:space="preserve"> различны и сами образуют подгруппу A из k элементов. Различные смежные классы </w:t>
+      </w:r>
+      <m:oMath>
+        <m:r>
+          <m:t>b</m:t>
+        </m:r>
+        <m:r>
+          <m:t xml:space="preserve"> </m:t>
+        </m:r>
+        <m:r>
+          <m:t>⋅</m:t>
+        </m:r>
+        <m:r>
+          <m:t xml:space="preserve"> </m:t>
+        </m:r>
+        <m:r>
+          <m:t>A</m:t>
+        </m:r>
+      </m:oMath>
+      <w:r>
+        <w:rPr>
+          <w:rFonts w:ascii="Times New Roman" w:hAnsi="Times New Roman" w:eastAsia="Times New Roman" w:cs="Times New Roman"/>
+          <w:sz w:val="28"/>
+          <w:szCs w:val="28"/>
+        </w:rPr>
+        <w:t xml:space="preserve"> (для </w:t>
+      </w:r>
+      <m:oMath>
+        <m:r>
+          <m:t>b</m:t>
+        </m:r>
+        <m:r>
+          <m:t xml:space="preserve"> </m:t>
+        </m:r>
+        <m:r>
+          <m:t>∈</m:t>
+        </m:r>
+        <m:r>
+          <m:t xml:space="preserve"> </m:t>
+        </m:r>
+        <m:r>
+          <m:t>G</m:t>
+        </m:r>
+      </m:oMath>
+      <w:r>
+        <w:rPr>
+          <w:rFonts w:ascii="Times New Roman" w:hAnsi="Times New Roman" w:eastAsia="Times New Roman" w:cs="Times New Roman"/>
+          <w:sz w:val="28"/>
+          <w:szCs w:val="28"/>
+        </w:rPr>
+        <w:t xml:space="preserve">) также имеют мощность k, а их объединение дает всю группу G. Следовательно, число элементов в G равно </w:t>
+      </w:r>
+      <m:oMath>
+        <m:r>
+          <m:t>k</m:t>
+        </m:r>
+        <m:r>
+          <m:t xml:space="preserve"> </m:t>
+        </m:r>
+        <m:r>
+          <m:t>⋅</m:t>
+        </m:r>
+        <m:r>
+          <m:t xml:space="preserve"> </m:t>
+        </m:r>
+        <m:r>
+          <m:t>m</m:t>
+        </m:r>
+      </m:oMath>
+      <w:r>
+        <w:rPr>
+          <w:rFonts w:ascii="Times New Roman" w:hAnsi="Times New Roman" w:eastAsia="Times New Roman" w:cs="Times New Roman"/>
+          <w:sz w:val="28"/>
+          <w:szCs w:val="28"/>
+        </w:rPr>
+        <w:t xml:space="preserve">, где m — число смежных классов.</w:t>
       </w:r>
     </w:p>
     <w:p>
@@ -3159,11 +6919,36 @@
       </w:pPr>
       <w:r>
         <w:rPr>
-          <w:rFonts w:ascii="Times New Roman" w:hAnsi="Times New Roman" w:cs="Times New Roman"/>
-          <w:sz w:val="28"/>
-          <w:szCs w:val="28"/>
-        </w:rPr>
-        <w:t>Множество ненулевых элементов кольца Z₂₉ образует группу по умножению с порядком 28. По теореме Лагранжа порядок любого элемента должен быть делителем числа 28. Возможные порядки элементов: 1, 2, 4, 7, 14, 28.</w:t>
+          <w:rFonts w:ascii="Times New Roman" w:hAnsi="Times New Roman" w:eastAsia="Times New Roman" w:cs="Times New Roman"/>
+          <w:sz w:val="28"/>
+          <w:szCs w:val="28"/>
+        </w:rPr>
+        <w:t xml:space="preserve">Множество ненулевых элементов кольца </w:t>
+      </w:r>
+      <m:oMath>
+        <m:sSub>
+          <m:e>
+            <m:r>
+              <m:t>Z</m:t>
+            </m:r>
+          </m:e>
+          <m:sub>
+            <m:r>
+              <m:rPr>
+                <m:nor/>
+              </m:rPr>
+              <m:t>29</m:t>
+            </m:r>
+          </m:sub>
+        </m:sSub>
+      </m:oMath>
+      <w:r>
+        <w:rPr>
+          <w:rFonts w:ascii="Times New Roman" w:hAnsi="Times New Roman" w:eastAsia="Times New Roman" w:cs="Times New Roman"/>
+          <w:sz w:val="28"/>
+          <w:szCs w:val="28"/>
+        </w:rPr>
+        <w:t xml:space="preserve"> образует группу по умножению с порядком 28. По теореме Лагранжа порядок любого элемента должен быть делителем числа 28. Возможные порядки элементов: 1, 2, 4, 7, 14, 28.</w:t>
       </w:r>
     </w:p>
     <w:p>
@@ -3213,12 +6998,33 @@
       </w:pPr>
       <w:r>
         <w:rPr>
-          <w:rFonts w:ascii="Times New Roman" w:hAnsi="Times New Roman" w:cs="Times New Roman"/>
-          <w:sz w:val="28"/>
-          <w:szCs w:val="28"/>
-        </w:rPr>
-        <w:lastRenderedPageBreak/>
-        <w:t>В контексте модулярной арифметики множество классов вычетов по модулю n (Zₙ) обладает структурой кольца. Рассмотрим определения группы и Абелевой группы:</w:t>
+          <w:rFonts w:ascii="Times New Roman" w:hAnsi="Times New Roman" w:eastAsia="Times New Roman" w:cs="Times New Roman"/>
+          <w:sz w:val="28"/>
+          <w:szCs w:val="28"/>
+        </w:rPr>
+        <w:t xml:space="preserve">В контексте модулярной арифметики множество классов вычетов по модулю n (</w:t>
+      </w:r>
+      <m:oMath>
+        <m:sSub>
+          <m:e>
+            <m:r>
+              <m:t>Z</m:t>
+            </m:r>
+          </m:e>
+          <m:sub>
+            <m:r>
+              <m:t>n</m:t>
+            </m:r>
+          </m:sub>
+        </m:sSub>
+      </m:oMath>
+      <w:r>
+        <w:rPr>
+          <w:rFonts w:ascii="Times New Roman" w:hAnsi="Times New Roman" w:eastAsia="Times New Roman" w:cs="Times New Roman"/>
+          <w:sz w:val="28"/>
+          <w:szCs w:val="28"/>
+        </w:rPr>
+        <w:t xml:space="preserve">) обладает структурой кольца. Рассмотрим определения группы и Абелевой группы:</w:t>
       </w:r>
     </w:p>
     <w:p>
@@ -3275,51 +7081,243 @@
       </w:pPr>
       <w:r>
         <w:rPr>
+          <w:rFonts w:ascii="Times New Roman" w:hAnsi="Times New Roman" w:eastAsia="Times New Roman" w:cs="Times New Roman"/>
+          <w:sz w:val="28"/>
+          <w:szCs w:val="28"/>
+        </w:rPr>
+        <w:t xml:space="preserve">1) Ассоциативность: </w:t>
+      </w:r>
+      <m:oMath>
+        <m:r>
+          <m:t>a</m:t>
+        </m:r>
+        <m:r>
+          <m:t xml:space="preserve"> </m:t>
+        </m:r>
+        <m:r>
+          <m:t>+</m:t>
+        </m:r>
+        <m:r>
+          <m:t xml:space="preserve"> </m:t>
+        </m:r>
+        <m:r>
+          <m:rPr>
+            <m:nor/>
+          </m:rPr>
+          <m:t>(</m:t>
+        </m:r>
+        <m:r>
+          <m:t>b</m:t>
+        </m:r>
+        <m:r>
+          <m:t xml:space="preserve"> </m:t>
+        </m:r>
+        <m:r>
+          <m:t>+</m:t>
+        </m:r>
+        <m:r>
+          <m:t xml:space="preserve"> </m:t>
+        </m:r>
+        <m:r>
+          <m:t>c</m:t>
+        </m:r>
+        <m:r>
+          <m:rPr>
+            <m:nor/>
+          </m:rPr>
+          <m:t>)</m:t>
+        </m:r>
+        <m:r>
+          <m:t xml:space="preserve"> </m:t>
+        </m:r>
+        <m:r>
+          <m:t>=</m:t>
+        </m:r>
+        <m:r>
+          <m:t xml:space="preserve"> </m:t>
+        </m:r>
+        <m:r>
+          <m:rPr>
+            <m:nor/>
+          </m:rPr>
+          <m:t>(</m:t>
+        </m:r>
+        <m:r>
+          <m:t>a</m:t>
+        </m:r>
+        <m:r>
+          <m:t xml:space="preserve"> </m:t>
+        </m:r>
+        <m:r>
+          <m:t>+</m:t>
+        </m:r>
+        <m:r>
+          <m:t xml:space="preserve"> </m:t>
+        </m:r>
+        <m:r>
+          <m:t>b</m:t>
+        </m:r>
+        <m:r>
+          <m:rPr>
+            <m:nor/>
+          </m:rPr>
+          <m:t>)</m:t>
+        </m:r>
+        <m:r>
+          <m:t xml:space="preserve"> </m:t>
+        </m:r>
+        <m:r>
+          <m:t>+</m:t>
+        </m:r>
+        <m:r>
+          <m:t xml:space="preserve"> </m:t>
+        </m:r>
+        <m:r>
+          <m:t>c</m:t>
+        </m:r>
+      </m:oMath>
+      <w:r>
+        <w:rPr>
+          <w:rFonts w:ascii="Times New Roman" w:hAnsi="Times New Roman" w:eastAsia="Times New Roman" w:cs="Times New Roman"/>
+          <w:sz w:val="28"/>
+          <w:szCs w:val="28"/>
+        </w:rPr>
+        <w:t xml:space="preserve">.</w:t>
+      </w:r>
+    </w:p>
+    <w:p>
+      <w:pPr>
+        <w:spacing w:line="360" w:lineRule="auto"/>
+        <w:ind w:firstLine="720"/>
+        <w:jc w:val="both"/>
+        <w:rPr>
           <w:rFonts w:ascii="Times New Roman" w:eastAsia="Arial Unicode MS" w:hAnsi="Times New Roman" w:cs="Times New Roman"/>
           <w:sz w:val="28"/>
           <w:szCs w:val="28"/>
         </w:rPr>
-        <w:t>1) Ассоциативность: a + (b + c) = (a + b) + c.</w:t>
-      </w:r>
-    </w:p>
-    <w:p>
-      <w:pPr>
-        <w:spacing w:line="360" w:lineRule="auto"/>
-        <w:ind w:firstLine="720"/>
-        <w:jc w:val="both"/>
-        <w:rPr>
-          <w:rFonts w:ascii="Times New Roman" w:eastAsia="Arial Unicode MS" w:hAnsi="Times New Roman" w:cs="Times New Roman"/>
-          <w:sz w:val="28"/>
-          <w:szCs w:val="28"/>
-        </w:rPr>
-      </w:pPr>
-      <w:r>
-        <w:rPr>
-          <w:rFonts w:ascii="Times New Roman" w:eastAsia="Arial Unicode MS" w:hAnsi="Times New Roman" w:cs="Times New Roman"/>
-          <w:sz w:val="28"/>
-          <w:szCs w:val="28"/>
-        </w:rPr>
-        <w:t>2) Существование нулевого элемента: a + 0 = a.</w:t>
-      </w:r>
-    </w:p>
-    <w:p>
-      <w:pPr>
-        <w:spacing w:line="360" w:lineRule="auto"/>
-        <w:ind w:firstLine="720"/>
-        <w:jc w:val="both"/>
-        <w:rPr>
-          <w:rFonts w:ascii="Times New Roman" w:hAnsi="Times New Roman" w:cs="Times New Roman"/>
-          <w:sz w:val="28"/>
-          <w:szCs w:val="28"/>
-        </w:rPr>
-      </w:pPr>
-      <w:r>
-        <w:rPr>
-          <w:rFonts w:ascii="Times New Roman" w:eastAsia="Arial Unicode MS" w:hAnsi="Times New Roman" w:cs="Times New Roman"/>
-          <w:sz w:val="28"/>
-          <w:szCs w:val="28"/>
-        </w:rPr>
-        <w:t>3) Существование обратного элемента: a + (−a) = 0.</w:t>
+      </w:pPr>
+      <w:r>
+        <w:rPr>
+          <w:rFonts w:ascii="Times New Roman" w:hAnsi="Times New Roman" w:eastAsia="Times New Roman" w:cs="Times New Roman"/>
+          <w:sz w:val="28"/>
+          <w:szCs w:val="28"/>
+        </w:rPr>
+        <w:t xml:space="preserve">2) Существование нулевого элемента: </w:t>
+      </w:r>
+      <m:oMath>
+        <m:r>
+          <m:t>a</m:t>
+        </m:r>
+        <m:r>
+          <m:t xml:space="preserve"> </m:t>
+        </m:r>
+        <m:r>
+          <m:t>+</m:t>
+        </m:r>
+        <m:r>
+          <m:t xml:space="preserve"> </m:t>
+        </m:r>
+        <m:r>
+          <m:rPr>
+            <m:nor/>
+          </m:rPr>
+          <m:t>0</m:t>
+        </m:r>
+        <m:r>
+          <m:t xml:space="preserve"> </m:t>
+        </m:r>
+        <m:r>
+          <m:t>=</m:t>
+        </m:r>
+        <m:r>
+          <m:t xml:space="preserve"> </m:t>
+        </m:r>
+        <m:r>
+          <m:t>a</m:t>
+        </m:r>
+      </m:oMath>
+      <w:r>
+        <w:rPr>
+          <w:rFonts w:ascii="Times New Roman" w:hAnsi="Times New Roman" w:eastAsia="Times New Roman" w:cs="Times New Roman"/>
+          <w:sz w:val="28"/>
+          <w:szCs w:val="28"/>
+        </w:rPr>
+        <w:t xml:space="preserve">.</w:t>
+      </w:r>
+    </w:p>
+    <w:p>
+      <w:pPr>
+        <w:spacing w:line="360" w:lineRule="auto"/>
+        <w:ind w:firstLine="720"/>
+        <w:jc w:val="both"/>
+        <w:rPr>
+          <w:rFonts w:ascii="Times New Roman" w:hAnsi="Times New Roman" w:cs="Times New Roman"/>
+          <w:sz w:val="28"/>
+          <w:szCs w:val="28"/>
+        </w:rPr>
+      </w:pPr>
+      <w:r>
+        <w:rPr>
+          <w:rFonts w:ascii="Times New Roman" w:hAnsi="Times New Roman" w:eastAsia="Times New Roman" w:cs="Times New Roman"/>
+          <w:sz w:val="28"/>
+          <w:szCs w:val="28"/>
+        </w:rPr>
+        <w:t xml:space="preserve">3) Существование обратного элемента: </w:t>
+      </w:r>
+      <m:oMath>
+        <m:r>
+          <m:t>a</m:t>
+        </m:r>
+        <m:r>
+          <m:t xml:space="preserve"> </m:t>
+        </m:r>
+        <m:r>
+          <m:t>+</m:t>
+        </m:r>
+        <m:r>
+          <m:t xml:space="preserve"> </m:t>
+        </m:r>
+        <m:r>
+          <m:rPr>
+            <m:nor/>
+          </m:rPr>
+          <m:t>(</m:t>
+        </m:r>
+        <m:r>
+          <m:t>−</m:t>
+        </m:r>
+        <m:r>
+          <m:t>a</m:t>
+        </m:r>
+        <m:r>
+          <m:rPr>
+            <m:nor/>
+          </m:rPr>
+          <m:t>)</m:t>
+        </m:r>
+        <m:r>
+          <m:t xml:space="preserve"> </m:t>
+        </m:r>
+        <m:r>
+          <m:t>=</m:t>
+        </m:r>
+        <m:r>
+          <m:t xml:space="preserve"> </m:t>
+        </m:r>
+        <m:r>
+          <m:rPr>
+            <m:nor/>
+          </m:rPr>
+          <m:t>0</m:t>
+        </m:r>
+      </m:oMath>
+      <w:r>
+        <w:rPr>
+          <w:rFonts w:ascii="Times New Roman" w:hAnsi="Times New Roman" w:eastAsia="Times New Roman" w:cs="Times New Roman"/>
+          <w:sz w:val="28"/>
+          <w:szCs w:val="28"/>
+        </w:rPr>
+        <w:t xml:space="preserve">.</w:t>
       </w:r>
     </w:p>
     <w:p>
@@ -3355,31 +7353,102 @@
       </w:pPr>
       <w:r>
         <w:rPr>
-          <w:rFonts w:ascii="Times New Roman" w:hAnsi="Times New Roman" w:cs="Times New Roman"/>
-          <w:sz w:val="28"/>
-          <w:szCs w:val="28"/>
-        </w:rPr>
-        <w:t>Если в группе дополнительно выполняется коммутативность (a + b = b + a), то группа называется Абелевой.</w:t>
-      </w:r>
-    </w:p>
-    <w:p>
-      <w:pPr>
-        <w:spacing w:line="360" w:lineRule="auto"/>
-        <w:ind w:firstLine="720"/>
-        <w:jc w:val="both"/>
-        <w:rPr>
-          <w:rFonts w:ascii="Times New Roman" w:hAnsi="Times New Roman" w:cs="Times New Roman"/>
-          <w:sz w:val="28"/>
-          <w:szCs w:val="28"/>
-        </w:rPr>
-      </w:pPr>
-      <w:r>
-        <w:rPr>
-          <w:rFonts w:ascii="Times New Roman" w:hAnsi="Times New Roman" w:cs="Times New Roman"/>
-          <w:sz w:val="28"/>
-          <w:szCs w:val="28"/>
-        </w:rPr>
-        <w:t>Пример: группа по сложению в Zₙ является Абелевой.</w:t>
+          <w:rFonts w:ascii="Times New Roman" w:hAnsi="Times New Roman" w:eastAsia="Times New Roman" w:cs="Times New Roman"/>
+          <w:sz w:val="28"/>
+          <w:szCs w:val="28"/>
+        </w:rPr>
+        <w:t xml:space="preserve">Если в группе дополнительно выполняется коммутативность (</w:t>
+      </w:r>
+      <m:oMath>
+        <m:r>
+          <m:t>a</m:t>
+        </m:r>
+        <m:r>
+          <m:t xml:space="preserve"> </m:t>
+        </m:r>
+        <m:r>
+          <m:t>+</m:t>
+        </m:r>
+        <m:r>
+          <m:t xml:space="preserve"> </m:t>
+        </m:r>
+        <m:r>
+          <m:t>b</m:t>
+        </m:r>
+        <m:r>
+          <m:t xml:space="preserve"> </m:t>
+        </m:r>
+        <m:r>
+          <m:t>=</m:t>
+        </m:r>
+        <m:r>
+          <m:t xml:space="preserve"> </m:t>
+        </m:r>
+        <m:r>
+          <m:t>b</m:t>
+        </m:r>
+        <m:r>
+          <m:t xml:space="preserve"> </m:t>
+        </m:r>
+        <m:r>
+          <m:t>+</m:t>
+        </m:r>
+        <m:r>
+          <m:t xml:space="preserve"> </m:t>
+        </m:r>
+        <m:r>
+          <m:t>a</m:t>
+        </m:r>
+      </m:oMath>
+      <w:r>
+        <w:rPr>
+          <w:rFonts w:ascii="Times New Roman" w:hAnsi="Times New Roman" w:eastAsia="Times New Roman" w:cs="Times New Roman"/>
+          <w:sz w:val="28"/>
+          <w:szCs w:val="28"/>
+        </w:rPr>
+        <w:t xml:space="preserve">), то группа называется Абелевой.</w:t>
+      </w:r>
+    </w:p>
+    <w:p>
+      <w:pPr>
+        <w:spacing w:line="360" w:lineRule="auto"/>
+        <w:ind w:firstLine="720"/>
+        <w:jc w:val="both"/>
+        <w:rPr>
+          <w:rFonts w:ascii="Times New Roman" w:hAnsi="Times New Roman" w:cs="Times New Roman"/>
+          <w:sz w:val="28"/>
+          <w:szCs w:val="28"/>
+        </w:rPr>
+      </w:pPr>
+      <w:r>
+        <w:rPr>
+          <w:rFonts w:ascii="Times New Roman" w:hAnsi="Times New Roman" w:eastAsia="Times New Roman" w:cs="Times New Roman"/>
+          <w:sz w:val="28"/>
+          <w:szCs w:val="28"/>
+        </w:rPr>
+        <w:t xml:space="preserve">Пример: группа по сложению в </w:t>
+      </w:r>
+      <m:oMath>
+        <m:sSub>
+          <m:e>
+            <m:r>
+              <m:t>Z</m:t>
+            </m:r>
+          </m:e>
+          <m:sub>
+            <m:r>
+              <m:t>n</m:t>
+            </m:r>
+          </m:sub>
+        </m:sSub>
+      </m:oMath>
+      <w:r>
+        <w:rPr>
+          <w:rFonts w:ascii="Times New Roman" w:hAnsi="Times New Roman" w:eastAsia="Times New Roman" w:cs="Times New Roman"/>
+          <w:sz w:val="28"/>
+          <w:szCs w:val="28"/>
+        </w:rPr>
+        <w:t xml:space="preserve"> является Абелевой.</w:t>
       </w:r>
     </w:p>
     <w:p>
@@ -3418,31 +7487,107 @@
       </w:pPr>
       <w:r>
         <w:rPr>
-          <w:rFonts w:ascii="Times New Roman" w:hAnsi="Times New Roman" w:cs="Times New Roman"/>
-          <w:sz w:val="28"/>
-          <w:szCs w:val="28"/>
-        </w:rPr>
-        <w:t>Понятие «коммутативная группа по умножению» связано с множеством ненулевых элементов кольца Zₙ (обозначается Zₙ*).</w:t>
-      </w:r>
-    </w:p>
-    <w:p>
-      <w:pPr>
-        <w:spacing w:line="360" w:lineRule="auto"/>
-        <w:ind w:firstLine="720"/>
-        <w:jc w:val="both"/>
-        <w:rPr>
-          <w:rFonts w:ascii="Times New Roman" w:hAnsi="Times New Roman" w:cs="Times New Roman"/>
-          <w:sz w:val="28"/>
-          <w:szCs w:val="28"/>
-        </w:rPr>
-      </w:pPr>
-      <w:r>
-        <w:rPr>
-          <w:rFonts w:ascii="Times New Roman" w:hAnsi="Times New Roman" w:cs="Times New Roman"/>
-          <w:sz w:val="28"/>
-          <w:szCs w:val="28"/>
-        </w:rPr>
-        <w:t>Если n — простое число, то Zₙ* образует коммутативную группу по умножению. Она обладает свойствами:</w:t>
+          <w:rFonts w:ascii="Times New Roman" w:hAnsi="Times New Roman" w:eastAsia="Times New Roman" w:cs="Times New Roman"/>
+          <w:sz w:val="28"/>
+          <w:szCs w:val="28"/>
+        </w:rPr>
+        <w:t xml:space="preserve">Понятие «коммутативная группа по умножению» связано с множеством ненулевых элементов кольца </w:t>
+      </w:r>
+      <m:oMath>
+        <m:sSub>
+          <m:e>
+            <m:r>
+              <m:t>Z</m:t>
+            </m:r>
+          </m:e>
+          <m:sub>
+            <m:r>
+              <m:t>n</m:t>
+            </m:r>
+          </m:sub>
+        </m:sSub>
+      </m:oMath>
+      <w:r>
+        <w:rPr>
+          <w:rFonts w:ascii="Times New Roman" w:hAnsi="Times New Roman" w:eastAsia="Times New Roman" w:cs="Times New Roman"/>
+          <w:sz w:val="28"/>
+          <w:szCs w:val="28"/>
+        </w:rPr>
+        <w:t xml:space="preserve"> (обозначается </w:t>
+      </w:r>
+      <m:oMath>
+        <m:sSubSup>
+          <m:e>
+            <m:r>
+              <m:t>Z</m:t>
+            </m:r>
+          </m:e>
+          <m:sub>
+            <m:r>
+              <m:t>n</m:t>
+            </m:r>
+          </m:sub>
+          <m:sup>
+            <m:r>
+              <m:t>*</m:t>
+            </m:r>
+          </m:sup>
+        </m:sSubSup>
+      </m:oMath>
+      <w:r>
+        <w:rPr>
+          <w:rFonts w:ascii="Times New Roman" w:hAnsi="Times New Roman" w:eastAsia="Times New Roman" w:cs="Times New Roman"/>
+          <w:sz w:val="28"/>
+          <w:szCs w:val="28"/>
+        </w:rPr>
+        <w:t xml:space="preserve">).</w:t>
+      </w:r>
+    </w:p>
+    <w:p>
+      <w:pPr>
+        <w:spacing w:line="360" w:lineRule="auto"/>
+        <w:ind w:firstLine="720"/>
+        <w:jc w:val="both"/>
+        <w:rPr>
+          <w:rFonts w:ascii="Times New Roman" w:hAnsi="Times New Roman" w:cs="Times New Roman"/>
+          <w:sz w:val="28"/>
+          <w:szCs w:val="28"/>
+        </w:rPr>
+      </w:pPr>
+      <w:r>
+        <w:rPr>
+          <w:rFonts w:ascii="Times New Roman" w:hAnsi="Times New Roman" w:eastAsia="Times New Roman" w:cs="Times New Roman"/>
+          <w:sz w:val="28"/>
+          <w:szCs w:val="28"/>
+        </w:rPr>
+        <w:t xml:space="preserve">Если n — простое число, то </w:t>
+      </w:r>
+      <m:oMath>
+        <m:sSubSup>
+          <m:e>
+            <m:r>
+              <m:t>Z</m:t>
+            </m:r>
+          </m:e>
+          <m:sub>
+            <m:r>
+              <m:t>n</m:t>
+            </m:r>
+          </m:sub>
+          <m:sup>
+            <m:r>
+              <m:t>*</m:t>
+            </m:r>
+          </m:sup>
+        </m:sSubSup>
+      </m:oMath>
+      <w:r>
+        <w:rPr>
+          <w:rFonts w:ascii="Times New Roman" w:hAnsi="Times New Roman" w:eastAsia="Times New Roman" w:cs="Times New Roman"/>
+          <w:sz w:val="28"/>
+          <w:szCs w:val="28"/>
+        </w:rPr>
+        <w:t xml:space="preserve"> образует коммутативную группу по умножению. Она обладает свойствами:</w:t>
       </w:r>
     </w:p>
     <w:p>
@@ -3478,27 +7623,50 @@
       </w:pPr>
       <w:r>
         <w:rPr>
-          <w:rFonts w:ascii="Times New Roman" w:eastAsia="Arial Unicode MS" w:hAnsi="Times New Roman" w:cs="Times New Roman"/>
-          <w:sz w:val="28"/>
-          <w:szCs w:val="28"/>
-        </w:rPr>
-        <w:t xml:space="preserve">2) Существование обратного элемента для каждого a </w:t>
-      </w:r>
-      <w:r>
-        <w:rPr>
-          <w:rFonts w:ascii="Cambria Math" w:eastAsia="Arial Unicode MS" w:hAnsi="Cambria Math" w:cs="Cambria Math"/>
-          <w:sz w:val="28"/>
-          <w:szCs w:val="28"/>
-        </w:rPr>
-        <w:t>∈</w:t>
-      </w:r>
-      <w:r>
-        <w:rPr>
-          <w:rFonts w:ascii="Times New Roman" w:eastAsia="Arial Unicode MS" w:hAnsi="Times New Roman" w:cs="Times New Roman"/>
-          <w:sz w:val="28"/>
-          <w:szCs w:val="28"/>
-        </w:rPr>
-        <w:t xml:space="preserve"> Zₙ*.</w:t>
+          <w:rFonts w:ascii="Times New Roman" w:hAnsi="Times New Roman" w:eastAsia="Times New Roman" w:cs="Times New Roman"/>
+          <w:sz w:val="28"/>
+          <w:szCs w:val="28"/>
+        </w:rPr>
+        <w:t xml:space="preserve">2) Существование обратного элемента для каждого </w:t>
+      </w:r>
+      <m:oMath>
+        <m:r>
+          <m:t>a</m:t>
+        </m:r>
+        <m:r>
+          <m:t xml:space="preserve"> </m:t>
+        </m:r>
+        <m:r>
+          <m:t>∈</m:t>
+        </m:r>
+        <m:r>
+          <m:t xml:space="preserve"> </m:t>
+        </m:r>
+        <m:sSubSup>
+          <m:e>
+            <m:r>
+              <m:t>Z</m:t>
+            </m:r>
+          </m:e>
+          <m:sub>
+            <m:r>
+              <m:t>n</m:t>
+            </m:r>
+          </m:sub>
+          <m:sup>
+            <m:r>
+              <m:t>*</m:t>
+            </m:r>
+          </m:sup>
+        </m:sSubSup>
+      </m:oMath>
+      <w:r>
+        <w:rPr>
+          <w:rFonts w:ascii="Times New Roman" w:hAnsi="Times New Roman" w:eastAsia="Times New Roman" w:cs="Times New Roman"/>
+          <w:sz w:val="28"/>
+          <w:szCs w:val="28"/>
+        </w:rPr>
+        <w:t xml:space="preserve">.</w:t>
       </w:r>
     </w:p>
     <w:p>
@@ -3534,11 +7702,42 @@
       </w:pPr>
       <w:r>
         <w:rPr>
-          <w:rFonts w:ascii="Times New Roman" w:hAnsi="Times New Roman" w:cs="Times New Roman"/>
-          <w:sz w:val="28"/>
-          <w:szCs w:val="28"/>
-        </w:rPr>
-        <w:t>Такая структура вместе с Абелевой группой по сложению образует поле. Конечные поля называются полями Галуа (GF(q)).</w:t>
+          <w:rFonts w:ascii="Times New Roman" w:hAnsi="Times New Roman" w:eastAsia="Times New Roman" w:cs="Times New Roman"/>
+          <w:sz w:val="28"/>
+          <w:szCs w:val="28"/>
+        </w:rPr>
+        <w:t xml:space="preserve">Такая структура вместе с Абелевой группой по сложению образует поле. Конечные поля называются полями Галуа (</w:t>
+      </w:r>
+      <m:oMath>
+        <m:r>
+          <m:rPr>
+            <m:nor/>
+          </m:rPr>
+          <m:t>GF</m:t>
+        </m:r>
+        <m:r>
+          <m:rPr>
+            <m:nor/>
+          </m:rPr>
+          <m:t>(</m:t>
+        </m:r>
+        <m:r>
+          <m:t>q</m:t>
+        </m:r>
+        <m:r>
+          <m:rPr>
+            <m:nor/>
+          </m:rPr>
+          <m:t>)</m:t>
+        </m:r>
+      </m:oMath>
+      <w:r>
+        <w:rPr>
+          <w:rFonts w:ascii="Times New Roman" w:hAnsi="Times New Roman" w:eastAsia="Times New Roman" w:cs="Times New Roman"/>
+          <w:sz w:val="28"/>
+          <w:szCs w:val="28"/>
+        </w:rPr>
+        <w:t xml:space="preserve">).</w:t>
       </w:r>
     </w:p>
     <w:p>
@@ -3710,27 +7909,48 @@
       </w:pPr>
       <w:r>
         <w:rPr>
-          <w:rFonts w:ascii="Times New Roman" w:eastAsia="Arial Unicode MS" w:hAnsi="Times New Roman" w:cs="Times New Roman"/>
-          <w:sz w:val="28"/>
-          <w:szCs w:val="28"/>
-        </w:rPr>
-        <w:t xml:space="preserve">5) Безопасность RSA основана на сложности факторизации числа n = p </w:t>
-      </w:r>
-      <w:r>
-        <w:rPr>
-          <w:rFonts w:ascii="Cambria Math" w:eastAsia="Arial Unicode MS" w:hAnsi="Cambria Math" w:cs="Cambria Math"/>
-          <w:sz w:val="28"/>
-          <w:szCs w:val="28"/>
-        </w:rPr>
-        <w:t>⋅</w:t>
-      </w:r>
-      <w:r>
-        <w:rPr>
-          <w:rFonts w:ascii="Times New Roman" w:eastAsia="Arial Unicode MS" w:hAnsi="Times New Roman" w:cs="Times New Roman"/>
-          <w:sz w:val="28"/>
-          <w:szCs w:val="28"/>
-        </w:rPr>
-        <w:t xml:space="preserve"> q, где p и q — большие простые числа.</w:t>
+          <w:rFonts w:ascii="Times New Roman" w:hAnsi="Times New Roman" w:eastAsia="Times New Roman" w:cs="Times New Roman"/>
+          <w:sz w:val="28"/>
+          <w:szCs w:val="28"/>
+        </w:rPr>
+        <w:t xml:space="preserve">5) Безопасность RSA основана на сложности факторизации числа </w:t>
+      </w:r>
+      <m:oMath>
+        <m:r>
+          <m:t>n</m:t>
+        </m:r>
+        <m:r>
+          <m:t xml:space="preserve"> </m:t>
+        </m:r>
+        <m:r>
+          <m:t>=</m:t>
+        </m:r>
+        <m:r>
+          <m:t xml:space="preserve"> </m:t>
+        </m:r>
+        <m:r>
+          <m:t>p</m:t>
+        </m:r>
+        <m:r>
+          <m:t xml:space="preserve"> </m:t>
+        </m:r>
+        <m:r>
+          <m:t>⋅</m:t>
+        </m:r>
+        <m:r>
+          <m:t xml:space="preserve"> </m:t>
+        </m:r>
+        <m:r>
+          <m:t>q</m:t>
+        </m:r>
+      </m:oMath>
+      <w:r>
+        <w:rPr>
+          <w:rFonts w:ascii="Times New Roman" w:hAnsi="Times New Roman" w:eastAsia="Times New Roman" w:cs="Times New Roman"/>
+          <w:sz w:val="28"/>
+          <w:szCs w:val="28"/>
+        </w:rPr>
+        <w:t xml:space="preserve">, где p и q — большие простые числа.</w:t>
       </w:r>
     </w:p>
     <w:p>
